--- a/ZapIN.docx
+++ b/ZapIN.docx
@@ -1638,7 +1638,7 @@
     <w:p>
       <w:r>
         <w:pict w14:anchorId="2B4AE9AD">
-          <v:rect id="_x0000_i1049" style="width:0;height:1.5pt" o:hralign="center" o:hrstd="t" o:hr="t" fillcolor="#a0a0a0" stroked="f"/>
+          <v:rect id="_x0000_i1025" style="width:0;height:1.5pt" o:hralign="center" o:hrstd="t" o:hr="t" fillcolor="#a0a0a0" stroked="f"/>
         </w:pict>
       </w:r>
     </w:p>
@@ -2365,6 +2365,7 @@
       <w:r>
         <w:t xml:space="preserve"> yang </w:t>
       </w:r>
+      <w:proofErr w:type="gramStart"/>
       <w:r>
         <w:rPr>
           <w:i/>
@@ -2372,6 +2373,7 @@
         </w:rPr>
         <w:t>overstay</w:t>
       </w:r>
+      <w:proofErr w:type="gramEnd"/>
       <w:r>
         <w:t xml:space="preserve"> di slot </w:t>
       </w:r>
@@ -2901,12 +2903,17 @@
     </w:p>
     <w:p>
       <w:proofErr w:type="spellStart"/>
+      <w:proofErr w:type="gramStart"/>
       <w:r>
         <w:t>Revisi</w:t>
       </w:r>
       <w:proofErr w:type="spellEnd"/>
       <w:r>
-        <w:t xml:space="preserve"> :  </w:t>
+        <w:t xml:space="preserve"> :</w:t>
+      </w:r>
+      <w:proofErr w:type="gramEnd"/>
+      <w:r>
+        <w:t xml:space="preserve">  </w:t>
       </w:r>
       <w:proofErr w:type="spellStart"/>
       <w:r>
@@ -2920,7 +2927,7 @@
     <w:p>
       <w:r>
         <w:pict w14:anchorId="73F367F0">
-          <v:rect id="_x0000_i1050" style="width:0;height:1.5pt" o:hralign="center" o:hrstd="t" o:hr="t" fillcolor="#a0a0a0" stroked="f"/>
+          <v:rect id="_x0000_i1026" style="width:0;height:1.5pt" o:hralign="center" o:hrstd="t" o:hr="t" fillcolor="#a0a0a0" stroked="f"/>
         </w:pict>
       </w:r>
     </w:p>
@@ -4428,7 +4435,7 @@
     <w:p>
       <w:r>
         <w:pict w14:anchorId="5BE75713">
-          <v:rect id="_x0000_i1051" style="width:0;height:1.5pt" o:hralign="center" o:hrstd="t" o:hr="t" fillcolor="#a0a0a0" stroked="f"/>
+          <v:rect id="_x0000_i1027" style="width:0;height:1.5pt" o:hralign="center" o:hrstd="t" o:hr="t" fillcolor="#a0a0a0" stroked="f"/>
         </w:pict>
       </w:r>
     </w:p>
@@ -5539,7 +5546,7 @@
     <w:p>
       <w:r>
         <w:pict w14:anchorId="55045B87">
-          <v:rect id="_x0000_i1052" style="width:0;height:1.5pt" o:hralign="center" o:hrstd="t" o:hr="t" fillcolor="#a0a0a0" stroked="f"/>
+          <v:rect id="_x0000_i1028" style="width:0;height:1.5pt" o:hralign="center" o:hrstd="t" o:hr="t" fillcolor="#a0a0a0" stroked="f"/>
         </w:pict>
       </w:r>
     </w:p>
@@ -6725,12 +6732,21 @@
       <w:r>
         <w:t xml:space="preserve"> </w:t>
       </w:r>
-      <w:r>
-        <w:rPr>
-          <w:b/>
-          <w:bCs/>
-        </w:rPr>
-        <w:t>0,87 ton CO2/MWh (</w:t>
+      <w:proofErr w:type="gramStart"/>
+      <w:r>
+        <w:rPr>
+          <w:b/>
+          <w:bCs/>
+        </w:rPr>
+        <w:t>0,87 ton</w:t>
+      </w:r>
+      <w:proofErr w:type="gramEnd"/>
+      <w:r>
+        <w:rPr>
+          <w:b/>
+          <w:bCs/>
+        </w:rPr>
+        <w:t xml:space="preserve"> CO2/MWh (</w:t>
       </w:r>
       <w:proofErr w:type="spellStart"/>
       <w:r>
@@ -6806,50 +6822,20 @@
           <w:i/>
           <w:iCs/>
         </w:rPr>
-        <w:t>Operating Margin</w:t>
-      </w:r>
-      <w:r>
-        <w:t xml:space="preserve"> : </w:t>
-      </w:r>
+        <w:t xml:space="preserve">Operating </w:t>
+      </w:r>
+      <w:proofErr w:type="gramStart"/>
       <w:r>
         <w:rPr>
           <w:i/>
           <w:iCs/>
         </w:rPr>
-        <w:t>Build Margin</w:t>
-      </w:r>
-      <w:r>
-        <w:t xml:space="preserve"> </w:t>
-      </w:r>
-      <w:proofErr w:type="spellStart"/>
-      <w:r>
-        <w:t>sebesar</w:t>
-      </w:r>
-      <w:proofErr w:type="spellEnd"/>
-      <w:r>
-        <w:t xml:space="preserve"> 50:50, </w:t>
-      </w:r>
-      <w:proofErr w:type="spellStart"/>
-      <w:r>
-        <w:t>konsisten</w:t>
-      </w:r>
-      <w:proofErr w:type="spellEnd"/>
-      <w:r>
-        <w:t xml:space="preserve"> </w:t>
-      </w:r>
-      <w:proofErr w:type="spellStart"/>
-      <w:r>
-        <w:t>baik</w:t>
-      </w:r>
-      <w:proofErr w:type="spellEnd"/>
-      <w:r>
-        <w:t xml:space="preserve"> pada </w:t>
-      </w:r>
-      <w:proofErr w:type="spellStart"/>
-      <w:r>
-        <w:t>perhitungan</w:t>
-      </w:r>
-      <w:proofErr w:type="spellEnd"/>
+        <w:t>Margin</w:t>
+      </w:r>
+      <w:r>
+        <w:t xml:space="preserve"> :</w:t>
+      </w:r>
+      <w:proofErr w:type="gramEnd"/>
       <w:r>
         <w:t xml:space="preserve"> </w:t>
       </w:r>
@@ -6858,14 +6844,38 @@
           <w:i/>
           <w:iCs/>
         </w:rPr>
-        <w:t>Ex-Post</w:t>
-      </w:r>
-      <w:r>
-        <w:t xml:space="preserve"> </w:t>
-      </w:r>
-      <w:proofErr w:type="spellStart"/>
-      <w:r>
-        <w:t>maupun</w:t>
+        <w:t>Build Margin</w:t>
+      </w:r>
+      <w:r>
+        <w:t xml:space="preserve"> </w:t>
+      </w:r>
+      <w:proofErr w:type="spellStart"/>
+      <w:r>
+        <w:t>sebesar</w:t>
+      </w:r>
+      <w:proofErr w:type="spellEnd"/>
+      <w:r>
+        <w:t xml:space="preserve"> 50:50, </w:t>
+      </w:r>
+      <w:proofErr w:type="spellStart"/>
+      <w:r>
+        <w:t>konsisten</w:t>
+      </w:r>
+      <w:proofErr w:type="spellEnd"/>
+      <w:r>
+        <w:t xml:space="preserve"> </w:t>
+      </w:r>
+      <w:proofErr w:type="spellStart"/>
+      <w:r>
+        <w:t>baik</w:t>
+      </w:r>
+      <w:proofErr w:type="spellEnd"/>
+      <w:r>
+        <w:t xml:space="preserve"> pada </w:t>
+      </w:r>
+      <w:proofErr w:type="spellStart"/>
+      <w:r>
+        <w:t>perhitungan</w:t>
       </w:r>
       <w:proofErr w:type="spellEnd"/>
       <w:r>
@@ -6876,6 +6886,24 @@
           <w:i/>
           <w:iCs/>
         </w:rPr>
+        <w:t>Ex-Post</w:t>
+      </w:r>
+      <w:r>
+        <w:t xml:space="preserve"> </w:t>
+      </w:r>
+      <w:proofErr w:type="spellStart"/>
+      <w:r>
+        <w:t>maupun</w:t>
+      </w:r>
+      <w:proofErr w:type="spellEnd"/>
+      <w:r>
+        <w:t xml:space="preserve"> </w:t>
+      </w:r>
+      <w:r>
+        <w:rPr>
+          <w:i/>
+          <w:iCs/>
+        </w:rPr>
         <w:t>Ex-Ante</w:t>
       </w:r>
       <w:r>
@@ -7090,12 +7118,21 @@
       <w:r>
         <w:t xml:space="preserve"> </w:t>
       </w:r>
+      <w:proofErr w:type="gramStart"/>
       <w:r>
         <w:rPr>
           <w:i/>
           <w:iCs/>
         </w:rPr>
-        <w:t>The What &amp; The Why</w:t>
+        <w:t>The</w:t>
+      </w:r>
+      <w:proofErr w:type="gramEnd"/>
+      <w:r>
+        <w:rPr>
+          <w:i/>
+          <w:iCs/>
+        </w:rPr>
+        <w:t xml:space="preserve"> What &amp; The Why</w:t>
       </w:r>
       <w:r>
         <w:t xml:space="preserve">. </w:t>
@@ -8592,8 +8629,13 @@
       </w:r>
       <w:proofErr w:type="spellEnd"/>
       <w:r>
-        <w:t xml:space="preserve"> (Cafe, Hotel, Restaurant)..</w:t>
-      </w:r>
+        <w:t xml:space="preserve"> (Cafe, Hotel, Restaurant</w:t>
+      </w:r>
+      <w:proofErr w:type="gramStart"/>
+      <w:r>
+        <w:t>)..</w:t>
+      </w:r>
+      <w:proofErr w:type="gramEnd"/>
     </w:p>
     <w:p>
       <w:pPr>
@@ -9118,7 +9160,15 @@
       </w:r>
       <w:proofErr w:type="spellEnd"/>
       <w:r>
-        <w:t xml:space="preserve"> QRIS yang support all payment gateway).</w:t>
+        <w:t xml:space="preserve"> QRIS yang </w:t>
+      </w:r>
+      <w:proofErr w:type="gramStart"/>
+      <w:r>
+        <w:t>support</w:t>
+      </w:r>
+      <w:proofErr w:type="gramEnd"/>
+      <w:r>
+        <w:t xml:space="preserve"> all payment gateway).</w:t>
       </w:r>
     </w:p>
     <w:p>
@@ -9268,12 +9318,21 @@
       <w:r>
         <w:t xml:space="preserve"> </w:t>
       </w:r>
+      <w:proofErr w:type="gramStart"/>
       <w:r>
         <w:rPr>
           <w:i/>
           <w:iCs/>
         </w:rPr>
-        <w:t>The Who &amp; The Psychology</w:t>
+        <w:t>The</w:t>
+      </w:r>
+      <w:proofErr w:type="gramEnd"/>
+      <w:r>
+        <w:rPr>
+          <w:i/>
+          <w:iCs/>
+        </w:rPr>
+        <w:t xml:space="preserve"> Who &amp; The Psychology</w:t>
       </w:r>
       <w:r>
         <w:t xml:space="preserve">. </w:t>
@@ -11069,12 +11128,21 @@
       <w:r>
         <w:t xml:space="preserve"> </w:t>
       </w:r>
+      <w:proofErr w:type="gramStart"/>
       <w:r>
         <w:rPr>
           <w:i/>
           <w:iCs/>
         </w:rPr>
-        <w:t>The How Big</w:t>
+        <w:t>The</w:t>
+      </w:r>
+      <w:proofErr w:type="gramEnd"/>
+      <w:r>
+        <w:rPr>
+          <w:i/>
+          <w:iCs/>
+        </w:rPr>
+        <w:t xml:space="preserve"> How Big</w:t>
       </w:r>
       <w:r>
         <w:t xml:space="preserve">. </w:t>
@@ -12917,15 +12985,7 @@
       </w:r>
       <w:proofErr w:type="spellEnd"/>
       <w:r>
-        <w:t xml:space="preserve"> &amp; </w:t>
-      </w:r>
-      <w:proofErr w:type="spellStart"/>
-      <w:r>
-        <w:t>Posisi</w:t>
-      </w:r>
-      <w:proofErr w:type="spellEnd"/>
-      <w:r>
-        <w:t xml:space="preserve"> </w:t>
+        <w:t xml:space="preserve"> &amp; Posisi </w:t>
       </w:r>
       <w:proofErr w:type="spellStart"/>
       <w:r>
@@ -13096,12 +13156,21 @@
       <w:r>
         <w:t xml:space="preserve"> </w:t>
       </w:r>
+      <w:proofErr w:type="gramStart"/>
       <w:r>
         <w:rPr>
           <w:i/>
           <w:iCs/>
         </w:rPr>
-        <w:t>The How to Catch</w:t>
+        <w:t>The</w:t>
+      </w:r>
+      <w:proofErr w:type="gramEnd"/>
+      <w:r>
+        <w:rPr>
+          <w:i/>
+          <w:iCs/>
+        </w:rPr>
+        <w:t xml:space="preserve"> How to Catch</w:t>
       </w:r>
       <w:r>
         <w:t xml:space="preserve">. </w:t>
@@ -14471,12 +14540,21 @@
       <w:r>
         <w:t xml:space="preserve"> </w:t>
       </w:r>
+      <w:proofErr w:type="gramStart"/>
       <w:r>
         <w:rPr>
           <w:i/>
           <w:iCs/>
         </w:rPr>
-        <w:t>The Why Us</w:t>
+        <w:t>The</w:t>
+      </w:r>
+      <w:proofErr w:type="gramEnd"/>
+      <w:r>
+        <w:rPr>
+          <w:i/>
+          <w:iCs/>
+        </w:rPr>
+        <w:t xml:space="preserve"> Why Us</w:t>
       </w:r>
       <w:r>
         <w:t xml:space="preserve">. </w:t>
@@ -16043,6 +16121,9 @@
     </w:p>
     <w:p>
       <w:r>
+        <w:rPr>
+          <w:noProof/>
+        </w:rPr>
         <w:lastRenderedPageBreak/>
         <w:drawing>
           <wp:inline distT="0" distB="0" distL="0" distR="0" wp14:anchorId="3949057F" wp14:editId="1E65935D">
@@ -16094,6 +16175,9 @@
         </w:drawing>
       </w:r>
       <w:r>
+        <w:rPr>
+          <w:noProof/>
+        </w:rPr>
         <w:drawing>
           <wp:inline distT="0" distB="0" distL="0" distR="0" wp14:anchorId="41649C1F" wp14:editId="625AE6AE">
             <wp:extent cx="5731510" cy="3213735"/>
@@ -16144,6 +16228,9 @@
         </w:drawing>
       </w:r>
       <w:r>
+        <w:rPr>
+          <w:noProof/>
+        </w:rPr>
         <w:lastRenderedPageBreak/>
         <w:drawing>
           <wp:inline distT="0" distB="0" distL="0" distR="0" wp14:anchorId="4BC639F0" wp14:editId="5AA24A60">
@@ -16254,12 +16341,21 @@
       <w:r>
         <w:t xml:space="preserve"> </w:t>
       </w:r>
+      <w:proofErr w:type="gramStart"/>
       <w:r>
         <w:rPr>
           <w:i/>
           <w:iCs/>
         </w:rPr>
-        <w:t>The How Much</w:t>
+        <w:t>The</w:t>
+      </w:r>
+      <w:proofErr w:type="gramEnd"/>
+      <w:r>
+        <w:rPr>
+          <w:i/>
+          <w:iCs/>
+        </w:rPr>
+        <w:t xml:space="preserve"> How Much</w:t>
       </w:r>
       <w:r>
         <w:t xml:space="preserve">. </w:t>
@@ -17551,792 +17647,6109 @@
       </w:r>
     </w:p>
     <w:p>
+      <w:pPr>
+        <w:rPr>
+          <w:b/>
+          <w:bCs/>
+        </w:rPr>
+      </w:pPr>
       <w:r>
         <w:rPr>
           <w:b/>
           <w:bCs/>
         </w:rPr>
         <w:lastRenderedPageBreak/>
-        <w:t xml:space="preserve">1. </w:t>
-      </w:r>
-      <w:r>
-        <w:rPr>
-          <w:b/>
-          <w:bCs/>
-        </w:rPr>
-        <w:t xml:space="preserve">Qudwa Abyaz </w:t>
-      </w:r>
-      <w:r>
-        <w:rPr>
-          <w:b/>
-          <w:bCs/>
-        </w:rPr>
-        <w:t>Ghiffar</w:t>
-      </w:r>
-      <w:r>
-        <w:rPr>
-          <w:b/>
-          <w:bCs/>
-        </w:rPr>
-        <w:t>a</w:t>
-      </w:r>
-      <w:r>
-        <w:rPr>
-          <w:b/>
-          <w:bCs/>
-        </w:rPr>
-        <w:t xml:space="preserve"> — Chief Executive Officer (CEO) &amp; Product Lead</w:t>
+        <w:t>1. Qudwa Abyaz Ghiffara — Chief Executive Officer &amp; Founding Product Lead</w:t>
       </w:r>
     </w:p>
     <w:p>
       <w:pPr>
         <w:numPr>
           <w:ilvl w:val="0"/>
-          <w:numId w:val="2"/>
+          <w:numId w:val="24"/>
         </w:numPr>
-      </w:pPr>
-      <w:r>
-        <w:rPr>
+        <w:rPr>
+          <w:b/>
+          <w:bCs/>
+        </w:rPr>
+      </w:pPr>
+      <w:r>
+        <w:rPr>
+          <w:b/>
+          <w:bCs/>
+        </w:rPr>
+        <w:t>Role Badge: CHIEF EXECUTIVE OFFICER &amp; FOUNDING PRODUCT LEAD</w:t>
+      </w:r>
+    </w:p>
+    <w:p>
+      <w:pPr>
+        <w:numPr>
+          <w:ilvl w:val="0"/>
+          <w:numId w:val="24"/>
+        </w:numPr>
+        <w:rPr>
+          <w:b/>
+          <w:bCs/>
+        </w:rPr>
+      </w:pPr>
+      <w:r>
+        <w:rPr>
+          <w:b/>
+          <w:bCs/>
+        </w:rPr>
+        <w:t>Nama: Qudwa Abyaz Ghiffara (</w:t>
+      </w:r>
+      <w:proofErr w:type="spellStart"/>
+      <w:r>
+        <w:rPr>
+          <w:b/>
+          <w:bCs/>
+        </w:rPr>
+        <w:t>Ghiffar</w:t>
+      </w:r>
+      <w:proofErr w:type="spellEnd"/>
+      <w:r>
+        <w:rPr>
+          <w:b/>
+          <w:bCs/>
+        </w:rPr>
+        <w:t xml:space="preserve">) </w:t>
+      </w:r>
+    </w:p>
+    <w:p>
+      <w:pPr>
+        <w:numPr>
+          <w:ilvl w:val="0"/>
+          <w:numId w:val="24"/>
+        </w:numPr>
+        <w:rPr>
+          <w:b/>
+          <w:bCs/>
+        </w:rPr>
+      </w:pPr>
+      <w:proofErr w:type="spellStart"/>
+      <w:r>
+        <w:rPr>
+          <w:b/>
+          <w:bCs/>
+        </w:rPr>
+        <w:t>Institusi</w:t>
+      </w:r>
+      <w:proofErr w:type="spellEnd"/>
+      <w:r>
+        <w:rPr>
+          <w:b/>
+          <w:bCs/>
+        </w:rPr>
+        <w:t xml:space="preserve">: </w:t>
+      </w:r>
+      <w:r>
+        <w:rPr>
+          <w:rFonts w:ascii="Segoe UI Emoji" w:hAnsi="Segoe UI Emoji" w:cs="Segoe UI Emoji"/>
+          <w:b/>
+          <w:bCs/>
+        </w:rPr>
+        <w:t>🎓</w:t>
+      </w:r>
+      <w:r>
+        <w:rPr>
+          <w:b/>
+          <w:bCs/>
+        </w:rPr>
+        <w:t xml:space="preserve"> S1 Teknik </w:t>
+      </w:r>
+      <w:proofErr w:type="spellStart"/>
+      <w:r>
+        <w:rPr>
+          <w:b/>
+          <w:bCs/>
+        </w:rPr>
+        <w:t>Informatika</w:t>
+      </w:r>
+      <w:proofErr w:type="spellEnd"/>
+      <w:r>
+        <w:rPr>
+          <w:b/>
+          <w:bCs/>
+        </w:rPr>
+        <w:t xml:space="preserve">, Universitas </w:t>
+      </w:r>
+      <w:proofErr w:type="spellStart"/>
+      <w:r>
+        <w:rPr>
+          <w:b/>
+          <w:bCs/>
+        </w:rPr>
+        <w:t>Brawijaya</w:t>
+      </w:r>
+      <w:proofErr w:type="spellEnd"/>
+      <w:r>
+        <w:rPr>
+          <w:b/>
+          <w:bCs/>
+        </w:rPr>
+        <w:t xml:space="preserve"> </w:t>
+      </w:r>
+    </w:p>
+    <w:p>
+      <w:pPr>
+        <w:rPr>
+          <w:b/>
+          <w:bCs/>
+        </w:rPr>
+      </w:pPr>
+      <w:r>
+        <w:rPr>
+          <w:b/>
+          <w:bCs/>
           <w:i/>
           <w:iCs/>
         </w:rPr>
-        <w:t>Pendidikan:</w:t>
-      </w:r>
-      <w:r>
-        <w:t xml:space="preserve"> S1 Teknik </w:t>
-      </w:r>
-      <w:proofErr w:type="spellStart"/>
-      <w:r>
-        <w:t>Informatika</w:t>
-      </w:r>
-      <w:proofErr w:type="spellEnd"/>
-      <w:r>
-        <w:t xml:space="preserve">, Universitas </w:t>
-      </w:r>
-      <w:proofErr w:type="spellStart"/>
-      <w:r>
-        <w:t>Brawijaya</w:t>
-      </w:r>
-      <w:proofErr w:type="spellEnd"/>
+        <w:t xml:space="preserve">"True leadership is the ability to orchestrate deep technology into real-world economic empowerment. At </w:t>
+      </w:r>
+      <w:proofErr w:type="spellStart"/>
+      <w:r>
+        <w:rPr>
+          <w:b/>
+          <w:bCs/>
+          <w:i/>
+          <w:iCs/>
+        </w:rPr>
+        <w:t>ZapLabs</w:t>
+      </w:r>
+      <w:proofErr w:type="spellEnd"/>
+      <w:r>
+        <w:rPr>
+          <w:b/>
+          <w:bCs/>
+          <w:i/>
+          <w:iCs/>
+        </w:rPr>
+        <w:t>, we don't just engineer intelligent systems—we unlock sustainable business models that move society forward."</w:t>
+      </w:r>
     </w:p>
     <w:p>
       <w:pPr>
         <w:numPr>
           <w:ilvl w:val="0"/>
-          <w:numId w:val="2"/>
+          <w:numId w:val="25"/>
         </w:numPr>
-      </w:pPr>
-      <w:proofErr w:type="spellStart"/>
-      <w:r>
-        <w:rPr>
-          <w:b/>
-          <w:bCs/>
-        </w:rPr>
-        <w:t>Keahlian</w:t>
-      </w:r>
-      <w:proofErr w:type="spellEnd"/>
-      <w:r>
-        <w:rPr>
-          <w:b/>
-          <w:bCs/>
-        </w:rPr>
-        <w:t>:</w:t>
-      </w:r>
-      <w:r>
-        <w:t xml:space="preserve"> </w:t>
-      </w:r>
-      <w:r>
-        <w:rPr>
+        <w:rPr>
+          <w:b/>
+          <w:bCs/>
+        </w:rPr>
+      </w:pPr>
+      <w:r>
+        <w:rPr>
+          <w:b/>
+          <w:bCs/>
+        </w:rPr>
+        <w:t>KEY COMPETENCIES &amp; FOCUS:</w:t>
+      </w:r>
+    </w:p>
+    <w:p>
+      <w:pPr>
+        <w:numPr>
+          <w:ilvl w:val="1"/>
+          <w:numId w:val="25"/>
+        </w:numPr>
+        <w:rPr>
+          <w:b/>
+          <w:bCs/>
+        </w:rPr>
+      </w:pPr>
+      <w:r>
+        <w:rPr>
+          <w:b/>
+          <w:bCs/>
+        </w:rPr>
+        <w:t>Venture Leadership &amp; Governance</w:t>
+      </w:r>
+    </w:p>
+    <w:p>
+      <w:pPr>
+        <w:numPr>
+          <w:ilvl w:val="1"/>
+          <w:numId w:val="25"/>
+        </w:numPr>
+        <w:rPr>
+          <w:b/>
+          <w:bCs/>
+        </w:rPr>
+      </w:pPr>
+      <w:r>
+        <w:rPr>
+          <w:b/>
+          <w:bCs/>
+        </w:rPr>
+        <w:t>Product Architecture &amp; UI/UX</w:t>
+      </w:r>
+    </w:p>
+    <w:p>
+      <w:pPr>
+        <w:numPr>
+          <w:ilvl w:val="1"/>
+          <w:numId w:val="25"/>
+        </w:numPr>
+        <w:rPr>
+          <w:b/>
+          <w:bCs/>
+        </w:rPr>
+      </w:pPr>
+      <w:r>
+        <w:rPr>
+          <w:b/>
+          <w:bCs/>
+        </w:rPr>
+        <w:t>Cross-Functional Team Orchestration</w:t>
+      </w:r>
+    </w:p>
+    <w:p>
+      <w:pPr>
+        <w:numPr>
+          <w:ilvl w:val="1"/>
+          <w:numId w:val="25"/>
+        </w:numPr>
+        <w:rPr>
+          <w:b/>
+          <w:bCs/>
+        </w:rPr>
+      </w:pPr>
+      <w:r>
+        <w:rPr>
+          <w:b/>
+          <w:bCs/>
+        </w:rPr>
+        <w:t>B2B MSME Economic Transformation</w:t>
+      </w:r>
+    </w:p>
+    <w:p>
+      <w:pPr>
+        <w:numPr>
+          <w:ilvl w:val="0"/>
+          <w:numId w:val="25"/>
+        </w:numPr>
+        <w:rPr>
+          <w:b/>
+          <w:bCs/>
+        </w:rPr>
+      </w:pPr>
+      <w:r>
+        <w:rPr>
+          <w:b/>
+          <w:bCs/>
+        </w:rPr>
+        <w:t>EXECUTIVE EXPERIENCE &amp; LEADERSHIP IMPACT:</w:t>
+      </w:r>
+    </w:p>
+    <w:p>
+      <w:pPr>
+        <w:numPr>
+          <w:ilvl w:val="1"/>
+          <w:numId w:val="25"/>
+        </w:numPr>
+        <w:rPr>
+          <w:b/>
+          <w:bCs/>
+        </w:rPr>
+      </w:pPr>
+      <w:r>
+        <w:rPr>
+          <w:b/>
+          <w:bCs/>
+        </w:rPr>
+        <w:t xml:space="preserve">Venture &amp; Product Steering: </w:t>
+      </w:r>
+      <w:proofErr w:type="spellStart"/>
+      <w:r>
+        <w:rPr>
+          <w:b/>
+          <w:bCs/>
+        </w:rPr>
+        <w:t>Memimpin</w:t>
+      </w:r>
+      <w:proofErr w:type="spellEnd"/>
+      <w:r>
+        <w:rPr>
+          <w:b/>
+          <w:bCs/>
+        </w:rPr>
+        <w:t xml:space="preserve"> </w:t>
+      </w:r>
+      <w:proofErr w:type="spellStart"/>
+      <w:r>
+        <w:rPr>
+          <w:b/>
+          <w:bCs/>
+        </w:rPr>
+        <w:t>visi</w:t>
+      </w:r>
+      <w:proofErr w:type="spellEnd"/>
+      <w:r>
+        <w:rPr>
+          <w:b/>
+          <w:bCs/>
+        </w:rPr>
+        <w:t xml:space="preserve"> </w:t>
+      </w:r>
+      <w:proofErr w:type="spellStart"/>
+      <w:r>
+        <w:rPr>
+          <w:b/>
+          <w:bCs/>
+        </w:rPr>
+        <w:t>strategis</w:t>
+      </w:r>
+      <w:proofErr w:type="spellEnd"/>
+      <w:r>
+        <w:rPr>
+          <w:b/>
+          <w:bCs/>
+        </w:rPr>
+        <w:t xml:space="preserve">, </w:t>
+      </w:r>
+      <w:proofErr w:type="spellStart"/>
+      <w:r>
+        <w:rPr>
+          <w:b/>
+          <w:bCs/>
+        </w:rPr>
+        <w:t>peta</w:t>
+      </w:r>
+      <w:proofErr w:type="spellEnd"/>
+      <w:r>
+        <w:rPr>
+          <w:b/>
+          <w:bCs/>
+        </w:rPr>
+        <w:t xml:space="preserve"> </w:t>
+      </w:r>
+      <w:proofErr w:type="spellStart"/>
+      <w:r>
+        <w:rPr>
+          <w:b/>
+          <w:bCs/>
+        </w:rPr>
+        <w:t>jalan</w:t>
+      </w:r>
+      <w:proofErr w:type="spellEnd"/>
+      <w:r>
+        <w:rPr>
+          <w:b/>
+          <w:bCs/>
+        </w:rPr>
+        <w:t xml:space="preserve"> </w:t>
+      </w:r>
+      <w:proofErr w:type="spellStart"/>
+      <w:r>
+        <w:rPr>
+          <w:b/>
+          <w:bCs/>
+        </w:rPr>
+        <w:t>komersial</w:t>
+      </w:r>
+      <w:proofErr w:type="spellEnd"/>
+      <w:r>
+        <w:rPr>
+          <w:b/>
+          <w:bCs/>
+        </w:rPr>
+        <w:t xml:space="preserve">, dan </w:t>
+      </w:r>
+      <w:proofErr w:type="spellStart"/>
+      <w:r>
+        <w:rPr>
+          <w:b/>
+          <w:bCs/>
+        </w:rPr>
+        <w:t>arsitektur</w:t>
+      </w:r>
+      <w:proofErr w:type="spellEnd"/>
+      <w:r>
+        <w:rPr>
+          <w:b/>
+          <w:bCs/>
+        </w:rPr>
+        <w:t xml:space="preserve"> </w:t>
+      </w:r>
+      <w:proofErr w:type="spellStart"/>
+      <w:r>
+        <w:rPr>
+          <w:b/>
+          <w:bCs/>
+        </w:rPr>
+        <w:t>produk</w:t>
+      </w:r>
+      <w:proofErr w:type="spellEnd"/>
+      <w:r>
+        <w:rPr>
+          <w:b/>
+          <w:bCs/>
+        </w:rPr>
+        <w:t xml:space="preserve"> digital </w:t>
+      </w:r>
+      <w:proofErr w:type="spellStart"/>
+      <w:r>
+        <w:rPr>
+          <w:b/>
+          <w:bCs/>
+        </w:rPr>
+        <w:t>ekosistem</w:t>
+      </w:r>
+      <w:proofErr w:type="spellEnd"/>
+      <w:r>
+        <w:rPr>
+          <w:b/>
+          <w:bCs/>
+        </w:rPr>
+        <w:t xml:space="preserve"> </w:t>
+      </w:r>
+      <w:proofErr w:type="spellStart"/>
+      <w:r>
+        <w:rPr>
+          <w:b/>
+          <w:bCs/>
+        </w:rPr>
+        <w:t>ZapIN</w:t>
+      </w:r>
+      <w:proofErr w:type="spellEnd"/>
+      <w:r>
+        <w:rPr>
+          <w:b/>
+          <w:bCs/>
+        </w:rPr>
+        <w:t xml:space="preserve"> (</w:t>
+      </w:r>
+      <w:r>
+        <w:rPr>
+          <w:b/>
+          <w:bCs/>
           <w:i/>
           <w:iCs/>
         </w:rPr>
-        <w:t>Product Management</w:t>
-      </w:r>
-      <w:r>
-        <w:t xml:space="preserve">, </w:t>
-      </w:r>
-      <w:r>
-        <w:rPr>
+        <w:t>Intelligent Distributed EV Charging</w:t>
+      </w:r>
+      <w:r>
+        <w:rPr>
+          <w:b/>
+          <w:bCs/>
+        </w:rPr>
+        <w:t xml:space="preserve">). </w:t>
+      </w:r>
+    </w:p>
+    <w:p>
+      <w:pPr>
+        <w:numPr>
+          <w:ilvl w:val="1"/>
+          <w:numId w:val="25"/>
+        </w:numPr>
+        <w:rPr>
+          <w:b/>
+          <w:bCs/>
+        </w:rPr>
+      </w:pPr>
+      <w:r>
+        <w:rPr>
+          <w:b/>
+          <w:bCs/>
+        </w:rPr>
+        <w:t xml:space="preserve">Cross-Functional Team Leadership: </w:t>
+      </w:r>
+      <w:proofErr w:type="spellStart"/>
+      <w:r>
+        <w:rPr>
+          <w:b/>
+          <w:bCs/>
+        </w:rPr>
+        <w:t>Berpengalaman</w:t>
+      </w:r>
+      <w:proofErr w:type="spellEnd"/>
+      <w:r>
+        <w:rPr>
+          <w:b/>
+          <w:bCs/>
+        </w:rPr>
+        <w:t xml:space="preserve"> </w:t>
+      </w:r>
+      <w:proofErr w:type="spellStart"/>
+      <w:r>
+        <w:rPr>
+          <w:b/>
+          <w:bCs/>
+        </w:rPr>
+        <w:t>memimpin</w:t>
+      </w:r>
+      <w:proofErr w:type="spellEnd"/>
+      <w:r>
+        <w:rPr>
+          <w:b/>
+          <w:bCs/>
+        </w:rPr>
+        <w:t xml:space="preserve"> dan </w:t>
+      </w:r>
+      <w:proofErr w:type="spellStart"/>
+      <w:r>
+        <w:rPr>
+          <w:b/>
+          <w:bCs/>
+        </w:rPr>
+        <w:t>menyelaraskan</w:t>
+      </w:r>
+      <w:proofErr w:type="spellEnd"/>
+      <w:r>
+        <w:rPr>
+          <w:b/>
+          <w:bCs/>
+        </w:rPr>
+        <w:t xml:space="preserve"> </w:t>
+      </w:r>
+      <w:proofErr w:type="spellStart"/>
+      <w:r>
+        <w:rPr>
+          <w:b/>
+          <w:bCs/>
+        </w:rPr>
+        <w:t>eksekusi</w:t>
+      </w:r>
+      <w:proofErr w:type="spellEnd"/>
+      <w:r>
+        <w:rPr>
+          <w:b/>
+          <w:bCs/>
+        </w:rPr>
+        <w:t xml:space="preserve"> </w:t>
+      </w:r>
+      <w:proofErr w:type="spellStart"/>
+      <w:r>
+        <w:rPr>
+          <w:b/>
+          <w:bCs/>
+        </w:rPr>
+        <w:t>lintas</w:t>
+      </w:r>
+      <w:proofErr w:type="spellEnd"/>
+      <w:r>
+        <w:rPr>
+          <w:b/>
+          <w:bCs/>
+        </w:rPr>
+        <w:t xml:space="preserve"> divisi </w:t>
+      </w:r>
+      <w:proofErr w:type="spellStart"/>
+      <w:r>
+        <w:rPr>
+          <w:b/>
+          <w:bCs/>
+        </w:rPr>
+        <w:t>teknologi</w:t>
+      </w:r>
+      <w:proofErr w:type="spellEnd"/>
+      <w:r>
+        <w:rPr>
+          <w:b/>
+          <w:bCs/>
+        </w:rPr>
+        <w:t xml:space="preserve"> (</w:t>
+      </w:r>
+      <w:r>
+        <w:rPr>
+          <w:b/>
+          <w:bCs/>
           <w:i/>
           <w:iCs/>
         </w:rPr>
-        <w:t>UI/UX Design</w:t>
-      </w:r>
-      <w:r>
-        <w:t xml:space="preserve">, </w:t>
-      </w:r>
-      <w:proofErr w:type="spellStart"/>
-      <w:r>
-        <w:t>Pengalaman</w:t>
-      </w:r>
-      <w:proofErr w:type="spellEnd"/>
-      <w:r>
-        <w:t xml:space="preserve"> </w:t>
-      </w:r>
-      <w:proofErr w:type="spellStart"/>
-      <w:r>
-        <w:t>Kompetisi</w:t>
-      </w:r>
-      <w:proofErr w:type="spellEnd"/>
-      <w:r>
-        <w:t xml:space="preserve"> </w:t>
-      </w:r>
-      <w:proofErr w:type="spellStart"/>
-      <w:r>
-        <w:t>Inovasi</w:t>
-      </w:r>
-      <w:proofErr w:type="spellEnd"/>
-      <w:r>
-        <w:t xml:space="preserve"> Nasional/Internasional.</w:t>
+        <w:t>hardware</w:t>
+      </w:r>
+      <w:r>
+        <w:rPr>
+          <w:b/>
+          <w:bCs/>
+        </w:rPr>
+        <w:t xml:space="preserve">, AI, </w:t>
+      </w:r>
+      <w:r>
+        <w:rPr>
+          <w:b/>
+          <w:bCs/>
+          <w:i/>
+          <w:iCs/>
+        </w:rPr>
+        <w:t>cloud</w:t>
+      </w:r>
+      <w:r>
+        <w:rPr>
+          <w:b/>
+          <w:bCs/>
+        </w:rPr>
+        <w:t xml:space="preserve">) dan </w:t>
+      </w:r>
+      <w:proofErr w:type="spellStart"/>
+      <w:r>
+        <w:rPr>
+          <w:b/>
+          <w:bCs/>
+        </w:rPr>
+        <w:t>komersial</w:t>
+      </w:r>
+      <w:proofErr w:type="spellEnd"/>
+      <w:r>
+        <w:rPr>
+          <w:b/>
+          <w:bCs/>
+        </w:rPr>
+        <w:t xml:space="preserve"> </w:t>
+      </w:r>
+      <w:proofErr w:type="spellStart"/>
+      <w:r>
+        <w:rPr>
+          <w:b/>
+          <w:bCs/>
+        </w:rPr>
+        <w:t>menuju</w:t>
+      </w:r>
+      <w:proofErr w:type="spellEnd"/>
+      <w:r>
+        <w:rPr>
+          <w:b/>
+          <w:bCs/>
+        </w:rPr>
+        <w:t xml:space="preserve"> target KPI </w:t>
+      </w:r>
+      <w:proofErr w:type="spellStart"/>
+      <w:r>
+        <w:rPr>
+          <w:b/>
+          <w:bCs/>
+        </w:rPr>
+        <w:t>terukur</w:t>
+      </w:r>
+      <w:proofErr w:type="spellEnd"/>
+      <w:r>
+        <w:rPr>
+          <w:b/>
+          <w:bCs/>
+        </w:rPr>
+        <w:t xml:space="preserve">. </w:t>
       </w:r>
     </w:p>
     <w:p>
       <w:pPr>
         <w:numPr>
-          <w:ilvl w:val="0"/>
-          <w:numId w:val="2"/>
+          <w:ilvl w:val="1"/>
+          <w:numId w:val="25"/>
         </w:numPr>
-      </w:pPr>
-      <w:proofErr w:type="spellStart"/>
-      <w:r>
-        <w:rPr>
-          <w:b/>
-          <w:bCs/>
-        </w:rPr>
-        <w:t>Pengalaman</w:t>
-      </w:r>
-      <w:proofErr w:type="spellEnd"/>
-      <w:r>
-        <w:rPr>
-          <w:b/>
-          <w:bCs/>
-        </w:rPr>
-        <w:t>:</w:t>
+        <w:rPr>
+          <w:b/>
+          <w:bCs/>
+        </w:rPr>
+      </w:pPr>
+      <w:r>
+        <w:rPr>
+          <w:b/>
+          <w:bCs/>
+        </w:rPr>
+        <w:t xml:space="preserve">High-Impact Brand Reach (1.000.000+ Views): </w:t>
+      </w:r>
+      <w:proofErr w:type="spellStart"/>
+      <w:r>
+        <w:rPr>
+          <w:b/>
+          <w:bCs/>
+        </w:rPr>
+        <w:t>Berhasil</w:t>
+      </w:r>
+      <w:proofErr w:type="spellEnd"/>
+      <w:r>
+        <w:rPr>
+          <w:b/>
+          <w:bCs/>
+        </w:rPr>
+        <w:t xml:space="preserve"> </w:t>
+      </w:r>
+      <w:proofErr w:type="spellStart"/>
+      <w:r>
+        <w:rPr>
+          <w:b/>
+          <w:bCs/>
+        </w:rPr>
+        <w:t>memimpin</w:t>
+      </w:r>
+      <w:proofErr w:type="spellEnd"/>
+      <w:r>
+        <w:rPr>
+          <w:b/>
+          <w:bCs/>
+        </w:rPr>
+        <w:t xml:space="preserve"> strategi </w:t>
+      </w:r>
+      <w:proofErr w:type="spellStart"/>
+      <w:r>
+        <w:rPr>
+          <w:b/>
+          <w:bCs/>
+        </w:rPr>
+        <w:t>komunikasi</w:t>
+      </w:r>
+      <w:proofErr w:type="spellEnd"/>
+      <w:r>
+        <w:rPr>
+          <w:b/>
+          <w:bCs/>
+        </w:rPr>
+        <w:t xml:space="preserve"> </w:t>
+      </w:r>
+      <w:proofErr w:type="spellStart"/>
+      <w:r>
+        <w:rPr>
+          <w:b/>
+          <w:bCs/>
+        </w:rPr>
+        <w:t>publik</w:t>
+      </w:r>
+      <w:proofErr w:type="spellEnd"/>
+      <w:r>
+        <w:rPr>
+          <w:b/>
+          <w:bCs/>
+        </w:rPr>
+        <w:t xml:space="preserve"> dan </w:t>
+      </w:r>
+      <w:proofErr w:type="spellStart"/>
+      <w:r>
+        <w:rPr>
+          <w:b/>
+          <w:bCs/>
+        </w:rPr>
+        <w:t>kampanye</w:t>
+      </w:r>
+      <w:proofErr w:type="spellEnd"/>
+      <w:r>
+        <w:rPr>
+          <w:b/>
+          <w:bCs/>
+        </w:rPr>
+        <w:t xml:space="preserve"> digital </w:t>
+      </w:r>
+      <w:proofErr w:type="spellStart"/>
+      <w:r>
+        <w:rPr>
+          <w:b/>
+          <w:bCs/>
+        </w:rPr>
+        <w:t>berskala</w:t>
+      </w:r>
+      <w:proofErr w:type="spellEnd"/>
+      <w:r>
+        <w:rPr>
+          <w:b/>
+          <w:bCs/>
+        </w:rPr>
+        <w:t xml:space="preserve"> </w:t>
+      </w:r>
+      <w:proofErr w:type="spellStart"/>
+      <w:r>
+        <w:rPr>
+          <w:b/>
+          <w:bCs/>
+        </w:rPr>
+        <w:t>nasional</w:t>
+      </w:r>
+      <w:proofErr w:type="spellEnd"/>
+      <w:r>
+        <w:rPr>
+          <w:b/>
+          <w:bCs/>
+        </w:rPr>
+        <w:t xml:space="preserve"> </w:t>
+      </w:r>
+      <w:proofErr w:type="spellStart"/>
+      <w:r>
+        <w:rPr>
+          <w:b/>
+          <w:bCs/>
+        </w:rPr>
+        <w:t>dengan</w:t>
+      </w:r>
+      <w:proofErr w:type="spellEnd"/>
+      <w:r>
+        <w:rPr>
+          <w:b/>
+          <w:bCs/>
+        </w:rPr>
+        <w:t xml:space="preserve"> </w:t>
+      </w:r>
+      <w:proofErr w:type="spellStart"/>
+      <w:r>
+        <w:rPr>
+          <w:b/>
+          <w:bCs/>
+        </w:rPr>
+        <w:t>capaian</w:t>
+      </w:r>
+      <w:proofErr w:type="spellEnd"/>
+      <w:r>
+        <w:rPr>
+          <w:b/>
+          <w:bCs/>
+        </w:rPr>
+        <w:t xml:space="preserve"> </w:t>
+      </w:r>
+      <w:proofErr w:type="spellStart"/>
+      <w:r>
+        <w:rPr>
+          <w:b/>
+          <w:bCs/>
+        </w:rPr>
+        <w:t>lebih</w:t>
+      </w:r>
+      <w:proofErr w:type="spellEnd"/>
+      <w:r>
+        <w:rPr>
+          <w:b/>
+          <w:bCs/>
+        </w:rPr>
+        <w:t xml:space="preserve"> </w:t>
+      </w:r>
+      <w:proofErr w:type="spellStart"/>
+      <w:r>
+        <w:rPr>
+          <w:b/>
+          <w:bCs/>
+        </w:rPr>
+        <w:t>dari</w:t>
+      </w:r>
+      <w:proofErr w:type="spellEnd"/>
+      <w:r>
+        <w:rPr>
+          <w:b/>
+          <w:bCs/>
+        </w:rPr>
+        <w:t xml:space="preserve"> 1 </w:t>
+      </w:r>
+      <w:proofErr w:type="spellStart"/>
+      <w:r>
+        <w:rPr>
+          <w:b/>
+          <w:bCs/>
+        </w:rPr>
+        <w:t>juta</w:t>
+      </w:r>
+      <w:proofErr w:type="spellEnd"/>
+      <w:r>
+        <w:rPr>
+          <w:b/>
+          <w:bCs/>
+        </w:rPr>
+        <w:t xml:space="preserve"> </w:t>
+      </w:r>
+      <w:r>
+        <w:rPr>
+          <w:b/>
+          <w:bCs/>
+          <w:i/>
+          <w:iCs/>
+        </w:rPr>
+        <w:t>views</w:t>
+      </w:r>
+      <w:r>
+        <w:rPr>
+          <w:b/>
+          <w:bCs/>
+        </w:rPr>
+        <w:t xml:space="preserve"> </w:t>
+      </w:r>
+      <w:proofErr w:type="spellStart"/>
+      <w:r>
+        <w:rPr>
+          <w:b/>
+          <w:bCs/>
+        </w:rPr>
+        <w:t>organik</w:t>
+      </w:r>
+      <w:proofErr w:type="spellEnd"/>
+      <w:r>
+        <w:rPr>
+          <w:b/>
+          <w:bCs/>
+        </w:rPr>
+        <w:t xml:space="preserve">. </w:t>
       </w:r>
     </w:p>
     <w:p>
-      <w:r>
-        <w:rPr>
-          <w:b/>
-          <w:bCs/>
-        </w:rPr>
-        <w:t xml:space="preserve">2. </w:t>
-      </w:r>
-      <w:r>
-        <w:rPr>
-          <w:b/>
-          <w:bCs/>
-        </w:rPr>
-        <w:t xml:space="preserve">Farhan Alvin </w:t>
-      </w:r>
-      <w:r>
-        <w:rPr>
-          <w:b/>
-          <w:bCs/>
-        </w:rPr>
-        <w:t>— Chief Technology Officer (CTO) &amp; Hardware Lead</w:t>
+      <w:pPr>
+        <w:numPr>
+          <w:ilvl w:val="1"/>
+          <w:numId w:val="25"/>
+        </w:numPr>
+        <w:rPr>
+          <w:b/>
+          <w:bCs/>
+        </w:rPr>
+      </w:pPr>
+      <w:r>
+        <w:rPr>
+          <w:b/>
+          <w:bCs/>
+        </w:rPr>
+        <w:t xml:space="preserve">MSME Economic Empowerment: </w:t>
+      </w:r>
+      <w:proofErr w:type="spellStart"/>
+      <w:r>
+        <w:rPr>
+          <w:b/>
+          <w:bCs/>
+        </w:rPr>
+        <w:t>Mengorkestrasi</w:t>
+      </w:r>
+      <w:proofErr w:type="spellEnd"/>
+      <w:r>
+        <w:rPr>
+          <w:b/>
+          <w:bCs/>
+        </w:rPr>
+        <w:t xml:space="preserve"> </w:t>
+      </w:r>
+      <w:proofErr w:type="spellStart"/>
+      <w:r>
+        <w:rPr>
+          <w:b/>
+          <w:bCs/>
+        </w:rPr>
+        <w:t>digitalisasi</w:t>
+      </w:r>
+      <w:proofErr w:type="spellEnd"/>
+      <w:r>
+        <w:rPr>
+          <w:b/>
+          <w:bCs/>
+        </w:rPr>
+        <w:t xml:space="preserve"> dan </w:t>
+      </w:r>
+      <w:proofErr w:type="spellStart"/>
+      <w:r>
+        <w:rPr>
+          <w:b/>
+          <w:bCs/>
+        </w:rPr>
+        <w:t>pemasaran</w:t>
+      </w:r>
+      <w:proofErr w:type="spellEnd"/>
+      <w:r>
+        <w:rPr>
+          <w:b/>
+          <w:bCs/>
+        </w:rPr>
+        <w:t xml:space="preserve"> </w:t>
+      </w:r>
+      <w:proofErr w:type="spellStart"/>
+      <w:r>
+        <w:rPr>
+          <w:b/>
+          <w:bCs/>
+        </w:rPr>
+        <w:t>komoditas</w:t>
+      </w:r>
+      <w:proofErr w:type="spellEnd"/>
+      <w:r>
+        <w:rPr>
+          <w:b/>
+          <w:bCs/>
+        </w:rPr>
+        <w:t xml:space="preserve"> UMKM </w:t>
+      </w:r>
+      <w:proofErr w:type="spellStart"/>
+      <w:r>
+        <w:rPr>
+          <w:b/>
+          <w:bCs/>
+        </w:rPr>
+        <w:t>lokal</w:t>
+      </w:r>
+      <w:proofErr w:type="spellEnd"/>
+      <w:r>
+        <w:rPr>
+          <w:b/>
+          <w:bCs/>
+        </w:rPr>
+        <w:t xml:space="preserve"> (</w:t>
+      </w:r>
+      <w:proofErr w:type="spellStart"/>
+      <w:r>
+        <w:rPr>
+          <w:b/>
+          <w:bCs/>
+        </w:rPr>
+        <w:t>produk</w:t>
+      </w:r>
+      <w:proofErr w:type="spellEnd"/>
+      <w:r>
+        <w:rPr>
+          <w:b/>
+          <w:bCs/>
+        </w:rPr>
+        <w:t xml:space="preserve"> kopi dan </w:t>
+      </w:r>
+      <w:proofErr w:type="spellStart"/>
+      <w:r>
+        <w:rPr>
+          <w:b/>
+          <w:bCs/>
+        </w:rPr>
+        <w:t>entitas</w:t>
+      </w:r>
+      <w:proofErr w:type="spellEnd"/>
+      <w:r>
+        <w:rPr>
+          <w:b/>
+          <w:bCs/>
+        </w:rPr>
+        <w:t xml:space="preserve"> </w:t>
+      </w:r>
+      <w:proofErr w:type="spellStart"/>
+      <w:r>
+        <w:rPr>
+          <w:b/>
+          <w:bCs/>
+        </w:rPr>
+        <w:t>desa</w:t>
+      </w:r>
+      <w:proofErr w:type="spellEnd"/>
+      <w:r>
+        <w:rPr>
+          <w:b/>
+          <w:bCs/>
+        </w:rPr>
+        <w:t xml:space="preserve">) guna </w:t>
+      </w:r>
+      <w:proofErr w:type="spellStart"/>
+      <w:r>
+        <w:rPr>
+          <w:b/>
+          <w:bCs/>
+        </w:rPr>
+        <w:t>memperluas</w:t>
+      </w:r>
+      <w:proofErr w:type="spellEnd"/>
+      <w:r>
+        <w:rPr>
+          <w:b/>
+          <w:bCs/>
+        </w:rPr>
+        <w:t xml:space="preserve"> </w:t>
+      </w:r>
+      <w:proofErr w:type="spellStart"/>
+      <w:r>
+        <w:rPr>
+          <w:b/>
+          <w:bCs/>
+        </w:rPr>
+        <w:t>jangkauan</w:t>
+      </w:r>
+      <w:proofErr w:type="spellEnd"/>
+      <w:r>
+        <w:rPr>
+          <w:b/>
+          <w:bCs/>
+        </w:rPr>
+        <w:t xml:space="preserve"> pasar dan </w:t>
+      </w:r>
+      <w:proofErr w:type="spellStart"/>
+      <w:r>
+        <w:rPr>
+          <w:b/>
+          <w:bCs/>
+        </w:rPr>
+        <w:t>menaikkan</w:t>
+      </w:r>
+      <w:proofErr w:type="spellEnd"/>
+      <w:r>
+        <w:rPr>
+          <w:b/>
+          <w:bCs/>
+        </w:rPr>
+        <w:t xml:space="preserve"> </w:t>
+      </w:r>
+      <w:proofErr w:type="spellStart"/>
+      <w:r>
+        <w:rPr>
+          <w:b/>
+          <w:bCs/>
+        </w:rPr>
+        <w:t>omzet</w:t>
+      </w:r>
+      <w:proofErr w:type="spellEnd"/>
+      <w:r>
+        <w:rPr>
+          <w:b/>
+          <w:bCs/>
+        </w:rPr>
+        <w:t xml:space="preserve"> </w:t>
+      </w:r>
+      <w:proofErr w:type="spellStart"/>
+      <w:r>
+        <w:rPr>
+          <w:b/>
+          <w:bCs/>
+        </w:rPr>
+        <w:t>penjualan</w:t>
+      </w:r>
+      <w:proofErr w:type="spellEnd"/>
+      <w:r>
+        <w:rPr>
+          <w:b/>
+          <w:bCs/>
+        </w:rPr>
+        <w:t xml:space="preserve">. </w:t>
       </w:r>
     </w:p>
     <w:p>
       <w:pPr>
         <w:numPr>
-          <w:ilvl w:val="0"/>
-          <w:numId w:val="2"/>
+          <w:ilvl w:val="1"/>
+          <w:numId w:val="25"/>
         </w:numPr>
-      </w:pPr>
-      <w:r>
-        <w:rPr>
+        <w:rPr>
+          <w:b/>
+          <w:bCs/>
+        </w:rPr>
+      </w:pPr>
+      <w:r>
+        <w:rPr>
+          <w:b/>
+          <w:bCs/>
+        </w:rPr>
+        <w:t xml:space="preserve">Fiscal &amp; Cashflow Governance: </w:t>
+      </w:r>
+      <w:proofErr w:type="spellStart"/>
+      <w:r>
+        <w:rPr>
+          <w:b/>
+          <w:bCs/>
+        </w:rPr>
+        <w:t>Bertanggung</w:t>
+      </w:r>
+      <w:proofErr w:type="spellEnd"/>
+      <w:r>
+        <w:rPr>
+          <w:b/>
+          <w:bCs/>
+        </w:rPr>
+        <w:t xml:space="preserve"> </w:t>
+      </w:r>
+      <w:proofErr w:type="spellStart"/>
+      <w:r>
+        <w:rPr>
+          <w:b/>
+          <w:bCs/>
+        </w:rPr>
+        <w:t>jawab</w:t>
+      </w:r>
+      <w:proofErr w:type="spellEnd"/>
+      <w:r>
+        <w:rPr>
+          <w:b/>
+          <w:bCs/>
+        </w:rPr>
+        <w:t xml:space="preserve"> </w:t>
+      </w:r>
+      <w:proofErr w:type="spellStart"/>
+      <w:r>
+        <w:rPr>
+          <w:b/>
+          <w:bCs/>
+        </w:rPr>
+        <w:t>atas</w:t>
+      </w:r>
+      <w:proofErr w:type="spellEnd"/>
+      <w:r>
+        <w:rPr>
+          <w:b/>
+          <w:bCs/>
+        </w:rPr>
+        <w:t xml:space="preserve"> </w:t>
+      </w:r>
+      <w:proofErr w:type="spellStart"/>
+      <w:r>
+        <w:rPr>
+          <w:b/>
+          <w:bCs/>
+        </w:rPr>
+        <w:t>pengelolaan</w:t>
+      </w:r>
+      <w:proofErr w:type="spellEnd"/>
+      <w:r>
+        <w:rPr>
+          <w:b/>
+          <w:bCs/>
+        </w:rPr>
+        <w:t xml:space="preserve"> </w:t>
+      </w:r>
+      <w:proofErr w:type="spellStart"/>
+      <w:r>
+        <w:rPr>
+          <w:b/>
+          <w:bCs/>
+        </w:rPr>
+        <w:t>Rencana</w:t>
+      </w:r>
+      <w:proofErr w:type="spellEnd"/>
+      <w:r>
+        <w:rPr>
+          <w:b/>
+          <w:bCs/>
+        </w:rPr>
+        <w:t xml:space="preserve"> </w:t>
+      </w:r>
+      <w:proofErr w:type="spellStart"/>
+      <w:r>
+        <w:rPr>
+          <w:b/>
+          <w:bCs/>
+        </w:rPr>
+        <w:t>Anggaran</w:t>
+      </w:r>
+      <w:proofErr w:type="spellEnd"/>
+      <w:r>
+        <w:rPr>
+          <w:b/>
+          <w:bCs/>
+        </w:rPr>
+        <w:t xml:space="preserve"> </w:t>
+      </w:r>
+      <w:proofErr w:type="spellStart"/>
+      <w:r>
+        <w:rPr>
+          <w:b/>
+          <w:bCs/>
+        </w:rPr>
+        <w:t>Biaya</w:t>
+      </w:r>
+      <w:proofErr w:type="spellEnd"/>
+      <w:r>
+        <w:rPr>
+          <w:b/>
+          <w:bCs/>
+        </w:rPr>
+        <w:t xml:space="preserve"> (RAB), </w:t>
+      </w:r>
+      <w:proofErr w:type="spellStart"/>
+      <w:r>
+        <w:rPr>
+          <w:b/>
+          <w:bCs/>
+        </w:rPr>
+        <w:t>alokasi</w:t>
+      </w:r>
+      <w:proofErr w:type="spellEnd"/>
+      <w:r>
+        <w:rPr>
+          <w:b/>
+          <w:bCs/>
+        </w:rPr>
+        <w:t xml:space="preserve"> </w:t>
+      </w:r>
+      <w:proofErr w:type="spellStart"/>
+      <w:r>
+        <w:rPr>
+          <w:b/>
+          <w:bCs/>
+        </w:rPr>
+        <w:t>permodalan</w:t>
+      </w:r>
+      <w:proofErr w:type="spellEnd"/>
+      <w:r>
+        <w:rPr>
+          <w:b/>
+          <w:bCs/>
+        </w:rPr>
+        <w:t xml:space="preserve">, </w:t>
+      </w:r>
+      <w:proofErr w:type="spellStart"/>
+      <w:r>
+        <w:rPr>
+          <w:b/>
+          <w:bCs/>
+        </w:rPr>
+        <w:t>serta</w:t>
+      </w:r>
+      <w:proofErr w:type="spellEnd"/>
+      <w:r>
+        <w:rPr>
+          <w:b/>
+          <w:bCs/>
+        </w:rPr>
+        <w:t xml:space="preserve"> </w:t>
+      </w:r>
+      <w:proofErr w:type="spellStart"/>
+      <w:r>
+        <w:rPr>
+          <w:b/>
+          <w:bCs/>
+        </w:rPr>
+        <w:t>akuntabilitas</w:t>
+      </w:r>
+      <w:proofErr w:type="spellEnd"/>
+      <w:r>
+        <w:rPr>
+          <w:b/>
+          <w:bCs/>
+        </w:rPr>
+        <w:t xml:space="preserve"> </w:t>
+      </w:r>
+      <w:proofErr w:type="spellStart"/>
+      <w:r>
+        <w:rPr>
+          <w:b/>
+          <w:bCs/>
+        </w:rPr>
+        <w:t>arus</w:t>
+      </w:r>
+      <w:proofErr w:type="spellEnd"/>
+      <w:r>
+        <w:rPr>
+          <w:b/>
+          <w:bCs/>
+        </w:rPr>
+        <w:t xml:space="preserve"> kas (</w:t>
+      </w:r>
+      <w:r>
+        <w:rPr>
+          <w:b/>
+          <w:bCs/>
           <w:i/>
           <w:iCs/>
         </w:rPr>
-        <w:t>Pendidikan:</w:t>
-      </w:r>
-      <w:r>
-        <w:t xml:space="preserve"> S1 Teknik Elektro, Universitas </w:t>
-      </w:r>
-      <w:proofErr w:type="spellStart"/>
-      <w:r>
-        <w:t>Brawijaya</w:t>
-      </w:r>
-      <w:proofErr w:type="spellEnd"/>
+        <w:t>cashflow</w:t>
+      </w:r>
+      <w:r>
+        <w:rPr>
+          <w:b/>
+          <w:bCs/>
+        </w:rPr>
+        <w:t xml:space="preserve">) </w:t>
+      </w:r>
+      <w:proofErr w:type="spellStart"/>
+      <w:r>
+        <w:rPr>
+          <w:b/>
+          <w:bCs/>
+        </w:rPr>
+        <w:t>proyek</w:t>
+      </w:r>
+      <w:proofErr w:type="spellEnd"/>
+      <w:r>
+        <w:rPr>
+          <w:b/>
+          <w:bCs/>
+        </w:rPr>
+        <w:t xml:space="preserve"> </w:t>
+      </w:r>
+      <w:proofErr w:type="spellStart"/>
+      <w:r>
+        <w:rPr>
+          <w:b/>
+          <w:bCs/>
+        </w:rPr>
+        <w:t>lapangan</w:t>
+      </w:r>
+      <w:proofErr w:type="spellEnd"/>
+      <w:r>
+        <w:rPr>
+          <w:b/>
+          <w:bCs/>
+        </w:rPr>
+        <w:t xml:space="preserve">. </w:t>
+      </w:r>
     </w:p>
     <w:p>
       <w:pPr>
         <w:numPr>
-          <w:ilvl w:val="0"/>
-          <w:numId w:val="3"/>
+          <w:ilvl w:val="1"/>
+          <w:numId w:val="25"/>
         </w:numPr>
-      </w:pPr>
-      <w:proofErr w:type="spellStart"/>
-      <w:r>
-        <w:rPr>
-          <w:b/>
-          <w:bCs/>
-        </w:rPr>
-        <w:t>Keahlian</w:t>
-      </w:r>
-      <w:proofErr w:type="spellEnd"/>
-      <w:r>
-        <w:rPr>
-          <w:b/>
-          <w:bCs/>
-        </w:rPr>
-        <w:t>:</w:t>
-      </w:r>
-      <w:r>
-        <w:t xml:space="preserve"> </w:t>
-      </w:r>
-      <w:r>
-        <w:rPr>
+        <w:rPr>
+          <w:b/>
+          <w:bCs/>
+        </w:rPr>
+      </w:pPr>
+      <w:r>
+        <w:rPr>
+          <w:b/>
+          <w:bCs/>
+        </w:rPr>
+        <w:t xml:space="preserve">International Innovation Recognition: </w:t>
+      </w:r>
+      <w:proofErr w:type="spellStart"/>
+      <w:r>
+        <w:rPr>
+          <w:b/>
+          <w:bCs/>
+        </w:rPr>
+        <w:t>Peraih</w:t>
+      </w:r>
+      <w:proofErr w:type="spellEnd"/>
+      <w:r>
+        <w:rPr>
+          <w:b/>
+          <w:bCs/>
+        </w:rPr>
+        <w:t xml:space="preserve"> </w:t>
+      </w:r>
+      <w:proofErr w:type="spellStart"/>
+      <w:r>
+        <w:rPr>
+          <w:b/>
+          <w:bCs/>
+        </w:rPr>
+        <w:t>medali</w:t>
+      </w:r>
+      <w:proofErr w:type="spellEnd"/>
+      <w:r>
+        <w:rPr>
+          <w:b/>
+          <w:bCs/>
+        </w:rPr>
+        <w:t xml:space="preserve"> Emas (2026) dan </w:t>
+      </w:r>
+      <w:proofErr w:type="spellStart"/>
+      <w:r>
+        <w:rPr>
+          <w:b/>
+          <w:bCs/>
+        </w:rPr>
+        <w:t>perak</w:t>
+      </w:r>
+      <w:proofErr w:type="spellEnd"/>
+      <w:r>
+        <w:rPr>
+          <w:b/>
+          <w:bCs/>
+        </w:rPr>
+        <w:t xml:space="preserve"> (2022)</w:t>
+      </w:r>
+      <w:r>
+        <w:rPr>
+          <w:b/>
+          <w:bCs/>
+        </w:rPr>
+        <w:t xml:space="preserve"> di </w:t>
+      </w:r>
+      <w:proofErr w:type="spellStart"/>
+      <w:r>
+        <w:rPr>
+          <w:b/>
+          <w:bCs/>
+        </w:rPr>
+        <w:t>kompetisi</w:t>
+      </w:r>
+      <w:proofErr w:type="spellEnd"/>
+      <w:r>
+        <w:rPr>
+          <w:b/>
+          <w:bCs/>
+        </w:rPr>
+        <w:t xml:space="preserve"> </w:t>
+      </w:r>
+      <w:proofErr w:type="spellStart"/>
+      <w:r>
+        <w:rPr>
+          <w:b/>
+          <w:bCs/>
+        </w:rPr>
+        <w:t>penemu</w:t>
+      </w:r>
+      <w:proofErr w:type="spellEnd"/>
+      <w:r>
+        <w:rPr>
+          <w:b/>
+          <w:bCs/>
+        </w:rPr>
+        <w:t xml:space="preserve"> </w:t>
+      </w:r>
+      <w:proofErr w:type="spellStart"/>
+      <w:r>
+        <w:rPr>
+          <w:b/>
+          <w:bCs/>
+        </w:rPr>
+        <w:t>internasional</w:t>
+      </w:r>
+      <w:proofErr w:type="spellEnd"/>
+      <w:r>
+        <w:rPr>
+          <w:b/>
+          <w:bCs/>
+        </w:rPr>
+        <w:t xml:space="preserve"> </w:t>
+      </w:r>
+      <w:r>
+        <w:rPr>
+          <w:b/>
+          <w:bCs/>
           <w:i/>
           <w:iCs/>
         </w:rPr>
-        <w:t>Embedded Systems</w:t>
-      </w:r>
-      <w:r>
-        <w:t xml:space="preserve">, </w:t>
-      </w:r>
-      <w:proofErr w:type="spellStart"/>
-      <w:r>
-        <w:t>Instrumentasi</w:t>
-      </w:r>
-      <w:proofErr w:type="spellEnd"/>
-      <w:r>
-        <w:t xml:space="preserve"> </w:t>
-      </w:r>
-      <w:proofErr w:type="spellStart"/>
-      <w:r>
-        <w:t>Kelistrikan</w:t>
-      </w:r>
-      <w:proofErr w:type="spellEnd"/>
-      <w:r>
-        <w:t xml:space="preserve">, </w:t>
-      </w:r>
-      <w:proofErr w:type="spellStart"/>
-      <w:r>
-        <w:t>Aktuasi</w:t>
-      </w:r>
-      <w:proofErr w:type="spellEnd"/>
-      <w:r>
-        <w:t xml:space="preserve"> Relay &amp; </w:t>
-      </w:r>
-      <w:proofErr w:type="spellStart"/>
-      <w:r>
-        <w:t>Telemetri</w:t>
-      </w:r>
-      <w:proofErr w:type="spellEnd"/>
-      <w:r>
-        <w:t xml:space="preserve"> Daya. </w:t>
+        <w:t>World Young Inventors Exhibition</w:t>
+      </w:r>
+      <w:r>
+        <w:rPr>
+          <w:b/>
+          <w:bCs/>
+        </w:rPr>
+        <w:t xml:space="preserve"> (WYIE) </w:t>
+      </w:r>
+      <w:proofErr w:type="spellStart"/>
+      <w:r>
+        <w:rPr>
+          <w:b/>
+          <w:bCs/>
+        </w:rPr>
+        <w:t>serta</w:t>
+      </w:r>
+      <w:proofErr w:type="spellEnd"/>
+      <w:r>
+        <w:rPr>
+          <w:b/>
+          <w:bCs/>
+        </w:rPr>
+        <w:t xml:space="preserve"> </w:t>
+      </w:r>
+      <w:proofErr w:type="spellStart"/>
+      <w:r>
+        <w:rPr>
+          <w:b/>
+          <w:bCs/>
+        </w:rPr>
+        <w:t>olimpiade</w:t>
+      </w:r>
+      <w:proofErr w:type="spellEnd"/>
+      <w:r>
+        <w:rPr>
+          <w:b/>
+          <w:bCs/>
+        </w:rPr>
+        <w:t xml:space="preserve"> sains </w:t>
+      </w:r>
+      <w:proofErr w:type="spellStart"/>
+      <w:r>
+        <w:rPr>
+          <w:b/>
+          <w:bCs/>
+        </w:rPr>
+        <w:t>nasional</w:t>
+      </w:r>
+      <w:proofErr w:type="spellEnd"/>
+      <w:r>
+        <w:rPr>
+          <w:b/>
+          <w:bCs/>
+        </w:rPr>
+        <w:t xml:space="preserve">. </w:t>
       </w:r>
     </w:p>
     <w:p>
       <w:pPr>
         <w:numPr>
           <w:ilvl w:val="0"/>
-          <w:numId w:val="3"/>
+          <w:numId w:val="25"/>
         </w:numPr>
-      </w:pPr>
-      <w:proofErr w:type="spellStart"/>
-      <w:r>
-        <w:rPr>
-          <w:b/>
-          <w:bCs/>
-        </w:rPr>
-        <w:t>Pengalaman</w:t>
-      </w:r>
-      <w:proofErr w:type="spellEnd"/>
-      <w:r>
-        <w:rPr>
-          <w:b/>
-          <w:bCs/>
-        </w:rPr>
-        <w:t>:</w:t>
+        <w:rPr>
+          <w:b/>
+          <w:bCs/>
+        </w:rPr>
+      </w:pPr>
+      <w:r>
+        <w:rPr>
+          <w:b/>
+          <w:bCs/>
+        </w:rPr>
+        <w:t>DIRECT CONTACT &amp; SOCIALS:</w:t>
       </w:r>
     </w:p>
     <w:p>
-      <w:r>
-        <w:rPr>
-          <w:b/>
-          <w:bCs/>
-        </w:rPr>
-        <w:t xml:space="preserve">3. </w:t>
-      </w:r>
-      <w:r>
-        <w:rPr>
-          <w:b/>
-          <w:bCs/>
-        </w:rPr>
-        <w:t xml:space="preserve">Dyandra </w:t>
-      </w:r>
-      <w:r>
-        <w:rPr>
-          <w:b/>
-          <w:bCs/>
-        </w:rPr>
-        <w:t>— Chief Information Officer (CIO) / Lead AI Architect</w:t>
+      <w:pPr>
+        <w:numPr>
+          <w:ilvl w:val="1"/>
+          <w:numId w:val="25"/>
+        </w:numPr>
+        <w:rPr>
+          <w:b/>
+          <w:bCs/>
+        </w:rPr>
+      </w:pPr>
+      <w:r>
+        <w:rPr>
+          <w:rFonts w:ascii="Segoe UI Emoji" w:hAnsi="Segoe UI Emoji" w:cs="Segoe UI Emoji"/>
+          <w:b/>
+          <w:bCs/>
+        </w:rPr>
+        <w:t>✉️</w:t>
+      </w:r>
+      <w:r>
+        <w:rPr>
+          <w:b/>
+          <w:bCs/>
+        </w:rPr>
+        <w:t xml:space="preserve"> Email: ghffr64@gmail.com</w:t>
       </w:r>
     </w:p>
     <w:p>
       <w:pPr>
         <w:numPr>
+          <w:ilvl w:val="1"/>
+          <w:numId w:val="25"/>
+        </w:numPr>
+        <w:rPr>
+          <w:b/>
+          <w:bCs/>
+        </w:rPr>
+      </w:pPr>
+      <w:r>
+        <w:rPr>
+          <w:rFonts w:ascii="Segoe UI Emoji" w:hAnsi="Segoe UI Emoji" w:cs="Segoe UI Emoji"/>
+          <w:b/>
+          <w:bCs/>
+        </w:rPr>
+        <w:t>💻</w:t>
+      </w:r>
+      <w:r>
+        <w:rPr>
+          <w:b/>
+          <w:bCs/>
+        </w:rPr>
+        <w:t xml:space="preserve"> GitHub: </w:t>
+      </w:r>
+      <w:hyperlink r:id="rId8" w:tgtFrame="_blank" w:history="1">
+        <w:r>
+          <w:rPr>
+            <w:rStyle w:val="Hyperlink"/>
+            <w:b/>
+            <w:bCs/>
+          </w:rPr>
+          <w:t>github.com/</w:t>
+        </w:r>
+        <w:proofErr w:type="spellStart"/>
+        <w:r>
+          <w:rPr>
+            <w:rStyle w:val="Hyperlink"/>
+            <w:b/>
+            <w:bCs/>
+          </w:rPr>
+          <w:t>Faarae</w:t>
+        </w:r>
+        <w:proofErr w:type="spellEnd"/>
+      </w:hyperlink>
+    </w:p>
+    <w:p>
+      <w:pPr>
+        <w:numPr>
+          <w:ilvl w:val="1"/>
+          <w:numId w:val="25"/>
+        </w:numPr>
+        <w:rPr>
+          <w:b/>
+          <w:bCs/>
+        </w:rPr>
+      </w:pPr>
+      <w:r>
+        <w:rPr>
+          <w:rFonts w:ascii="Segoe UI Emoji" w:hAnsi="Segoe UI Emoji" w:cs="Segoe UI Emoji"/>
+          <w:b/>
+          <w:bCs/>
+        </w:rPr>
+        <w:t>🔗</w:t>
+      </w:r>
+      <w:r>
+        <w:rPr>
+          <w:b/>
+          <w:bCs/>
+        </w:rPr>
+        <w:t xml:space="preserve"> LinkedIn: </w:t>
+      </w:r>
+      <w:hyperlink r:id="rId9" w:tgtFrame="_blank" w:history="1">
+        <w:r>
+          <w:rPr>
+            <w:rStyle w:val="Hyperlink"/>
+            <w:b/>
+            <w:bCs/>
+          </w:rPr>
+          <w:t>linkedin.com/in/</w:t>
+        </w:r>
+        <w:proofErr w:type="spellStart"/>
+        <w:r>
+          <w:rPr>
+            <w:rStyle w:val="Hyperlink"/>
+            <w:b/>
+            <w:bCs/>
+          </w:rPr>
+          <w:t>QudwaAbyazGhiffara</w:t>
+        </w:r>
+        <w:proofErr w:type="spellEnd"/>
+      </w:hyperlink>
+    </w:p>
+    <w:p>
+      <w:pPr>
+        <w:numPr>
+          <w:ilvl w:val="1"/>
+          <w:numId w:val="25"/>
+        </w:numPr>
+        <w:rPr>
+          <w:b/>
+          <w:bCs/>
+        </w:rPr>
+      </w:pPr>
+      <w:r>
+        <w:rPr>
+          <w:rFonts w:ascii="Segoe UI Emoji" w:hAnsi="Segoe UI Emoji" w:cs="Segoe UI Emoji"/>
+          <w:b/>
+          <w:bCs/>
+        </w:rPr>
+        <w:t>📸</w:t>
+      </w:r>
+      <w:r>
+        <w:rPr>
+          <w:b/>
+          <w:bCs/>
+        </w:rPr>
+        <w:t xml:space="preserve"> Instagram: instagram.com/</w:t>
+      </w:r>
+      <w:r>
+        <w:rPr>
+          <w:b/>
+          <w:bCs/>
+        </w:rPr>
+        <w:t>ghiffar64</w:t>
+      </w:r>
+    </w:p>
+    <w:p>
+      <w:pPr>
+        <w:rPr>
+          <w:b/>
+          <w:bCs/>
+        </w:rPr>
+      </w:pPr>
+      <w:r>
+        <w:rPr>
+          <w:b/>
+          <w:bCs/>
+        </w:rPr>
+        <w:lastRenderedPageBreak/>
+        <w:t>2. Farhan Alvin Alatas — Chief Technology Officer &amp; Hardware Lead</w:t>
+      </w:r>
+    </w:p>
+    <w:p>
+      <w:pPr>
+        <w:numPr>
           <w:ilvl w:val="0"/>
-          <w:numId w:val="2"/>
+          <w:numId w:val="26"/>
         </w:numPr>
-      </w:pPr>
-      <w:r>
-        <w:rPr>
+        <w:rPr>
+          <w:b/>
+          <w:bCs/>
+        </w:rPr>
+      </w:pPr>
+      <w:r>
+        <w:rPr>
+          <w:b/>
+          <w:bCs/>
+        </w:rPr>
+        <w:t>Role Badge: CHIEF TECHNOLOGY OFFICER &amp; HARDWARE LEAD</w:t>
+      </w:r>
+    </w:p>
+    <w:p>
+      <w:pPr>
+        <w:numPr>
+          <w:ilvl w:val="0"/>
+          <w:numId w:val="26"/>
+        </w:numPr>
+        <w:rPr>
+          <w:b/>
+          <w:bCs/>
+        </w:rPr>
+      </w:pPr>
+      <w:r>
+        <w:rPr>
+          <w:b/>
+          <w:bCs/>
+        </w:rPr>
+        <w:t xml:space="preserve">Nama: Farhan Alvin </w:t>
+      </w:r>
+      <w:proofErr w:type="gramStart"/>
+      <w:r>
+        <w:rPr>
+          <w:b/>
+          <w:bCs/>
+        </w:rPr>
+        <w:t>Alatas[</w:t>
+      </w:r>
+      <w:proofErr w:type="gramEnd"/>
+      <w:r>
+        <w:rPr>
+          <w:b/>
+          <w:bCs/>
+        </w:rPr>
+        <w:t>cite: 5, 6]</w:t>
+      </w:r>
+    </w:p>
+    <w:p>
+      <w:pPr>
+        <w:numPr>
+          <w:ilvl w:val="0"/>
+          <w:numId w:val="26"/>
+        </w:numPr>
+        <w:rPr>
+          <w:b/>
+          <w:bCs/>
+        </w:rPr>
+      </w:pPr>
+      <w:proofErr w:type="spellStart"/>
+      <w:r>
+        <w:rPr>
+          <w:b/>
+          <w:bCs/>
+        </w:rPr>
+        <w:t>Institusi</w:t>
+      </w:r>
+      <w:proofErr w:type="spellEnd"/>
+      <w:r>
+        <w:rPr>
+          <w:b/>
+          <w:bCs/>
+        </w:rPr>
+        <w:t xml:space="preserve">: </w:t>
+      </w:r>
+      <w:r>
+        <w:rPr>
+          <w:rFonts w:ascii="Segoe UI Emoji" w:hAnsi="Segoe UI Emoji" w:cs="Segoe UI Emoji"/>
+          <w:b/>
+          <w:bCs/>
+        </w:rPr>
+        <w:t>🎓</w:t>
+      </w:r>
+      <w:r>
+        <w:rPr>
+          <w:b/>
+          <w:bCs/>
+        </w:rPr>
+        <w:t xml:space="preserve"> S1 Teknik Elektro, Universitas </w:t>
+      </w:r>
+      <w:proofErr w:type="spellStart"/>
+      <w:proofErr w:type="gramStart"/>
+      <w:r>
+        <w:rPr>
+          <w:b/>
+          <w:bCs/>
+        </w:rPr>
+        <w:t>Brawijaya</w:t>
+      </w:r>
+      <w:proofErr w:type="spellEnd"/>
+      <w:r>
+        <w:rPr>
+          <w:b/>
+          <w:bCs/>
+        </w:rPr>
+        <w:t>[</w:t>
+      </w:r>
+      <w:proofErr w:type="gramEnd"/>
+      <w:r>
+        <w:rPr>
+          <w:b/>
+          <w:bCs/>
+        </w:rPr>
+        <w:t>cite: 5, 6]</w:t>
+      </w:r>
+    </w:p>
+    <w:p>
+      <w:pPr>
+        <w:rPr>
+          <w:b/>
+          <w:bCs/>
+        </w:rPr>
+      </w:pPr>
+      <w:r>
+        <w:rPr>
+          <w:b/>
+          <w:bCs/>
           <w:i/>
           <w:iCs/>
         </w:rPr>
-        <w:t>Pendidikan:</w:t>
-      </w:r>
-      <w:r>
-        <w:t xml:space="preserve"> S1 </w:t>
-      </w:r>
-      <w:proofErr w:type="spellStart"/>
-      <w:r>
-        <w:t>Teknologi</w:t>
-      </w:r>
-      <w:proofErr w:type="spellEnd"/>
-      <w:r>
-        <w:t xml:space="preserve"> </w:t>
-      </w:r>
-      <w:proofErr w:type="spellStart"/>
-      <w:r>
-        <w:t>Informasi</w:t>
-      </w:r>
-      <w:proofErr w:type="spellEnd"/>
-      <w:r>
-        <w:t xml:space="preserve">, Universitas </w:t>
-      </w:r>
-      <w:proofErr w:type="spellStart"/>
-      <w:r>
-        <w:t>Brawijaya</w:t>
-      </w:r>
-      <w:proofErr w:type="spellEnd"/>
+        <w:t>"Reliable hardware is the backbone of real-world energy systems. We engineer fail-safe IoT controllers that ensure strict electrical safety and microsecond telemetry precision."</w:t>
+      </w:r>
     </w:p>
     <w:p>
       <w:pPr>
         <w:numPr>
           <w:ilvl w:val="0"/>
-          <w:numId w:val="4"/>
+          <w:numId w:val="27"/>
         </w:numPr>
-      </w:pPr>
-      <w:proofErr w:type="spellStart"/>
-      <w:r>
-        <w:rPr>
-          <w:b/>
-          <w:bCs/>
-        </w:rPr>
-        <w:t>Keahlian</w:t>
-      </w:r>
-      <w:proofErr w:type="spellEnd"/>
-      <w:r>
-        <w:rPr>
-          <w:b/>
-          <w:bCs/>
-        </w:rPr>
-        <w:t>:</w:t>
-      </w:r>
-      <w:r>
-        <w:t xml:space="preserve"> </w:t>
-      </w:r>
-      <w:r>
-        <w:rPr>
+        <w:rPr>
+          <w:b/>
+          <w:bCs/>
+        </w:rPr>
+      </w:pPr>
+      <w:r>
+        <w:rPr>
+          <w:b/>
+          <w:bCs/>
+        </w:rPr>
+        <w:t>KEY COMPETENCIES &amp; FOCUS:</w:t>
+      </w:r>
+    </w:p>
+    <w:p>
+      <w:pPr>
+        <w:numPr>
+          <w:ilvl w:val="1"/>
+          <w:numId w:val="27"/>
+        </w:numPr>
+        <w:rPr>
+          <w:b/>
+          <w:bCs/>
+        </w:rPr>
+      </w:pPr>
+      <w:r>
+        <w:rPr>
+          <w:b/>
+          <w:bCs/>
+        </w:rPr>
+        <w:t xml:space="preserve">Industrial Instrumentation &amp; </w:t>
+      </w:r>
+      <w:proofErr w:type="gramStart"/>
+      <w:r>
+        <w:rPr>
+          <w:b/>
+          <w:bCs/>
+        </w:rPr>
+        <w:t>Control[</w:t>
+      </w:r>
+      <w:proofErr w:type="gramEnd"/>
+      <w:r>
+        <w:rPr>
+          <w:b/>
+          <w:bCs/>
+        </w:rPr>
+        <w:t>cite: 6]</w:t>
+      </w:r>
+    </w:p>
+    <w:p>
+      <w:pPr>
+        <w:numPr>
+          <w:ilvl w:val="1"/>
+          <w:numId w:val="27"/>
+        </w:numPr>
+        <w:rPr>
+          <w:b/>
+          <w:bCs/>
+        </w:rPr>
+      </w:pPr>
+      <w:r>
+        <w:rPr>
+          <w:b/>
+          <w:bCs/>
+        </w:rPr>
+        <w:t>Embedded Hardware &amp; ESP32-S3[cite: 5, 6]</w:t>
+      </w:r>
+    </w:p>
+    <w:p>
+      <w:pPr>
+        <w:numPr>
+          <w:ilvl w:val="1"/>
+          <w:numId w:val="27"/>
+        </w:numPr>
+        <w:rPr>
+          <w:b/>
+          <w:bCs/>
+        </w:rPr>
+      </w:pPr>
+      <w:r>
+        <w:rPr>
+          <w:b/>
+          <w:bCs/>
+        </w:rPr>
+        <w:t xml:space="preserve">Electrical Power Protection &amp; </w:t>
+      </w:r>
+      <w:proofErr w:type="gramStart"/>
+      <w:r>
+        <w:rPr>
+          <w:b/>
+          <w:bCs/>
+        </w:rPr>
+        <w:t>Safety[</w:t>
+      </w:r>
+      <w:proofErr w:type="gramEnd"/>
+      <w:r>
+        <w:rPr>
+          <w:b/>
+          <w:bCs/>
+        </w:rPr>
+        <w:t>cite: 4, 6]</w:t>
+      </w:r>
+    </w:p>
+    <w:p>
+      <w:pPr>
+        <w:numPr>
+          <w:ilvl w:val="1"/>
+          <w:numId w:val="27"/>
+        </w:numPr>
+        <w:rPr>
+          <w:b/>
+          <w:bCs/>
+        </w:rPr>
+      </w:pPr>
+      <w:r>
+        <w:rPr>
+          <w:b/>
+          <w:bCs/>
+        </w:rPr>
+        <w:t xml:space="preserve">IoT Telemetry &amp; Automation </w:t>
+      </w:r>
+      <w:proofErr w:type="gramStart"/>
+      <w:r>
+        <w:rPr>
+          <w:b/>
+          <w:bCs/>
+        </w:rPr>
+        <w:t>Protocols[</w:t>
+      </w:r>
+      <w:proofErr w:type="gramEnd"/>
+      <w:r>
+        <w:rPr>
+          <w:b/>
+          <w:bCs/>
+        </w:rPr>
+        <w:t>cite: 5, 6]</w:t>
+      </w:r>
+    </w:p>
+    <w:p>
+      <w:pPr>
+        <w:numPr>
+          <w:ilvl w:val="0"/>
+          <w:numId w:val="27"/>
+        </w:numPr>
+        <w:rPr>
+          <w:b/>
+          <w:bCs/>
+        </w:rPr>
+      </w:pPr>
+      <w:r>
+        <w:rPr>
+          <w:b/>
+          <w:bCs/>
+        </w:rPr>
+        <w:t>EXECUTIVE EXPERIENCE &amp; LEADERSHIP IMPACT:</w:t>
+      </w:r>
+    </w:p>
+    <w:p>
+      <w:pPr>
+        <w:numPr>
+          <w:ilvl w:val="1"/>
+          <w:numId w:val="27"/>
+        </w:numPr>
+        <w:rPr>
+          <w:b/>
+          <w:bCs/>
+        </w:rPr>
+      </w:pPr>
+      <w:r>
+        <w:rPr>
+          <w:b/>
+          <w:bCs/>
+        </w:rPr>
+        <w:t xml:space="preserve">Industrial Instrumentation Background: </w:t>
+      </w:r>
+      <w:proofErr w:type="spellStart"/>
+      <w:r>
+        <w:rPr>
+          <w:b/>
+          <w:bCs/>
+        </w:rPr>
+        <w:t>Pengalaman</w:t>
+      </w:r>
+      <w:proofErr w:type="spellEnd"/>
+      <w:r>
+        <w:rPr>
+          <w:b/>
+          <w:bCs/>
+        </w:rPr>
+        <w:t xml:space="preserve"> di </w:t>
+      </w:r>
+      <w:proofErr w:type="spellStart"/>
+      <w:r>
+        <w:rPr>
+          <w:b/>
+          <w:bCs/>
+        </w:rPr>
+        <w:t>subdivisi</w:t>
+      </w:r>
+      <w:proofErr w:type="spellEnd"/>
+      <w:r>
+        <w:rPr>
+          <w:b/>
+          <w:bCs/>
+        </w:rPr>
+        <w:t xml:space="preserve"> </w:t>
+      </w:r>
+      <w:r>
+        <w:rPr>
+          <w:b/>
+          <w:bCs/>
           <w:i/>
           <w:iCs/>
         </w:rPr>
-        <w:t>Machine Learning (Time-Series)</w:t>
-      </w:r>
-      <w:r>
-        <w:t xml:space="preserve">, </w:t>
-      </w:r>
-      <w:proofErr w:type="spellStart"/>
-      <w:r>
-        <w:t>Arsitektur</w:t>
-      </w:r>
-      <w:proofErr w:type="spellEnd"/>
-      <w:r>
-        <w:t xml:space="preserve"> </w:t>
-      </w:r>
-      <w:r>
-        <w:rPr>
+        <w:t>Instrumentation Control System</w:t>
+      </w:r>
+      <w:r>
+        <w:rPr>
+          <w:b/>
+          <w:bCs/>
+        </w:rPr>
+        <w:t xml:space="preserve"> PT Pertamina Hulu Mahakam </w:t>
+      </w:r>
+      <w:proofErr w:type="spellStart"/>
+      <w:r>
+        <w:rPr>
+          <w:b/>
+          <w:bCs/>
+        </w:rPr>
+        <w:t>dalam</w:t>
+      </w:r>
+      <w:proofErr w:type="spellEnd"/>
+      <w:r>
+        <w:rPr>
+          <w:b/>
+          <w:bCs/>
+        </w:rPr>
+        <w:t xml:space="preserve"> </w:t>
+      </w:r>
+      <w:proofErr w:type="spellStart"/>
+      <w:r>
+        <w:rPr>
+          <w:b/>
+          <w:bCs/>
+        </w:rPr>
+        <w:t>kalibrasi</w:t>
+      </w:r>
+      <w:proofErr w:type="spellEnd"/>
+      <w:r>
+        <w:rPr>
+          <w:b/>
+          <w:bCs/>
+        </w:rPr>
+        <w:t xml:space="preserve"> </w:t>
+      </w:r>
+      <w:proofErr w:type="spellStart"/>
+      <w:r>
+        <w:rPr>
+          <w:b/>
+          <w:bCs/>
+        </w:rPr>
+        <w:t>keandalan</w:t>
+      </w:r>
+      <w:proofErr w:type="spellEnd"/>
+      <w:r>
+        <w:rPr>
+          <w:b/>
+          <w:bCs/>
+        </w:rPr>
+        <w:t xml:space="preserve"> </w:t>
+      </w:r>
+      <w:proofErr w:type="spellStart"/>
+      <w:r>
+        <w:rPr>
+          <w:b/>
+          <w:bCs/>
+        </w:rPr>
+        <w:t>instrumen</w:t>
+      </w:r>
+      <w:proofErr w:type="spellEnd"/>
+      <w:r>
+        <w:rPr>
+          <w:b/>
+          <w:bCs/>
+        </w:rPr>
+        <w:t xml:space="preserve"> </w:t>
+      </w:r>
+      <w:proofErr w:type="spellStart"/>
+      <w:r>
+        <w:rPr>
+          <w:b/>
+          <w:bCs/>
+        </w:rPr>
+        <w:t>industri</w:t>
+      </w:r>
+      <w:proofErr w:type="spellEnd"/>
+      <w:r>
+        <w:rPr>
+          <w:b/>
+          <w:bCs/>
+        </w:rPr>
+        <w:t xml:space="preserve"> </w:t>
+      </w:r>
+      <w:proofErr w:type="spellStart"/>
+      <w:proofErr w:type="gramStart"/>
+      <w:r>
+        <w:rPr>
+          <w:b/>
+          <w:bCs/>
+        </w:rPr>
+        <w:t>kelistrikan</w:t>
+      </w:r>
+      <w:proofErr w:type="spellEnd"/>
+      <w:r>
+        <w:rPr>
+          <w:b/>
+          <w:bCs/>
+        </w:rPr>
+        <w:t>[</w:t>
+      </w:r>
+      <w:proofErr w:type="gramEnd"/>
+      <w:r>
+        <w:rPr>
+          <w:b/>
+          <w:bCs/>
+        </w:rPr>
+        <w:t>cite: 6].</w:t>
+      </w:r>
+    </w:p>
+    <w:p>
+      <w:pPr>
+        <w:numPr>
+          <w:ilvl w:val="1"/>
+          <w:numId w:val="27"/>
+        </w:numPr>
+        <w:rPr>
+          <w:b/>
+          <w:bCs/>
+        </w:rPr>
+      </w:pPr>
+      <w:r>
+        <w:rPr>
+          <w:b/>
+          <w:bCs/>
+        </w:rPr>
+        <w:t xml:space="preserve">WYIE 2026 Gold </w:t>
+      </w:r>
+      <w:proofErr w:type="spellStart"/>
+      <w:r>
+        <w:rPr>
+          <w:b/>
+          <w:bCs/>
+        </w:rPr>
+        <w:t>Medalist</w:t>
+      </w:r>
+      <w:proofErr w:type="spellEnd"/>
+      <w:r>
+        <w:rPr>
+          <w:b/>
+          <w:bCs/>
+        </w:rPr>
+        <w:t xml:space="preserve"> &amp; IP Holder: </w:t>
+      </w:r>
+      <w:proofErr w:type="spellStart"/>
+      <w:r>
+        <w:rPr>
+          <w:b/>
+          <w:bCs/>
+        </w:rPr>
+        <w:t>Meraih</w:t>
+      </w:r>
+      <w:proofErr w:type="spellEnd"/>
+      <w:r>
+        <w:rPr>
+          <w:b/>
+          <w:bCs/>
+        </w:rPr>
+        <w:t xml:space="preserve"> Gold Medal pada </w:t>
+      </w:r>
+      <w:r>
+        <w:rPr>
+          <w:b/>
+          <w:bCs/>
           <w:i/>
           <w:iCs/>
         </w:rPr>
-        <w:t>Cloud</w:t>
-      </w:r>
-      <w:r>
-        <w:t xml:space="preserve">, Integrasi API/Gateway. </w:t>
+        <w:t>World Young Inventors Exhibition</w:t>
+      </w:r>
+      <w:r>
+        <w:rPr>
+          <w:b/>
+          <w:bCs/>
+        </w:rPr>
+        <w:t xml:space="preserve"> (WYIE) 2026 </w:t>
+      </w:r>
+      <w:proofErr w:type="spellStart"/>
+      <w:r>
+        <w:rPr>
+          <w:b/>
+          <w:bCs/>
+        </w:rPr>
+        <w:t>untuk</w:t>
+      </w:r>
+      <w:proofErr w:type="spellEnd"/>
+      <w:r>
+        <w:rPr>
+          <w:b/>
+          <w:bCs/>
+        </w:rPr>
+        <w:t xml:space="preserve"> </w:t>
+      </w:r>
+      <w:proofErr w:type="spellStart"/>
+      <w:r>
+        <w:rPr>
+          <w:b/>
+          <w:bCs/>
+        </w:rPr>
+        <w:t>inovasi</w:t>
+      </w:r>
+      <w:proofErr w:type="spellEnd"/>
+      <w:r>
+        <w:rPr>
+          <w:b/>
+          <w:bCs/>
+        </w:rPr>
+        <w:t xml:space="preserve"> </w:t>
+      </w:r>
+      <w:proofErr w:type="spellStart"/>
+      <w:r>
+        <w:rPr>
+          <w:b/>
+          <w:bCs/>
+        </w:rPr>
+        <w:t>sistem</w:t>
+      </w:r>
+      <w:proofErr w:type="spellEnd"/>
+      <w:r>
+        <w:rPr>
+          <w:b/>
+          <w:bCs/>
+        </w:rPr>
+        <w:t xml:space="preserve"> </w:t>
+      </w:r>
+      <w:proofErr w:type="spellStart"/>
+      <w:r>
+        <w:rPr>
+          <w:b/>
+          <w:bCs/>
+        </w:rPr>
+        <w:t>cerdas</w:t>
+      </w:r>
+      <w:proofErr w:type="spellEnd"/>
+      <w:r>
+        <w:rPr>
+          <w:b/>
+          <w:bCs/>
+        </w:rPr>
+        <w:t xml:space="preserve"> </w:t>
+      </w:r>
+      <w:proofErr w:type="spellStart"/>
+      <w:r>
+        <w:rPr>
+          <w:b/>
+          <w:bCs/>
+        </w:rPr>
+        <w:t>berbasis</w:t>
+      </w:r>
+      <w:proofErr w:type="spellEnd"/>
+      <w:r>
+        <w:rPr>
+          <w:b/>
+          <w:bCs/>
+        </w:rPr>
+        <w:t xml:space="preserve"> </w:t>
+      </w:r>
+      <w:proofErr w:type="spellStart"/>
+      <w:r>
+        <w:rPr>
+          <w:b/>
+          <w:bCs/>
+        </w:rPr>
+        <w:t>akuisisi</w:t>
+      </w:r>
+      <w:proofErr w:type="spellEnd"/>
+      <w:r>
+        <w:rPr>
+          <w:b/>
+          <w:bCs/>
+        </w:rPr>
+        <w:t xml:space="preserve"> data ESP32-S3, </w:t>
+      </w:r>
+      <w:proofErr w:type="spellStart"/>
+      <w:r>
+        <w:rPr>
+          <w:b/>
+          <w:bCs/>
+        </w:rPr>
+        <w:t>serta</w:t>
+      </w:r>
+      <w:proofErr w:type="spellEnd"/>
+      <w:r>
+        <w:rPr>
+          <w:b/>
+          <w:bCs/>
+        </w:rPr>
+        <w:t xml:space="preserve"> </w:t>
+      </w:r>
+      <w:proofErr w:type="spellStart"/>
+      <w:r>
+        <w:rPr>
+          <w:b/>
+          <w:bCs/>
+        </w:rPr>
+        <w:t>memegang</w:t>
+      </w:r>
+      <w:proofErr w:type="spellEnd"/>
+      <w:r>
+        <w:rPr>
+          <w:b/>
+          <w:bCs/>
+        </w:rPr>
+        <w:t xml:space="preserve"> </w:t>
+      </w:r>
+      <w:proofErr w:type="spellStart"/>
+      <w:r>
+        <w:rPr>
+          <w:b/>
+          <w:bCs/>
+        </w:rPr>
+        <w:t>sertifikat</w:t>
+      </w:r>
+      <w:proofErr w:type="spellEnd"/>
+      <w:r>
+        <w:rPr>
+          <w:b/>
+          <w:bCs/>
+        </w:rPr>
+        <w:t xml:space="preserve"> Hak </w:t>
+      </w:r>
+      <w:proofErr w:type="spellStart"/>
+      <w:r>
+        <w:rPr>
+          <w:b/>
+          <w:bCs/>
+        </w:rPr>
+        <w:t>Kekayaan</w:t>
+      </w:r>
+      <w:proofErr w:type="spellEnd"/>
+      <w:r>
+        <w:rPr>
+          <w:b/>
+          <w:bCs/>
+        </w:rPr>
+        <w:t xml:space="preserve"> </w:t>
+      </w:r>
+      <w:proofErr w:type="spellStart"/>
+      <w:r>
+        <w:rPr>
+          <w:b/>
+          <w:bCs/>
+        </w:rPr>
+        <w:t>Intelektual</w:t>
+      </w:r>
+      <w:proofErr w:type="spellEnd"/>
+      <w:r>
+        <w:rPr>
+          <w:b/>
+          <w:bCs/>
+        </w:rPr>
+        <w:t xml:space="preserve"> (HAKI) </w:t>
+      </w:r>
+      <w:proofErr w:type="spellStart"/>
+      <w:r>
+        <w:rPr>
+          <w:b/>
+          <w:bCs/>
+        </w:rPr>
+        <w:t>alat</w:t>
+      </w:r>
+      <w:proofErr w:type="spellEnd"/>
+      <w:r>
+        <w:rPr>
+          <w:b/>
+          <w:bCs/>
+        </w:rPr>
+        <w:t xml:space="preserve"> </w:t>
+      </w:r>
+      <w:proofErr w:type="spellStart"/>
+      <w:r>
+        <w:rPr>
+          <w:b/>
+          <w:bCs/>
+        </w:rPr>
+        <w:t>filtrasi</w:t>
+      </w:r>
+      <w:proofErr w:type="spellEnd"/>
+      <w:r>
+        <w:rPr>
+          <w:b/>
+          <w:bCs/>
+        </w:rPr>
+        <w:t xml:space="preserve"> L-</w:t>
+      </w:r>
+      <w:proofErr w:type="gramStart"/>
+      <w:r>
+        <w:rPr>
+          <w:b/>
+          <w:bCs/>
+        </w:rPr>
+        <w:t>PURE[</w:t>
+      </w:r>
+      <w:proofErr w:type="gramEnd"/>
+      <w:r>
+        <w:rPr>
+          <w:b/>
+          <w:bCs/>
+        </w:rPr>
+        <w:t>cite: 6].</w:t>
       </w:r>
     </w:p>
     <w:p>
       <w:pPr>
         <w:numPr>
-          <w:ilvl w:val="0"/>
-          <w:numId w:val="4"/>
+          <w:ilvl w:val="1"/>
+          <w:numId w:val="27"/>
         </w:numPr>
-      </w:pPr>
-      <w:proofErr w:type="spellStart"/>
-      <w:r>
-        <w:rPr>
-          <w:b/>
-          <w:bCs/>
-        </w:rPr>
-        <w:t>Pengalaman</w:t>
-      </w:r>
-      <w:proofErr w:type="spellEnd"/>
-      <w:r>
-        <w:rPr>
-          <w:b/>
-          <w:bCs/>
-        </w:rPr>
-        <w:t>:</w:t>
+        <w:rPr>
+          <w:b/>
+          <w:bCs/>
+        </w:rPr>
+      </w:pPr>
+      <w:proofErr w:type="spellStart"/>
+      <w:r>
+        <w:rPr>
+          <w:b/>
+          <w:bCs/>
+        </w:rPr>
+        <w:t>ZapIN</w:t>
+      </w:r>
+      <w:proofErr w:type="spellEnd"/>
+      <w:r>
+        <w:rPr>
+          <w:b/>
+          <w:bCs/>
+        </w:rPr>
+        <w:t xml:space="preserve"> Smart Dock Controller Architecture: </w:t>
+      </w:r>
+      <w:proofErr w:type="spellStart"/>
+      <w:r>
+        <w:rPr>
+          <w:b/>
+          <w:bCs/>
+        </w:rPr>
+        <w:t>Merancang</w:t>
+      </w:r>
+      <w:proofErr w:type="spellEnd"/>
+      <w:r>
+        <w:rPr>
+          <w:b/>
+          <w:bCs/>
+        </w:rPr>
+        <w:t xml:space="preserve"> </w:t>
+      </w:r>
+      <w:proofErr w:type="spellStart"/>
+      <w:r>
+        <w:rPr>
+          <w:b/>
+          <w:bCs/>
+        </w:rPr>
+        <w:t>modul</w:t>
+      </w:r>
+      <w:proofErr w:type="spellEnd"/>
+      <w:r>
+        <w:rPr>
+          <w:b/>
+          <w:bCs/>
+        </w:rPr>
+        <w:t xml:space="preserve"> </w:t>
+      </w:r>
+      <w:proofErr w:type="spellStart"/>
+      <w:r>
+        <w:rPr>
+          <w:b/>
+          <w:bCs/>
+        </w:rPr>
+        <w:t>perangkat</w:t>
+      </w:r>
+      <w:proofErr w:type="spellEnd"/>
+      <w:r>
+        <w:rPr>
+          <w:b/>
+          <w:bCs/>
+        </w:rPr>
+        <w:t xml:space="preserve"> </w:t>
+      </w:r>
+      <w:proofErr w:type="spellStart"/>
+      <w:r>
+        <w:rPr>
+          <w:b/>
+          <w:bCs/>
+        </w:rPr>
+        <w:t>keras</w:t>
+      </w:r>
+      <w:proofErr w:type="spellEnd"/>
+      <w:r>
+        <w:rPr>
+          <w:b/>
+          <w:bCs/>
+        </w:rPr>
+        <w:t xml:space="preserve"> </w:t>
+      </w:r>
+      <w:proofErr w:type="spellStart"/>
+      <w:r>
+        <w:rPr>
+          <w:b/>
+          <w:bCs/>
+        </w:rPr>
+        <w:t>pengisian</w:t>
+      </w:r>
+      <w:proofErr w:type="spellEnd"/>
+      <w:r>
+        <w:rPr>
+          <w:b/>
+          <w:bCs/>
+        </w:rPr>
+        <w:t xml:space="preserve"> </w:t>
+      </w:r>
+      <w:proofErr w:type="spellStart"/>
+      <w:r>
+        <w:rPr>
+          <w:b/>
+          <w:bCs/>
+        </w:rPr>
+        <w:t>daya</w:t>
+      </w:r>
+      <w:proofErr w:type="spellEnd"/>
+      <w:r>
+        <w:rPr>
+          <w:b/>
+          <w:bCs/>
+        </w:rPr>
+        <w:t xml:space="preserve"> </w:t>
+      </w:r>
+      <w:proofErr w:type="spellStart"/>
+      <w:r>
+        <w:rPr>
+          <w:b/>
+          <w:bCs/>
+        </w:rPr>
+        <w:t>dengan</w:t>
+      </w:r>
+      <w:proofErr w:type="spellEnd"/>
+      <w:r>
+        <w:rPr>
+          <w:b/>
+          <w:bCs/>
+        </w:rPr>
+        <w:t xml:space="preserve"> </w:t>
+      </w:r>
+      <w:proofErr w:type="spellStart"/>
+      <w:r>
+        <w:rPr>
+          <w:b/>
+          <w:bCs/>
+        </w:rPr>
+        <w:t>proteksi</w:t>
+      </w:r>
+      <w:proofErr w:type="spellEnd"/>
+      <w:r>
+        <w:rPr>
+          <w:b/>
+          <w:bCs/>
+        </w:rPr>
+        <w:t xml:space="preserve"> </w:t>
+      </w:r>
+      <w:proofErr w:type="spellStart"/>
+      <w:r>
+        <w:rPr>
+          <w:b/>
+          <w:bCs/>
+        </w:rPr>
+        <w:t>beban</w:t>
+      </w:r>
+      <w:proofErr w:type="spellEnd"/>
+      <w:r>
+        <w:rPr>
+          <w:b/>
+          <w:bCs/>
+        </w:rPr>
+        <w:t xml:space="preserve"> </w:t>
+      </w:r>
+      <w:proofErr w:type="spellStart"/>
+      <w:r>
+        <w:rPr>
+          <w:b/>
+          <w:bCs/>
+        </w:rPr>
+        <w:t>daya</w:t>
+      </w:r>
+      <w:proofErr w:type="spellEnd"/>
+      <w:r>
+        <w:rPr>
+          <w:b/>
+          <w:bCs/>
+        </w:rPr>
+        <w:t xml:space="preserve">, </w:t>
+      </w:r>
+      <w:proofErr w:type="spellStart"/>
+      <w:r>
+        <w:rPr>
+          <w:b/>
+          <w:bCs/>
+        </w:rPr>
+        <w:t>sakelar</w:t>
+      </w:r>
+      <w:proofErr w:type="spellEnd"/>
+      <w:r>
+        <w:rPr>
+          <w:b/>
+          <w:bCs/>
+        </w:rPr>
+        <w:t xml:space="preserve"> </w:t>
+      </w:r>
+      <w:proofErr w:type="spellStart"/>
+      <w:r>
+        <w:rPr>
+          <w:b/>
+          <w:bCs/>
+        </w:rPr>
+        <w:t>relai</w:t>
+      </w:r>
+      <w:proofErr w:type="spellEnd"/>
+      <w:r>
+        <w:rPr>
+          <w:b/>
+          <w:bCs/>
+        </w:rPr>
+        <w:t xml:space="preserve"> </w:t>
+      </w:r>
+      <w:proofErr w:type="spellStart"/>
+      <w:r>
+        <w:rPr>
+          <w:b/>
+          <w:bCs/>
+        </w:rPr>
+        <w:t>otomatis</w:t>
+      </w:r>
+      <w:proofErr w:type="spellEnd"/>
+      <w:r>
+        <w:rPr>
+          <w:b/>
+          <w:bCs/>
+        </w:rPr>
+        <w:t xml:space="preserve">, dan </w:t>
+      </w:r>
+      <w:proofErr w:type="spellStart"/>
+      <w:r>
+        <w:rPr>
+          <w:b/>
+          <w:bCs/>
+        </w:rPr>
+        <w:t>pembacaan</w:t>
+      </w:r>
+      <w:proofErr w:type="spellEnd"/>
+      <w:r>
+        <w:rPr>
+          <w:b/>
+          <w:bCs/>
+        </w:rPr>
+        <w:t xml:space="preserve"> kWh </w:t>
+      </w:r>
+      <w:proofErr w:type="spellStart"/>
+      <w:r>
+        <w:rPr>
+          <w:b/>
+          <w:bCs/>
+        </w:rPr>
+        <w:t>telemetri</w:t>
+      </w:r>
+      <w:proofErr w:type="spellEnd"/>
+      <w:r>
+        <w:rPr>
+          <w:b/>
+          <w:bCs/>
+        </w:rPr>
+        <w:t xml:space="preserve"> </w:t>
+      </w:r>
+      <w:r>
+        <w:rPr>
+          <w:b/>
+          <w:bCs/>
+          <w:i/>
+          <w:iCs/>
+        </w:rPr>
+        <w:t>real-</w:t>
+      </w:r>
+      <w:proofErr w:type="gramStart"/>
+      <w:r>
+        <w:rPr>
+          <w:b/>
+          <w:bCs/>
+          <w:i/>
+          <w:iCs/>
+        </w:rPr>
+        <w:t>time</w:t>
+      </w:r>
+      <w:r>
+        <w:rPr>
+          <w:b/>
+          <w:bCs/>
+        </w:rPr>
+        <w:t>[</w:t>
+      </w:r>
+      <w:proofErr w:type="gramEnd"/>
+      <w:r>
+        <w:rPr>
+          <w:b/>
+          <w:bCs/>
+        </w:rPr>
+        <w:t>cite: 3, 5, 6].</w:t>
       </w:r>
     </w:p>
     <w:p>
-      <w:r>
-        <w:rPr>
-          <w:b/>
-          <w:bCs/>
-        </w:rPr>
-        <w:t xml:space="preserve">4. </w:t>
-      </w:r>
-      <w:proofErr w:type="spellStart"/>
-      <w:r>
-        <w:rPr>
-          <w:b/>
-          <w:bCs/>
-        </w:rPr>
-        <w:t>Nadhif</w:t>
-      </w:r>
-      <w:proofErr w:type="spellEnd"/>
-      <w:r>
-        <w:rPr>
-          <w:b/>
-          <w:bCs/>
-        </w:rPr>
-        <w:t xml:space="preserve"> — Chief Operating Officer (COO) &amp; Business Growth Lead</w:t>
+      <w:pPr>
+        <w:numPr>
+          <w:ilvl w:val="1"/>
+          <w:numId w:val="27"/>
+        </w:numPr>
+        <w:rPr>
+          <w:b/>
+          <w:bCs/>
+        </w:rPr>
+      </w:pPr>
+      <w:r>
+        <w:rPr>
+          <w:b/>
+          <w:bCs/>
+        </w:rPr>
+        <w:t xml:space="preserve">Field Electrical Leadership: </w:t>
+      </w:r>
+      <w:proofErr w:type="spellStart"/>
+      <w:r>
+        <w:rPr>
+          <w:b/>
+          <w:bCs/>
+        </w:rPr>
+        <w:t>Memimpin</w:t>
+      </w:r>
+      <w:proofErr w:type="spellEnd"/>
+      <w:r>
+        <w:rPr>
+          <w:b/>
+          <w:bCs/>
+        </w:rPr>
+        <w:t xml:space="preserve"> </w:t>
+      </w:r>
+      <w:proofErr w:type="spellStart"/>
+      <w:r>
+        <w:rPr>
+          <w:b/>
+          <w:bCs/>
+        </w:rPr>
+        <w:t>perancangan</w:t>
+      </w:r>
+      <w:proofErr w:type="spellEnd"/>
+      <w:r>
+        <w:rPr>
+          <w:b/>
+          <w:bCs/>
+        </w:rPr>
+        <w:t xml:space="preserve"> </w:t>
+      </w:r>
+      <w:proofErr w:type="spellStart"/>
+      <w:r>
+        <w:rPr>
+          <w:b/>
+          <w:bCs/>
+        </w:rPr>
+        <w:t>distribusi</w:t>
+      </w:r>
+      <w:proofErr w:type="spellEnd"/>
+      <w:r>
+        <w:rPr>
+          <w:b/>
+          <w:bCs/>
+        </w:rPr>
+        <w:t xml:space="preserve"> </w:t>
+      </w:r>
+      <w:proofErr w:type="spellStart"/>
+      <w:r>
+        <w:rPr>
+          <w:b/>
+          <w:bCs/>
+        </w:rPr>
+        <w:t>daya</w:t>
+      </w:r>
+      <w:proofErr w:type="spellEnd"/>
+      <w:r>
+        <w:rPr>
+          <w:b/>
+          <w:bCs/>
+        </w:rPr>
+        <w:t xml:space="preserve"> </w:t>
+      </w:r>
+      <w:proofErr w:type="spellStart"/>
+      <w:r>
+        <w:rPr>
+          <w:b/>
+          <w:bCs/>
+        </w:rPr>
+        <w:t>listrik</w:t>
+      </w:r>
+      <w:proofErr w:type="spellEnd"/>
+      <w:r>
+        <w:rPr>
+          <w:b/>
+          <w:bCs/>
+        </w:rPr>
+        <w:t xml:space="preserve"> </w:t>
+      </w:r>
+      <w:proofErr w:type="spellStart"/>
+      <w:r>
+        <w:rPr>
+          <w:b/>
+          <w:bCs/>
+        </w:rPr>
+        <w:t>lapangan</w:t>
+      </w:r>
+      <w:proofErr w:type="spellEnd"/>
+      <w:r>
+        <w:rPr>
+          <w:b/>
+          <w:bCs/>
+        </w:rPr>
+        <w:t xml:space="preserve"> dan </w:t>
+      </w:r>
+      <w:proofErr w:type="spellStart"/>
+      <w:r>
+        <w:rPr>
+          <w:b/>
+          <w:bCs/>
+        </w:rPr>
+        <w:t>implementasi</w:t>
+      </w:r>
+      <w:proofErr w:type="spellEnd"/>
+      <w:r>
+        <w:rPr>
+          <w:b/>
+          <w:bCs/>
+        </w:rPr>
+        <w:t xml:space="preserve"> </w:t>
+      </w:r>
+      <w:proofErr w:type="spellStart"/>
+      <w:r>
+        <w:rPr>
+          <w:b/>
+          <w:bCs/>
+        </w:rPr>
+        <w:t>instalasi</w:t>
+      </w:r>
+      <w:proofErr w:type="spellEnd"/>
+      <w:r>
+        <w:rPr>
+          <w:b/>
+          <w:bCs/>
+        </w:rPr>
+        <w:t xml:space="preserve"> </w:t>
+      </w:r>
+      <w:proofErr w:type="spellStart"/>
+      <w:r>
+        <w:rPr>
+          <w:b/>
+          <w:bCs/>
+        </w:rPr>
+        <w:t>kelistrikan</w:t>
+      </w:r>
+      <w:proofErr w:type="spellEnd"/>
+      <w:r>
+        <w:rPr>
+          <w:b/>
+          <w:bCs/>
+        </w:rPr>
+        <w:t xml:space="preserve"> </w:t>
+      </w:r>
+      <w:proofErr w:type="spellStart"/>
+      <w:r>
+        <w:rPr>
+          <w:b/>
+          <w:bCs/>
+        </w:rPr>
+        <w:t>sebagai</w:t>
+      </w:r>
+      <w:proofErr w:type="spellEnd"/>
+      <w:r>
+        <w:rPr>
+          <w:b/>
+          <w:bCs/>
+        </w:rPr>
+        <w:t xml:space="preserve"> </w:t>
+      </w:r>
+      <w:proofErr w:type="spellStart"/>
+      <w:r>
+        <w:rPr>
+          <w:b/>
+          <w:bCs/>
+        </w:rPr>
+        <w:t>Koordinator</w:t>
+      </w:r>
+      <w:proofErr w:type="spellEnd"/>
+      <w:r>
+        <w:rPr>
+          <w:b/>
+          <w:bCs/>
+        </w:rPr>
+        <w:t xml:space="preserve"> Divisi Listrik KKM Teknik </w:t>
+      </w:r>
+      <w:proofErr w:type="gramStart"/>
+      <w:r>
+        <w:rPr>
+          <w:b/>
+          <w:bCs/>
+        </w:rPr>
+        <w:t>XLV[</w:t>
+      </w:r>
+      <w:proofErr w:type="gramEnd"/>
+      <w:r>
+        <w:rPr>
+          <w:b/>
+          <w:bCs/>
+        </w:rPr>
+        <w:t>cite: 6].</w:t>
       </w:r>
     </w:p>
     <w:p>
       <w:pPr>
         <w:numPr>
           <w:ilvl w:val="0"/>
-          <w:numId w:val="2"/>
+          <w:numId w:val="27"/>
         </w:numPr>
-      </w:pPr>
-      <w:r>
-        <w:rPr>
+        <w:rPr>
+          <w:b/>
+          <w:bCs/>
+        </w:rPr>
+      </w:pPr>
+      <w:r>
+        <w:rPr>
+          <w:b/>
+          <w:bCs/>
+        </w:rPr>
+        <w:t>DIRECT CONTACT &amp; SOCIALS:</w:t>
+      </w:r>
+    </w:p>
+    <w:p>
+      <w:pPr>
+        <w:numPr>
+          <w:ilvl w:val="1"/>
+          <w:numId w:val="27"/>
+        </w:numPr>
+        <w:rPr>
+          <w:b/>
+          <w:bCs/>
+        </w:rPr>
+      </w:pPr>
+      <w:r>
+        <w:rPr>
+          <w:rFonts w:ascii="Segoe UI Emoji" w:hAnsi="Segoe UI Emoji" w:cs="Segoe UI Emoji"/>
+          <w:b/>
+          <w:bCs/>
+        </w:rPr>
+        <w:t>✉️</w:t>
+      </w:r>
+      <w:r>
+        <w:rPr>
+          <w:b/>
+          <w:bCs/>
+        </w:rPr>
+        <w:t xml:space="preserve"> Email: </w:t>
+      </w:r>
+      <w:proofErr w:type="gramStart"/>
+      <w:r>
+        <w:rPr>
+          <w:b/>
+          <w:bCs/>
+        </w:rPr>
+        <w:t>Farhan.alvin25@gmail.com[</w:t>
+      </w:r>
+      <w:proofErr w:type="gramEnd"/>
+      <w:r>
+        <w:rPr>
+          <w:b/>
+          <w:bCs/>
+        </w:rPr>
+        <w:t>cite: 6]</w:t>
+      </w:r>
+    </w:p>
+    <w:p>
+      <w:pPr>
+        <w:numPr>
+          <w:ilvl w:val="1"/>
+          <w:numId w:val="27"/>
+        </w:numPr>
+        <w:rPr>
+          <w:b/>
+          <w:bCs/>
+        </w:rPr>
+      </w:pPr>
+      <w:r>
+        <w:rPr>
+          <w:rFonts w:ascii="Segoe UI Emoji" w:hAnsi="Segoe UI Emoji" w:cs="Segoe UI Emoji"/>
+          <w:b/>
+          <w:bCs/>
+        </w:rPr>
+        <w:t>💻</w:t>
+      </w:r>
+      <w:r>
+        <w:rPr>
+          <w:b/>
+          <w:bCs/>
+        </w:rPr>
+        <w:t xml:space="preserve"> GitHub: https://github.com/farhanalvin</w:t>
+      </w:r>
+    </w:p>
+    <w:p>
+      <w:pPr>
+        <w:numPr>
+          <w:ilvl w:val="1"/>
+          <w:numId w:val="27"/>
+        </w:numPr>
+        <w:rPr>
+          <w:b/>
+          <w:bCs/>
+        </w:rPr>
+      </w:pPr>
+      <w:r>
+        <w:rPr>
+          <w:rFonts w:ascii="Segoe UI Emoji" w:hAnsi="Segoe UI Emoji" w:cs="Segoe UI Emoji"/>
+          <w:b/>
+          <w:bCs/>
+        </w:rPr>
+        <w:t>🔗</w:t>
+      </w:r>
+      <w:r>
+        <w:rPr>
+          <w:b/>
+          <w:bCs/>
+        </w:rPr>
+        <w:t xml:space="preserve"> LinkedIn: </w:t>
+      </w:r>
+      <w:hyperlink r:id="rId10" w:tgtFrame="_blank" w:history="1">
+        <w:r>
+          <w:rPr>
+            <w:rStyle w:val="Hyperlink"/>
+            <w:b/>
+            <w:bCs/>
+          </w:rPr>
+          <w:t>linkedin.com/in/farhan-alvin-alatas-56a042294</w:t>
+        </w:r>
+      </w:hyperlink>
+      <w:r>
+        <w:rPr>
+          <w:b/>
+          <w:bCs/>
+        </w:rPr>
+        <w:t>[cite: 6]</w:t>
+      </w:r>
+    </w:p>
+    <w:p>
+      <w:pPr>
+        <w:numPr>
+          <w:ilvl w:val="1"/>
+          <w:numId w:val="27"/>
+        </w:numPr>
+        <w:rPr>
+          <w:b/>
+          <w:bCs/>
+        </w:rPr>
+      </w:pPr>
+      <w:r>
+        <w:rPr>
+          <w:rFonts w:ascii="Segoe UI Emoji" w:hAnsi="Segoe UI Emoji" w:cs="Segoe UI Emoji"/>
+          <w:b/>
+          <w:bCs/>
+        </w:rPr>
+        <w:t>📸</w:t>
+      </w:r>
+      <w:r>
+        <w:rPr>
+          <w:b/>
+          <w:bCs/>
+        </w:rPr>
+        <w:t xml:space="preserve"> Instagram: [https://instagram.com/farhanalvin]</w:t>
+      </w:r>
+    </w:p>
+    <w:p>
+      <w:pPr>
+        <w:rPr>
+          <w:b/>
+          <w:bCs/>
+        </w:rPr>
+      </w:pPr>
+      <w:r>
+        <w:rPr>
+          <w:b/>
+          <w:bCs/>
+        </w:rPr>
+        <w:t xml:space="preserve">3. Dyandra Aurellia Agata </w:t>
+      </w:r>
+      <w:proofErr w:type="spellStart"/>
+      <w:r>
+        <w:rPr>
+          <w:b/>
+          <w:bCs/>
+        </w:rPr>
+        <w:t>Fitri</w:t>
+      </w:r>
+      <w:proofErr w:type="spellEnd"/>
+      <w:r>
+        <w:rPr>
+          <w:b/>
+          <w:bCs/>
+        </w:rPr>
+        <w:t xml:space="preserve"> — Chief Information Officer &amp; Lead AI Architect</w:t>
+      </w:r>
+    </w:p>
+    <w:p>
+      <w:pPr>
+        <w:numPr>
+          <w:ilvl w:val="0"/>
+          <w:numId w:val="28"/>
+        </w:numPr>
+        <w:rPr>
+          <w:b/>
+          <w:bCs/>
+        </w:rPr>
+      </w:pPr>
+      <w:r>
+        <w:rPr>
+          <w:b/>
+          <w:bCs/>
+        </w:rPr>
+        <w:t>Role Badge: CHIEF INFORMATION OFFICER &amp; LEAD AI ARCHITECT</w:t>
+      </w:r>
+    </w:p>
+    <w:p>
+      <w:pPr>
+        <w:numPr>
+          <w:ilvl w:val="0"/>
+          <w:numId w:val="28"/>
+        </w:numPr>
+        <w:rPr>
+          <w:b/>
+          <w:bCs/>
+        </w:rPr>
+      </w:pPr>
+      <w:r>
+        <w:rPr>
+          <w:b/>
+          <w:bCs/>
+        </w:rPr>
+        <w:t xml:space="preserve">Nama: Dyandra Aurellia Agata </w:t>
+      </w:r>
+      <w:proofErr w:type="spellStart"/>
+      <w:r>
+        <w:rPr>
+          <w:b/>
+          <w:bCs/>
+        </w:rPr>
+        <w:t>Fitri</w:t>
+      </w:r>
+      <w:proofErr w:type="spellEnd"/>
+    </w:p>
+    <w:p>
+      <w:pPr>
+        <w:numPr>
+          <w:ilvl w:val="0"/>
+          <w:numId w:val="28"/>
+        </w:numPr>
+        <w:rPr>
+          <w:b/>
+          <w:bCs/>
+        </w:rPr>
+      </w:pPr>
+      <w:proofErr w:type="spellStart"/>
+      <w:r>
+        <w:rPr>
+          <w:b/>
+          <w:bCs/>
+        </w:rPr>
+        <w:t>Institusi</w:t>
+      </w:r>
+      <w:proofErr w:type="spellEnd"/>
+      <w:r>
+        <w:rPr>
+          <w:b/>
+          <w:bCs/>
+        </w:rPr>
+        <w:t xml:space="preserve">: </w:t>
+      </w:r>
+      <w:r>
+        <w:rPr>
+          <w:rFonts w:ascii="Segoe UI Emoji" w:hAnsi="Segoe UI Emoji" w:cs="Segoe UI Emoji"/>
+          <w:b/>
+          <w:bCs/>
+        </w:rPr>
+        <w:t>🎓</w:t>
+      </w:r>
+      <w:r>
+        <w:rPr>
+          <w:b/>
+          <w:bCs/>
+        </w:rPr>
+        <w:t xml:space="preserve"> S1 </w:t>
+      </w:r>
+      <w:proofErr w:type="spellStart"/>
+      <w:r>
+        <w:rPr>
+          <w:b/>
+          <w:bCs/>
+        </w:rPr>
+        <w:t>Teknologi</w:t>
+      </w:r>
+      <w:proofErr w:type="spellEnd"/>
+      <w:r>
+        <w:rPr>
+          <w:b/>
+          <w:bCs/>
+        </w:rPr>
+        <w:t xml:space="preserve"> </w:t>
+      </w:r>
+      <w:proofErr w:type="spellStart"/>
+      <w:r>
+        <w:rPr>
+          <w:b/>
+          <w:bCs/>
+        </w:rPr>
+        <w:t>Informasi</w:t>
+      </w:r>
+      <w:proofErr w:type="spellEnd"/>
+      <w:r>
+        <w:rPr>
+          <w:b/>
+          <w:bCs/>
+        </w:rPr>
+        <w:t xml:space="preserve">, Universitas </w:t>
+      </w:r>
+      <w:proofErr w:type="spellStart"/>
+      <w:r>
+        <w:rPr>
+          <w:b/>
+          <w:bCs/>
+        </w:rPr>
+        <w:t>Brawijaya</w:t>
+      </w:r>
+      <w:proofErr w:type="spellEnd"/>
+      <w:r>
+        <w:rPr>
+          <w:b/>
+          <w:bCs/>
+        </w:rPr>
+        <w:t xml:space="preserve"> </w:t>
+      </w:r>
+    </w:p>
+    <w:p>
+      <w:pPr>
+        <w:rPr>
+          <w:b/>
+          <w:bCs/>
+        </w:rPr>
+      </w:pPr>
+      <w:r>
+        <w:rPr>
+          <w:b/>
+          <w:bCs/>
           <w:i/>
           <w:iCs/>
         </w:rPr>
-        <w:t>Pendidikan:</w:t>
-      </w:r>
-      <w:r>
-        <w:t xml:space="preserve"> S1 </w:t>
-      </w:r>
-      <w:r>
-        <w:t xml:space="preserve">Teknik </w:t>
-      </w:r>
-      <w:proofErr w:type="spellStart"/>
-      <w:r>
-        <w:t>Informatika</w:t>
-      </w:r>
-      <w:proofErr w:type="spellEnd"/>
-      <w:r>
-        <w:t xml:space="preserve">, Universitas </w:t>
-      </w:r>
-      <w:proofErr w:type="spellStart"/>
-      <w:r>
-        <w:t>Brawijaya</w:t>
-      </w:r>
-      <w:proofErr w:type="spellEnd"/>
+        <w:lastRenderedPageBreak/>
+        <w:t>"The true power of AI in energy is predictability. We turn dynamic telemetry into actionable routing decisions before the driver even faces a queue."</w:t>
+      </w:r>
+      <w:r>
+        <w:rPr>
+          <w:b/>
+          <w:bCs/>
+        </w:rPr>
+        <w:t>[cite: 3, 4]</w:t>
+      </w:r>
     </w:p>
     <w:p>
       <w:pPr>
         <w:numPr>
           <w:ilvl w:val="0"/>
-          <w:numId w:val="5"/>
+          <w:numId w:val="29"/>
         </w:numPr>
-      </w:pPr>
-      <w:proofErr w:type="spellStart"/>
-      <w:r>
-        <w:rPr>
-          <w:b/>
-          <w:bCs/>
-        </w:rPr>
-        <w:t>Keahlian</w:t>
-      </w:r>
-      <w:proofErr w:type="spellEnd"/>
-      <w:r>
-        <w:rPr>
-          <w:b/>
-          <w:bCs/>
-        </w:rPr>
-        <w:t>:</w:t>
-      </w:r>
-      <w:r>
-        <w:t xml:space="preserve"> </w:t>
-      </w:r>
-      <w:r>
-        <w:rPr>
+        <w:rPr>
+          <w:b/>
+          <w:bCs/>
+        </w:rPr>
+      </w:pPr>
+      <w:r>
+        <w:rPr>
+          <w:b/>
+          <w:bCs/>
+        </w:rPr>
+        <w:t>KEY COMPETENCIES &amp; FOCUS:</w:t>
+      </w:r>
+    </w:p>
+    <w:p>
+      <w:pPr>
+        <w:numPr>
+          <w:ilvl w:val="1"/>
+          <w:numId w:val="29"/>
+        </w:numPr>
+        <w:rPr>
+          <w:b/>
+          <w:bCs/>
+        </w:rPr>
+      </w:pPr>
+      <w:r>
+        <w:rPr>
+          <w:b/>
+          <w:bCs/>
+        </w:rPr>
+        <w:t>Time-Series Machine Learning</w:t>
+      </w:r>
+    </w:p>
+    <w:p>
+      <w:pPr>
+        <w:numPr>
+          <w:ilvl w:val="1"/>
+          <w:numId w:val="29"/>
+        </w:numPr>
+        <w:rPr>
+          <w:b/>
+          <w:bCs/>
+        </w:rPr>
+      </w:pPr>
+      <w:r>
+        <w:rPr>
+          <w:b/>
+          <w:bCs/>
+        </w:rPr>
+        <w:t xml:space="preserve">Dynamic Rerouting </w:t>
+      </w:r>
+      <w:proofErr w:type="gramStart"/>
+      <w:r>
+        <w:rPr>
+          <w:b/>
+          <w:bCs/>
+        </w:rPr>
+        <w:t>Algorithms[</w:t>
+      </w:r>
+      <w:proofErr w:type="gramEnd"/>
+      <w:r>
+        <w:rPr>
+          <w:b/>
+          <w:bCs/>
+        </w:rPr>
+        <w:t>cite: 3]</w:t>
+      </w:r>
+    </w:p>
+    <w:p>
+      <w:pPr>
+        <w:numPr>
+          <w:ilvl w:val="1"/>
+          <w:numId w:val="29"/>
+        </w:numPr>
+        <w:rPr>
+          <w:b/>
+          <w:bCs/>
+        </w:rPr>
+      </w:pPr>
+      <w:r>
+        <w:rPr>
+          <w:b/>
+          <w:bCs/>
+        </w:rPr>
+        <w:t xml:space="preserve">Scalable Cloud </w:t>
+      </w:r>
+      <w:proofErr w:type="gramStart"/>
+      <w:r>
+        <w:rPr>
+          <w:b/>
+          <w:bCs/>
+        </w:rPr>
+        <w:t>Microservices[</w:t>
+      </w:r>
+      <w:proofErr w:type="gramEnd"/>
+      <w:r>
+        <w:rPr>
+          <w:b/>
+          <w:bCs/>
+        </w:rPr>
+        <w:t>cite: 4, 5]</w:t>
+      </w:r>
+    </w:p>
+    <w:p>
+      <w:pPr>
+        <w:numPr>
+          <w:ilvl w:val="1"/>
+          <w:numId w:val="29"/>
+        </w:numPr>
+        <w:rPr>
+          <w:b/>
+          <w:bCs/>
+        </w:rPr>
+      </w:pPr>
+      <w:r>
+        <w:rPr>
+          <w:b/>
+          <w:bCs/>
+        </w:rPr>
+        <w:t xml:space="preserve">Payment Gateway &amp; API </w:t>
+      </w:r>
+      <w:proofErr w:type="gramStart"/>
+      <w:r>
+        <w:rPr>
+          <w:b/>
+          <w:bCs/>
+        </w:rPr>
+        <w:t>Integration[</w:t>
+      </w:r>
+      <w:proofErr w:type="gramEnd"/>
+      <w:r>
+        <w:rPr>
+          <w:b/>
+          <w:bCs/>
+        </w:rPr>
+        <w:t>cite: 3, 5]</w:t>
+      </w:r>
+    </w:p>
+    <w:p>
+      <w:pPr>
+        <w:numPr>
+          <w:ilvl w:val="0"/>
+          <w:numId w:val="29"/>
+        </w:numPr>
+        <w:rPr>
+          <w:b/>
+          <w:bCs/>
+        </w:rPr>
+      </w:pPr>
+      <w:r>
+        <w:rPr>
+          <w:b/>
+          <w:bCs/>
+        </w:rPr>
+        <w:t>EXECUTIVE EXPERIENCE &amp; LEADERSHIP IMPACT:</w:t>
+      </w:r>
+    </w:p>
+    <w:p>
+      <w:pPr>
+        <w:numPr>
+          <w:ilvl w:val="1"/>
+          <w:numId w:val="29"/>
+        </w:numPr>
+        <w:rPr>
+          <w:b/>
+          <w:bCs/>
+        </w:rPr>
+      </w:pPr>
+      <w:r>
+        <w:rPr>
+          <w:b/>
+          <w:bCs/>
+        </w:rPr>
+        <w:t xml:space="preserve">WYIE 2026 Gold </w:t>
+      </w:r>
+      <w:proofErr w:type="spellStart"/>
+      <w:r>
+        <w:rPr>
+          <w:b/>
+          <w:bCs/>
+        </w:rPr>
+        <w:t>Medalist</w:t>
+      </w:r>
+      <w:proofErr w:type="spellEnd"/>
+      <w:r>
+        <w:rPr>
+          <w:b/>
+          <w:bCs/>
+        </w:rPr>
+        <w:t xml:space="preserve"> &amp; National Business Champion: </w:t>
+      </w:r>
+      <w:proofErr w:type="spellStart"/>
+      <w:r>
+        <w:rPr>
+          <w:b/>
+          <w:bCs/>
+        </w:rPr>
+        <w:t>Meraih</w:t>
+      </w:r>
+      <w:proofErr w:type="spellEnd"/>
+      <w:r>
+        <w:rPr>
+          <w:b/>
+          <w:bCs/>
+        </w:rPr>
+        <w:t xml:space="preserve"> Gold Medal WYIE 2026 di </w:t>
+      </w:r>
+      <w:proofErr w:type="spellStart"/>
+      <w:r>
+        <w:rPr>
+          <w:b/>
+          <w:bCs/>
+        </w:rPr>
+        <w:t>bidang</w:t>
+      </w:r>
+      <w:proofErr w:type="spellEnd"/>
+      <w:r>
+        <w:rPr>
+          <w:b/>
+          <w:bCs/>
+        </w:rPr>
+        <w:t xml:space="preserve"> AI </w:t>
+      </w:r>
+      <w:proofErr w:type="spellStart"/>
+      <w:r>
+        <w:rPr>
+          <w:b/>
+          <w:bCs/>
+        </w:rPr>
+        <w:t>komputasi</w:t>
+      </w:r>
+      <w:proofErr w:type="spellEnd"/>
+      <w:r>
+        <w:rPr>
+          <w:b/>
+          <w:bCs/>
+        </w:rPr>
+        <w:t xml:space="preserve"> </w:t>
+      </w:r>
+      <w:proofErr w:type="spellStart"/>
+      <w:r>
+        <w:rPr>
+          <w:b/>
+          <w:bCs/>
+        </w:rPr>
+        <w:t>lokal</w:t>
+      </w:r>
+      <w:proofErr w:type="spellEnd"/>
+      <w:r>
+        <w:rPr>
+          <w:b/>
+          <w:bCs/>
+        </w:rPr>
+        <w:t xml:space="preserve"> dan </w:t>
+      </w:r>
+      <w:proofErr w:type="spellStart"/>
+      <w:r>
+        <w:rPr>
+          <w:b/>
+          <w:bCs/>
+        </w:rPr>
+        <w:t>Juara</w:t>
+      </w:r>
+      <w:proofErr w:type="spellEnd"/>
+      <w:r>
+        <w:rPr>
+          <w:b/>
+          <w:bCs/>
+        </w:rPr>
+        <w:t xml:space="preserve"> 1 Nasional </w:t>
+      </w:r>
+      <w:r>
+        <w:rPr>
+          <w:b/>
+          <w:bCs/>
           <w:i/>
           <w:iCs/>
         </w:rPr>
-        <w:t>B2B Partnership</w:t>
-      </w:r>
-      <w:r>
-        <w:t xml:space="preserve">, </w:t>
-      </w:r>
-      <w:proofErr w:type="spellStart"/>
-      <w:r>
-        <w:t>Analisis</w:t>
-      </w:r>
-      <w:proofErr w:type="spellEnd"/>
-      <w:r>
-        <w:t xml:space="preserve"> </w:t>
-      </w:r>
-      <w:proofErr w:type="spellStart"/>
-      <w:r>
-        <w:t>Kelayakan</w:t>
-      </w:r>
-      <w:proofErr w:type="spellEnd"/>
-      <w:r>
-        <w:t xml:space="preserve"> Bisnis, </w:t>
-      </w:r>
-      <w:proofErr w:type="spellStart"/>
-      <w:r>
-        <w:t>Operasional</w:t>
-      </w:r>
-      <w:proofErr w:type="spellEnd"/>
-      <w:r>
-        <w:t xml:space="preserve"> </w:t>
-      </w:r>
-      <w:r>
-        <w:rPr>
+        <w:t>Ambition 2026 Business Plan Competition</w:t>
+      </w:r>
+      <w:r>
+        <w:rPr>
+          <w:b/>
+          <w:bCs/>
+        </w:rPr>
+        <w:t xml:space="preserve"> (</w:t>
+      </w:r>
+      <w:r>
+        <w:rPr>
+          <w:b/>
+          <w:bCs/>
           <w:i/>
           <w:iCs/>
         </w:rPr>
-        <w:t>Pilot Project</w:t>
-      </w:r>
-      <w:r>
-        <w:t>.</w:t>
+        <w:t xml:space="preserve">Green Tech </w:t>
+      </w:r>
+      <w:proofErr w:type="gramStart"/>
+      <w:r>
+        <w:rPr>
+          <w:b/>
+          <w:bCs/>
+          <w:i/>
+          <w:iCs/>
+        </w:rPr>
+        <w:t>Category</w:t>
+      </w:r>
+      <w:r>
+        <w:rPr>
+          <w:b/>
+          <w:bCs/>
+        </w:rPr>
+        <w:t>)[</w:t>
+      </w:r>
+      <w:proofErr w:type="gramEnd"/>
+      <w:r>
+        <w:rPr>
+          <w:b/>
+          <w:bCs/>
+        </w:rPr>
+        <w:t>cite: 7].</w:t>
       </w:r>
     </w:p>
     <w:p>
       <w:pPr>
         <w:numPr>
-          <w:ilvl w:val="0"/>
-          <w:numId w:val="5"/>
+          <w:ilvl w:val="1"/>
+          <w:numId w:val="29"/>
         </w:numPr>
-      </w:pPr>
-      <w:proofErr w:type="spellStart"/>
-      <w:r>
-        <w:rPr>
-          <w:b/>
-          <w:bCs/>
-        </w:rPr>
-        <w:t>Pengalaman</w:t>
-      </w:r>
-      <w:proofErr w:type="spellEnd"/>
-      <w:r>
-        <w:rPr>
-          <w:b/>
-          <w:bCs/>
-        </w:rPr>
-        <w:t>:</w:t>
+        <w:rPr>
+          <w:b/>
+          <w:bCs/>
+        </w:rPr>
+      </w:pPr>
+      <w:proofErr w:type="spellStart"/>
+      <w:r>
+        <w:rPr>
+          <w:b/>
+          <w:bCs/>
+        </w:rPr>
+        <w:t>ZapIN</w:t>
+      </w:r>
+      <w:proofErr w:type="spellEnd"/>
+      <w:r>
+        <w:rPr>
+          <w:b/>
+          <w:bCs/>
+        </w:rPr>
+        <w:t xml:space="preserve"> AI Availability Prediction Engine: </w:t>
+      </w:r>
+      <w:proofErr w:type="spellStart"/>
+      <w:r>
+        <w:rPr>
+          <w:b/>
+          <w:bCs/>
+        </w:rPr>
+        <w:t>Merancang</w:t>
+      </w:r>
+      <w:proofErr w:type="spellEnd"/>
+      <w:r>
+        <w:rPr>
+          <w:b/>
+          <w:bCs/>
+        </w:rPr>
+        <w:t xml:space="preserve"> </w:t>
+      </w:r>
+      <w:proofErr w:type="spellStart"/>
+      <w:r>
+        <w:rPr>
+          <w:b/>
+          <w:bCs/>
+        </w:rPr>
+        <w:t>arsitektur</w:t>
+      </w:r>
+      <w:proofErr w:type="spellEnd"/>
+      <w:r>
+        <w:rPr>
+          <w:b/>
+          <w:bCs/>
+        </w:rPr>
+        <w:t xml:space="preserve"> model </w:t>
+      </w:r>
+      <w:r>
+        <w:rPr>
+          <w:b/>
+          <w:bCs/>
+          <w:i/>
+          <w:iCs/>
+        </w:rPr>
+        <w:t>time-series machine learning</w:t>
+      </w:r>
+      <w:r>
+        <w:rPr>
+          <w:b/>
+          <w:bCs/>
+        </w:rPr>
+        <w:t xml:space="preserve"> </w:t>
+      </w:r>
+      <w:proofErr w:type="spellStart"/>
+      <w:r>
+        <w:rPr>
+          <w:b/>
+          <w:bCs/>
+        </w:rPr>
+        <w:t>untuk</w:t>
+      </w:r>
+      <w:proofErr w:type="spellEnd"/>
+      <w:r>
+        <w:rPr>
+          <w:b/>
+          <w:bCs/>
+        </w:rPr>
+        <w:t xml:space="preserve"> </w:t>
+      </w:r>
+      <w:proofErr w:type="spellStart"/>
+      <w:r>
+        <w:rPr>
+          <w:b/>
+          <w:bCs/>
+        </w:rPr>
+        <w:t>memprediksi</w:t>
+      </w:r>
+      <w:proofErr w:type="spellEnd"/>
+      <w:r>
+        <w:rPr>
+          <w:b/>
+          <w:bCs/>
+        </w:rPr>
+        <w:t xml:space="preserve"> </w:t>
+      </w:r>
+      <w:proofErr w:type="spellStart"/>
+      <w:r>
+        <w:rPr>
+          <w:b/>
+          <w:bCs/>
+        </w:rPr>
+        <w:t>durasi</w:t>
+      </w:r>
+      <w:proofErr w:type="spellEnd"/>
+      <w:r>
+        <w:rPr>
+          <w:b/>
+          <w:bCs/>
+        </w:rPr>
+        <w:t xml:space="preserve"> </w:t>
+      </w:r>
+      <w:proofErr w:type="spellStart"/>
+      <w:r>
+        <w:rPr>
+          <w:b/>
+          <w:bCs/>
+        </w:rPr>
+        <w:t>pengisian</w:t>
+      </w:r>
+      <w:proofErr w:type="spellEnd"/>
+      <w:r>
+        <w:rPr>
+          <w:b/>
+          <w:bCs/>
+        </w:rPr>
+        <w:t xml:space="preserve"> </w:t>
+      </w:r>
+      <w:proofErr w:type="spellStart"/>
+      <w:r>
+        <w:rPr>
+          <w:b/>
+          <w:bCs/>
+        </w:rPr>
+        <w:t>daya</w:t>
+      </w:r>
+      <w:proofErr w:type="spellEnd"/>
+      <w:r>
+        <w:rPr>
+          <w:b/>
+          <w:bCs/>
+        </w:rPr>
+        <w:t xml:space="preserve"> dan </w:t>
+      </w:r>
+      <w:proofErr w:type="spellStart"/>
+      <w:r>
+        <w:rPr>
+          <w:b/>
+          <w:bCs/>
+        </w:rPr>
+        <w:t>ketersediaan</w:t>
+      </w:r>
+      <w:proofErr w:type="spellEnd"/>
+      <w:r>
+        <w:rPr>
+          <w:b/>
+          <w:bCs/>
+        </w:rPr>
+        <w:t xml:space="preserve"> </w:t>
+      </w:r>
+      <w:r>
+        <w:rPr>
+          <w:b/>
+          <w:bCs/>
+          <w:i/>
+          <w:iCs/>
+        </w:rPr>
+        <w:t>dock</w:t>
+      </w:r>
+      <w:r>
+        <w:rPr>
+          <w:b/>
+          <w:bCs/>
+        </w:rPr>
+        <w:t xml:space="preserve"> </w:t>
+      </w:r>
+      <w:proofErr w:type="spellStart"/>
+      <w:r>
+        <w:rPr>
+          <w:b/>
+          <w:bCs/>
+        </w:rPr>
+        <w:t>stasiun</w:t>
+      </w:r>
+      <w:proofErr w:type="spellEnd"/>
+      <w:r>
+        <w:rPr>
+          <w:b/>
+          <w:bCs/>
+        </w:rPr>
+        <w:t xml:space="preserve"> </w:t>
+      </w:r>
+      <w:proofErr w:type="spellStart"/>
+      <w:r>
+        <w:rPr>
+          <w:b/>
+          <w:bCs/>
+        </w:rPr>
+        <w:t>secara</w:t>
+      </w:r>
+      <w:proofErr w:type="spellEnd"/>
+      <w:r>
+        <w:rPr>
+          <w:b/>
+          <w:bCs/>
+        </w:rPr>
+        <w:t xml:space="preserve"> </w:t>
+      </w:r>
+      <w:proofErr w:type="spellStart"/>
+      <w:proofErr w:type="gramStart"/>
+      <w:r>
+        <w:rPr>
+          <w:b/>
+          <w:bCs/>
+        </w:rPr>
+        <w:t>akurat</w:t>
+      </w:r>
+      <w:proofErr w:type="spellEnd"/>
+      <w:r>
+        <w:rPr>
+          <w:b/>
+          <w:bCs/>
+        </w:rPr>
+        <w:t>[</w:t>
+      </w:r>
+      <w:proofErr w:type="gramEnd"/>
+      <w:r>
+        <w:rPr>
+          <w:b/>
+          <w:bCs/>
+        </w:rPr>
+        <w:t>cite: 3, 4, 5].</w:t>
       </w:r>
     </w:p>
     <w:p>
-      <w:r>
-        <w:br w:type="page"/>
+      <w:pPr>
+        <w:numPr>
+          <w:ilvl w:val="1"/>
+          <w:numId w:val="29"/>
+        </w:numPr>
+        <w:rPr>
+          <w:b/>
+          <w:bCs/>
+        </w:rPr>
+      </w:pPr>
+      <w:r>
+        <w:rPr>
+          <w:b/>
+          <w:bCs/>
+        </w:rPr>
+        <w:t xml:space="preserve">Dynamic Rerouting Engine: </w:t>
+      </w:r>
+      <w:proofErr w:type="spellStart"/>
+      <w:r>
+        <w:rPr>
+          <w:b/>
+          <w:bCs/>
+        </w:rPr>
+        <w:t>Mengembangkan</w:t>
+      </w:r>
+      <w:proofErr w:type="spellEnd"/>
+      <w:r>
+        <w:rPr>
+          <w:b/>
+          <w:bCs/>
+        </w:rPr>
+        <w:t xml:space="preserve"> </w:t>
+      </w:r>
+      <w:proofErr w:type="spellStart"/>
+      <w:r>
+        <w:rPr>
+          <w:b/>
+          <w:bCs/>
+        </w:rPr>
+        <w:t>logika</w:t>
+      </w:r>
+      <w:proofErr w:type="spellEnd"/>
+      <w:r>
+        <w:rPr>
+          <w:b/>
+          <w:bCs/>
+        </w:rPr>
+        <w:t xml:space="preserve"> </w:t>
+      </w:r>
+      <w:proofErr w:type="spellStart"/>
+      <w:r>
+        <w:rPr>
+          <w:b/>
+          <w:bCs/>
+        </w:rPr>
+        <w:t>komputasi</w:t>
+      </w:r>
+      <w:proofErr w:type="spellEnd"/>
+      <w:r>
+        <w:rPr>
+          <w:b/>
+          <w:bCs/>
+        </w:rPr>
+        <w:t xml:space="preserve"> </w:t>
+      </w:r>
+      <w:proofErr w:type="spellStart"/>
+      <w:r>
+        <w:rPr>
+          <w:b/>
+          <w:bCs/>
+        </w:rPr>
+        <w:t>perutean</w:t>
+      </w:r>
+      <w:proofErr w:type="spellEnd"/>
+      <w:r>
+        <w:rPr>
+          <w:b/>
+          <w:bCs/>
+        </w:rPr>
+        <w:t xml:space="preserve"> </w:t>
+      </w:r>
+      <w:proofErr w:type="spellStart"/>
+      <w:r>
+        <w:rPr>
+          <w:b/>
+          <w:bCs/>
+        </w:rPr>
+        <w:t>dinamis</w:t>
+      </w:r>
+      <w:proofErr w:type="spellEnd"/>
+      <w:r>
+        <w:rPr>
+          <w:b/>
+          <w:bCs/>
+        </w:rPr>
+        <w:t xml:space="preserve"> yang </w:t>
+      </w:r>
+      <w:proofErr w:type="spellStart"/>
+      <w:r>
+        <w:rPr>
+          <w:b/>
+          <w:bCs/>
+        </w:rPr>
+        <w:t>mendeteksi</w:t>
+      </w:r>
+      <w:proofErr w:type="spellEnd"/>
+      <w:r>
+        <w:rPr>
+          <w:b/>
+          <w:bCs/>
+        </w:rPr>
+        <w:t xml:space="preserve"> </w:t>
+      </w:r>
+      <w:proofErr w:type="spellStart"/>
+      <w:r>
+        <w:rPr>
+          <w:b/>
+          <w:bCs/>
+        </w:rPr>
+        <w:t>risiko</w:t>
+      </w:r>
+      <w:proofErr w:type="spellEnd"/>
+      <w:r>
+        <w:rPr>
+          <w:b/>
+          <w:bCs/>
+        </w:rPr>
+        <w:t xml:space="preserve"> </w:t>
+      </w:r>
+      <w:proofErr w:type="spellStart"/>
+      <w:r>
+        <w:rPr>
+          <w:b/>
+          <w:bCs/>
+        </w:rPr>
+        <w:t>kepadatan</w:t>
+      </w:r>
+      <w:proofErr w:type="spellEnd"/>
+      <w:r>
+        <w:rPr>
+          <w:b/>
+          <w:bCs/>
+        </w:rPr>
+        <w:t xml:space="preserve"> </w:t>
+      </w:r>
+      <w:proofErr w:type="spellStart"/>
+      <w:r>
+        <w:rPr>
+          <w:b/>
+          <w:bCs/>
+        </w:rPr>
+        <w:t>stasiun</w:t>
+      </w:r>
+      <w:proofErr w:type="spellEnd"/>
+      <w:r>
+        <w:rPr>
+          <w:b/>
+          <w:bCs/>
+        </w:rPr>
+        <w:t xml:space="preserve"> dan </w:t>
+      </w:r>
+      <w:proofErr w:type="spellStart"/>
+      <w:r>
+        <w:rPr>
+          <w:b/>
+          <w:bCs/>
+        </w:rPr>
+        <w:t>mengalihkan</w:t>
+      </w:r>
+      <w:proofErr w:type="spellEnd"/>
+      <w:r>
+        <w:rPr>
+          <w:b/>
+          <w:bCs/>
+        </w:rPr>
+        <w:t xml:space="preserve"> </w:t>
+      </w:r>
+      <w:proofErr w:type="spellStart"/>
+      <w:r>
+        <w:rPr>
+          <w:b/>
+          <w:bCs/>
+        </w:rPr>
+        <w:t>pengguna</w:t>
+      </w:r>
+      <w:proofErr w:type="spellEnd"/>
+      <w:r>
+        <w:rPr>
+          <w:b/>
+          <w:bCs/>
+        </w:rPr>
+        <w:t xml:space="preserve"> </w:t>
+      </w:r>
+      <w:proofErr w:type="spellStart"/>
+      <w:r>
+        <w:rPr>
+          <w:b/>
+          <w:bCs/>
+        </w:rPr>
+        <w:t>ke</w:t>
+      </w:r>
+      <w:proofErr w:type="spellEnd"/>
+      <w:r>
+        <w:rPr>
+          <w:b/>
+          <w:bCs/>
+        </w:rPr>
+        <w:t xml:space="preserve"> </w:t>
+      </w:r>
+      <w:proofErr w:type="spellStart"/>
+      <w:r>
+        <w:rPr>
+          <w:b/>
+          <w:bCs/>
+        </w:rPr>
+        <w:t>stasiun</w:t>
+      </w:r>
+      <w:proofErr w:type="spellEnd"/>
+      <w:r>
+        <w:rPr>
+          <w:b/>
+          <w:bCs/>
+        </w:rPr>
+        <w:t xml:space="preserve"> </w:t>
+      </w:r>
+      <w:proofErr w:type="spellStart"/>
+      <w:proofErr w:type="gramStart"/>
+      <w:r>
+        <w:rPr>
+          <w:b/>
+          <w:bCs/>
+        </w:rPr>
+        <w:t>alternatif</w:t>
+      </w:r>
+      <w:proofErr w:type="spellEnd"/>
+      <w:r>
+        <w:rPr>
+          <w:b/>
+          <w:bCs/>
+        </w:rPr>
+        <w:t>[</w:t>
+      </w:r>
+      <w:proofErr w:type="gramEnd"/>
+      <w:r>
+        <w:rPr>
+          <w:b/>
+          <w:bCs/>
+        </w:rPr>
+        <w:t>cite: 3, 4].</w:t>
       </w:r>
     </w:p>
     <w:p>
-      <w:r>
-        <w:lastRenderedPageBreak/>
-        <w:t>[ MAIN DOMAIN: companyname.com / zapin.id ]</w:t>
+      <w:pPr>
+        <w:numPr>
+          <w:ilvl w:val="1"/>
+          <w:numId w:val="29"/>
+        </w:numPr>
+        <w:rPr>
+          <w:b/>
+          <w:bCs/>
+        </w:rPr>
+      </w:pPr>
+      <w:r>
+        <w:rPr>
+          <w:b/>
+          <w:bCs/>
+        </w:rPr>
+        <w:t xml:space="preserve">High-Availability Cloud Infrastructure: </w:t>
+      </w:r>
+      <w:proofErr w:type="spellStart"/>
+      <w:r>
+        <w:rPr>
+          <w:b/>
+          <w:bCs/>
+        </w:rPr>
+        <w:t>Membangun</w:t>
+      </w:r>
+      <w:proofErr w:type="spellEnd"/>
+      <w:r>
+        <w:rPr>
+          <w:b/>
+          <w:bCs/>
+        </w:rPr>
+        <w:t xml:space="preserve"> </w:t>
+      </w:r>
+      <w:r>
+        <w:rPr>
+          <w:b/>
+          <w:bCs/>
+          <w:i/>
+          <w:iCs/>
+        </w:rPr>
+        <w:t>backend microservices</w:t>
+      </w:r>
+      <w:r>
+        <w:rPr>
+          <w:b/>
+          <w:bCs/>
+        </w:rPr>
+        <w:t xml:space="preserve"> </w:t>
+      </w:r>
+      <w:proofErr w:type="spellStart"/>
+      <w:r>
+        <w:rPr>
+          <w:b/>
+          <w:bCs/>
+        </w:rPr>
+        <w:t>berlatensi</w:t>
+      </w:r>
+      <w:proofErr w:type="spellEnd"/>
+      <w:r>
+        <w:rPr>
+          <w:b/>
+          <w:bCs/>
+        </w:rPr>
+        <w:t xml:space="preserve"> </w:t>
+      </w:r>
+      <w:proofErr w:type="spellStart"/>
+      <w:r>
+        <w:rPr>
+          <w:b/>
+          <w:bCs/>
+        </w:rPr>
+        <w:t>rendah</w:t>
+      </w:r>
+      <w:proofErr w:type="spellEnd"/>
+      <w:r>
+        <w:rPr>
+          <w:b/>
+          <w:bCs/>
+        </w:rPr>
+        <w:t xml:space="preserve"> </w:t>
+      </w:r>
+      <w:proofErr w:type="spellStart"/>
+      <w:r>
+        <w:rPr>
+          <w:b/>
+          <w:bCs/>
+        </w:rPr>
+        <w:t>untuk</w:t>
+      </w:r>
+      <w:proofErr w:type="spellEnd"/>
+      <w:r>
+        <w:rPr>
+          <w:b/>
+          <w:bCs/>
+        </w:rPr>
+        <w:t xml:space="preserve"> </w:t>
+      </w:r>
+      <w:proofErr w:type="spellStart"/>
+      <w:r>
+        <w:rPr>
+          <w:b/>
+          <w:bCs/>
+        </w:rPr>
+        <w:t>menangani</w:t>
+      </w:r>
+      <w:proofErr w:type="spellEnd"/>
+      <w:r>
+        <w:rPr>
+          <w:b/>
+          <w:bCs/>
+        </w:rPr>
+        <w:t xml:space="preserve"> </w:t>
+      </w:r>
+      <w:proofErr w:type="spellStart"/>
+      <w:r>
+        <w:rPr>
+          <w:b/>
+          <w:bCs/>
+        </w:rPr>
+        <w:t>ribuan</w:t>
+      </w:r>
+      <w:proofErr w:type="spellEnd"/>
+      <w:r>
+        <w:rPr>
+          <w:b/>
+          <w:bCs/>
+        </w:rPr>
+        <w:t xml:space="preserve"> </w:t>
+      </w:r>
+      <w:proofErr w:type="spellStart"/>
+      <w:r>
+        <w:rPr>
+          <w:b/>
+          <w:bCs/>
+        </w:rPr>
+        <w:t>aliran</w:t>
+      </w:r>
+      <w:proofErr w:type="spellEnd"/>
+      <w:r>
+        <w:rPr>
+          <w:b/>
+          <w:bCs/>
+        </w:rPr>
+        <w:t xml:space="preserve"> data </w:t>
+      </w:r>
+      <w:proofErr w:type="spellStart"/>
+      <w:r>
+        <w:rPr>
+          <w:b/>
+          <w:bCs/>
+        </w:rPr>
+        <w:t>telemetri</w:t>
+      </w:r>
+      <w:proofErr w:type="spellEnd"/>
+      <w:r>
+        <w:rPr>
+          <w:b/>
+          <w:bCs/>
+        </w:rPr>
+        <w:t xml:space="preserve"> IoT dan </w:t>
+      </w:r>
+      <w:proofErr w:type="spellStart"/>
+      <w:r>
+        <w:rPr>
+          <w:b/>
+          <w:bCs/>
+        </w:rPr>
+        <w:t>transaksi</w:t>
+      </w:r>
+      <w:proofErr w:type="spellEnd"/>
+      <w:r>
+        <w:rPr>
+          <w:b/>
+          <w:bCs/>
+        </w:rPr>
+        <w:t xml:space="preserve"> </w:t>
+      </w:r>
+      <w:proofErr w:type="spellStart"/>
+      <w:proofErr w:type="gramStart"/>
+      <w:r>
+        <w:rPr>
+          <w:b/>
+          <w:bCs/>
+        </w:rPr>
+        <w:t>otomatis</w:t>
+      </w:r>
+      <w:proofErr w:type="spellEnd"/>
+      <w:r>
+        <w:rPr>
+          <w:b/>
+          <w:bCs/>
+        </w:rPr>
+        <w:t>[</w:t>
+      </w:r>
+      <w:proofErr w:type="gramEnd"/>
+      <w:r>
+        <w:rPr>
+          <w:b/>
+          <w:bCs/>
+        </w:rPr>
+        <w:t>cite: 4, 5].</w:t>
       </w:r>
     </w:p>
     <w:p>
-      <w:r>
-        <w:t>│</w:t>
+      <w:pPr>
+        <w:numPr>
+          <w:ilvl w:val="0"/>
+          <w:numId w:val="29"/>
+        </w:numPr>
+        <w:rPr>
+          <w:b/>
+          <w:bCs/>
+        </w:rPr>
+      </w:pPr>
+      <w:r>
+        <w:rPr>
+          <w:b/>
+          <w:bCs/>
+        </w:rPr>
+        <w:t>DIRECT CONTACT &amp; SOCIALS:</w:t>
       </w:r>
     </w:p>
     <w:p>
-      <w:r>
-        <w:rPr>
-          <w:rFonts w:ascii="MS Gothic" w:eastAsia="MS Gothic" w:hAnsi="MS Gothic" w:cs="MS Gothic" w:hint="eastAsia"/>
-        </w:rPr>
-        <w:t>├</w:t>
-      </w:r>
-      <w:r>
-        <w:rPr>
-          <w:rFonts w:ascii="Calibri" w:hAnsi="Calibri" w:cs="Calibri"/>
-        </w:rPr>
-        <w:t>──</w:t>
-      </w:r>
-      <w:r>
-        <w:t xml:space="preserve"> </w:t>
-      </w:r>
+      <w:pPr>
+        <w:numPr>
+          <w:ilvl w:val="1"/>
+          <w:numId w:val="29"/>
+        </w:numPr>
+        <w:rPr>
+          <w:b/>
+          <w:bCs/>
+        </w:rPr>
+      </w:pPr>
       <w:r>
         <w:rPr>
           <w:rFonts w:ascii="Segoe UI Emoji" w:hAnsi="Segoe UI Emoji" w:cs="Segoe UI Emoji"/>
-        </w:rPr>
-        <w:t>🏠</w:t>
-      </w:r>
-      <w:r>
-        <w:t xml:space="preserve"> Halaman Utama (Corporate Landing Page)</w:t>
+          <w:b/>
+          <w:bCs/>
+        </w:rPr>
+        <w:t>✉️</w:t>
+      </w:r>
+      <w:r>
+        <w:rPr>
+          <w:b/>
+          <w:bCs/>
+        </w:rPr>
+        <w:t xml:space="preserve"> Email: dyandra.aurellia@zaplabs.id</w:t>
       </w:r>
     </w:p>
     <w:p>
-      <w:r>
-        <w:t xml:space="preserve">│   </w:t>
-      </w:r>
-      <w:r>
-        <w:rPr>
-          <w:rFonts w:ascii="MS Gothic" w:eastAsia="MS Gothic" w:hAnsi="MS Gothic" w:cs="MS Gothic" w:hint="eastAsia"/>
-        </w:rPr>
-        <w:t>├</w:t>
-      </w:r>
-      <w:r>
-        <w:rPr>
-          <w:rFonts w:ascii="Calibri" w:hAnsi="Calibri" w:cs="Calibri"/>
-        </w:rPr>
-        <w:t>──</w:t>
-      </w:r>
-      <w:r>
-        <w:t xml:space="preserve"> 1. Hero Section (Visi Besar Startup &amp; </w:t>
-      </w:r>
-      <w:proofErr w:type="spellStart"/>
-      <w:r>
-        <w:t>Teknologi</w:t>
-      </w:r>
-      <w:proofErr w:type="spellEnd"/>
-      <w:r>
-        <w:t xml:space="preserve"> Energi)</w:t>
+      <w:pPr>
+        <w:numPr>
+          <w:ilvl w:val="1"/>
+          <w:numId w:val="29"/>
+        </w:numPr>
+        <w:rPr>
+          <w:b/>
+          <w:bCs/>
+        </w:rPr>
+      </w:pPr>
+      <w:r>
+        <w:rPr>
+          <w:rFonts w:ascii="Segoe UI Emoji" w:hAnsi="Segoe UI Emoji" w:cs="Segoe UI Emoji"/>
+          <w:b/>
+          <w:bCs/>
+        </w:rPr>
+        <w:t>💻</w:t>
+      </w:r>
+      <w:r>
+        <w:rPr>
+          <w:b/>
+          <w:bCs/>
+        </w:rPr>
+        <w:t xml:space="preserve"> GitHub: [https://github.com/dyandraurellia]</w:t>
       </w:r>
     </w:p>
     <w:p>
-      <w:r>
-        <w:t xml:space="preserve">│   </w:t>
-      </w:r>
-      <w:r>
-        <w:rPr>
-          <w:rFonts w:ascii="MS Gothic" w:eastAsia="MS Gothic" w:hAnsi="MS Gothic" w:cs="MS Gothic" w:hint="eastAsia"/>
-        </w:rPr>
-        <w:t>├</w:t>
-      </w:r>
-      <w:r>
-        <w:rPr>
-          <w:rFonts w:ascii="Calibri" w:hAnsi="Calibri" w:cs="Calibri"/>
-        </w:rPr>
-        <w:t>──</w:t>
-      </w:r>
-      <w:r>
-        <w:t xml:space="preserve"> 2. About Us (</w:t>
-      </w:r>
-      <w:proofErr w:type="spellStart"/>
-      <w:r>
-        <w:t>Identitas</w:t>
-      </w:r>
-      <w:proofErr w:type="spellEnd"/>
-      <w:r>
-        <w:t xml:space="preserve"> &amp; </w:t>
-      </w:r>
-      <w:proofErr w:type="spellStart"/>
-      <w:r>
-        <w:t>Filosofi</w:t>
-      </w:r>
-      <w:proofErr w:type="spellEnd"/>
-      <w:r>
-        <w:t xml:space="preserve"> </w:t>
-      </w:r>
-      <w:proofErr w:type="spellStart"/>
-      <w:r>
-        <w:t>Inovasi</w:t>
-      </w:r>
-      <w:proofErr w:type="spellEnd"/>
-      <w:r>
-        <w:t>)</w:t>
+      <w:pPr>
+        <w:numPr>
+          <w:ilvl w:val="1"/>
+          <w:numId w:val="29"/>
+        </w:numPr>
+        <w:rPr>
+          <w:b/>
+          <w:bCs/>
+        </w:rPr>
+      </w:pPr>
+      <w:r>
+        <w:rPr>
+          <w:rFonts w:ascii="Segoe UI Emoji" w:hAnsi="Segoe UI Emoji" w:cs="Segoe UI Emoji"/>
+          <w:b/>
+          <w:bCs/>
+        </w:rPr>
+        <w:t>🔗</w:t>
+      </w:r>
+      <w:r>
+        <w:rPr>
+          <w:b/>
+          <w:bCs/>
+        </w:rPr>
+        <w:t xml:space="preserve"> LinkedIn: [https://www.linkedin.com/in/dyandra-aurellia]</w:t>
       </w:r>
     </w:p>
     <w:p>
-      <w:r>
-        <w:t xml:space="preserve">│   </w:t>
-      </w:r>
-      <w:r>
-        <w:rPr>
-          <w:rFonts w:ascii="MS Gothic" w:eastAsia="MS Gothic" w:hAnsi="MS Gothic" w:cs="MS Gothic" w:hint="eastAsia"/>
-        </w:rPr>
-        <w:t>├</w:t>
-      </w:r>
-      <w:r>
-        <w:rPr>
-          <w:rFonts w:ascii="Calibri" w:hAnsi="Calibri" w:cs="Calibri"/>
-        </w:rPr>
-        <w:t>──</w:t>
-      </w:r>
-      <w:r>
-        <w:t xml:space="preserve"> 3. Visi &amp; Misi Perusahaan</w:t>
+      <w:pPr>
+        <w:numPr>
+          <w:ilvl w:val="1"/>
+          <w:numId w:val="29"/>
+        </w:numPr>
+        <w:rPr>
+          <w:b/>
+          <w:bCs/>
+        </w:rPr>
+      </w:pPr>
+      <w:r>
+        <w:rPr>
+          <w:rFonts w:ascii="Segoe UI Emoji" w:hAnsi="Segoe UI Emoji" w:cs="Segoe UI Emoji"/>
+          <w:b/>
+          <w:bCs/>
+        </w:rPr>
+        <w:t>📸</w:t>
+      </w:r>
+      <w:r>
+        <w:rPr>
+          <w:b/>
+          <w:bCs/>
+        </w:rPr>
+        <w:t xml:space="preserve"> Instagram: [https://instagram.com/dyandraurellia]</w:t>
       </w:r>
     </w:p>
     <w:p>
-      <w:r>
-        <w:t xml:space="preserve">│   </w:t>
-      </w:r>
-      <w:r>
-        <w:rPr>
-          <w:rFonts w:ascii="MS Gothic" w:eastAsia="MS Gothic" w:hAnsi="MS Gothic" w:cs="MS Gothic" w:hint="eastAsia"/>
-        </w:rPr>
-        <w:t>├</w:t>
-      </w:r>
-      <w:r>
-        <w:rPr>
-          <w:rFonts w:ascii="Calibri" w:hAnsi="Calibri" w:cs="Calibri"/>
-        </w:rPr>
-        <w:t>──</w:t>
-      </w:r>
-      <w:r>
-        <w:t xml:space="preserve"> 4. Our Core Pillars / Nilai Utama</w:t>
+      <w:pPr>
+        <w:rPr>
+          <w:b/>
+          <w:bCs/>
+        </w:rPr>
+      </w:pPr>
+      <w:r>
+        <w:rPr>
+          <w:b/>
+          <w:bCs/>
+        </w:rPr>
+        <w:t xml:space="preserve">4. </w:t>
+      </w:r>
+      <w:proofErr w:type="spellStart"/>
+      <w:r>
+        <w:rPr>
+          <w:b/>
+          <w:bCs/>
+        </w:rPr>
+        <w:t>Nadhif</w:t>
+      </w:r>
+      <w:proofErr w:type="spellEnd"/>
+      <w:r>
+        <w:rPr>
+          <w:b/>
+          <w:bCs/>
+        </w:rPr>
+        <w:t xml:space="preserve"> </w:t>
+      </w:r>
+      <w:proofErr w:type="spellStart"/>
+      <w:r>
+        <w:rPr>
+          <w:b/>
+          <w:bCs/>
+        </w:rPr>
+        <w:t>Rif'at</w:t>
+      </w:r>
+      <w:proofErr w:type="spellEnd"/>
+      <w:r>
+        <w:rPr>
+          <w:b/>
+          <w:bCs/>
+        </w:rPr>
+        <w:t xml:space="preserve"> Rasendriya — Chief Operating Officer &amp; Business Growth Lead</w:t>
       </w:r>
     </w:p>
     <w:p>
-      <w:r>
-        <w:t xml:space="preserve">│   </w:t>
-      </w:r>
-      <w:r>
-        <w:rPr>
-          <w:rFonts w:ascii="MS Gothic" w:eastAsia="MS Gothic" w:hAnsi="MS Gothic" w:cs="MS Gothic" w:hint="eastAsia"/>
-        </w:rPr>
-        <w:t>├</w:t>
-      </w:r>
-      <w:r>
-        <w:rPr>
-          <w:rFonts w:ascii="Calibri" w:hAnsi="Calibri" w:cs="Calibri"/>
-        </w:rPr>
-        <w:t>──</w:t>
-      </w:r>
-      <w:r>
-        <w:t xml:space="preserve"> 5. Our Services &amp; Ecosystem (</w:t>
-      </w:r>
-      <w:proofErr w:type="spellStart"/>
-      <w:r>
-        <w:t>Katalog</w:t>
-      </w:r>
-      <w:proofErr w:type="spellEnd"/>
-      <w:r>
-        <w:t xml:space="preserve"> Solusi &amp; Sub-Project Hub) </w:t>
-      </w:r>
-      <w:r>
-        <w:rPr>
-          <w:rFonts w:ascii="Calibri" w:hAnsi="Calibri" w:cs="Calibri"/>
-        </w:rPr>
-        <w:t>──┐</w:t>
+      <w:pPr>
+        <w:numPr>
+          <w:ilvl w:val="0"/>
+          <w:numId w:val="30"/>
+        </w:numPr>
+        <w:rPr>
+          <w:b/>
+          <w:bCs/>
+        </w:rPr>
+      </w:pPr>
+      <w:r>
+        <w:rPr>
+          <w:b/>
+          <w:bCs/>
+        </w:rPr>
+        <w:t>Role Badge: CHIEF OPERATING OFFICER &amp; BUSINESS GROWTH LEAD</w:t>
       </w:r>
     </w:p>
     <w:p>
+      <w:pPr>
+        <w:numPr>
+          <w:ilvl w:val="0"/>
+          <w:numId w:val="30"/>
+        </w:numPr>
+        <w:rPr>
+          <w:b/>
+          <w:bCs/>
+        </w:rPr>
+      </w:pPr>
+      <w:r>
+        <w:rPr>
+          <w:b/>
+          <w:bCs/>
+        </w:rPr>
+        <w:t xml:space="preserve">Nama: </w:t>
+      </w:r>
+      <w:proofErr w:type="spellStart"/>
+      <w:r>
+        <w:rPr>
+          <w:b/>
+          <w:bCs/>
+        </w:rPr>
+        <w:t>Nadhif</w:t>
+      </w:r>
+      <w:proofErr w:type="spellEnd"/>
+      <w:r>
+        <w:rPr>
+          <w:b/>
+          <w:bCs/>
+        </w:rPr>
+        <w:t xml:space="preserve"> </w:t>
+      </w:r>
+      <w:proofErr w:type="spellStart"/>
+      <w:r>
+        <w:rPr>
+          <w:b/>
+          <w:bCs/>
+        </w:rPr>
+        <w:t>Rif'at</w:t>
+      </w:r>
+      <w:proofErr w:type="spellEnd"/>
+      <w:r>
+        <w:rPr>
+          <w:b/>
+          <w:bCs/>
+        </w:rPr>
+        <w:t xml:space="preserve"> </w:t>
+      </w:r>
+      <w:proofErr w:type="gramStart"/>
+      <w:r>
+        <w:rPr>
+          <w:b/>
+          <w:bCs/>
+        </w:rPr>
+        <w:t>Rasendriya[</w:t>
+      </w:r>
+      <w:proofErr w:type="gramEnd"/>
+      <w:r>
+        <w:rPr>
+          <w:b/>
+          <w:bCs/>
+        </w:rPr>
+        <w:t>cite: 5, 7]</w:t>
+      </w:r>
+    </w:p>
+    <w:p>
+      <w:pPr>
+        <w:numPr>
+          <w:ilvl w:val="0"/>
+          <w:numId w:val="30"/>
+        </w:numPr>
+        <w:rPr>
+          <w:b/>
+          <w:bCs/>
+        </w:rPr>
+      </w:pPr>
+      <w:proofErr w:type="spellStart"/>
+      <w:r>
+        <w:rPr>
+          <w:b/>
+          <w:bCs/>
+        </w:rPr>
+        <w:t>Institusi</w:t>
+      </w:r>
+      <w:proofErr w:type="spellEnd"/>
+      <w:r>
+        <w:rPr>
+          <w:b/>
+          <w:bCs/>
+        </w:rPr>
+        <w:t xml:space="preserve">: </w:t>
+      </w:r>
+      <w:r>
+        <w:rPr>
+          <w:rFonts w:ascii="Segoe UI Emoji" w:hAnsi="Segoe UI Emoji" w:cs="Segoe UI Emoji"/>
+          <w:b/>
+          <w:bCs/>
+        </w:rPr>
+        <w:t>🎓</w:t>
+      </w:r>
+      <w:r>
+        <w:rPr>
+          <w:b/>
+          <w:bCs/>
+        </w:rPr>
+        <w:t xml:space="preserve"> S1 Teknik </w:t>
+      </w:r>
+      <w:proofErr w:type="spellStart"/>
+      <w:r>
+        <w:rPr>
+          <w:b/>
+          <w:bCs/>
+        </w:rPr>
+        <w:t>Informatika</w:t>
+      </w:r>
+      <w:proofErr w:type="spellEnd"/>
+      <w:r>
+        <w:rPr>
+          <w:b/>
+          <w:bCs/>
+        </w:rPr>
+        <w:t xml:space="preserve">, Universitas </w:t>
+      </w:r>
+      <w:proofErr w:type="spellStart"/>
+      <w:proofErr w:type="gramStart"/>
+      <w:r>
+        <w:rPr>
+          <w:b/>
+          <w:bCs/>
+        </w:rPr>
+        <w:t>Brawijaya</w:t>
+      </w:r>
+      <w:proofErr w:type="spellEnd"/>
+      <w:r>
+        <w:rPr>
+          <w:b/>
+          <w:bCs/>
+        </w:rPr>
+        <w:t>[</w:t>
+      </w:r>
+      <w:proofErr w:type="gramEnd"/>
+      <w:r>
+        <w:rPr>
+          <w:b/>
+          <w:bCs/>
+        </w:rPr>
+        <w:t>cite: 5, 7]</w:t>
+      </w:r>
+    </w:p>
+    <w:p>
+      <w:pPr>
+        <w:rPr>
+          <w:b/>
+          <w:bCs/>
+        </w:rPr>
+      </w:pPr>
+      <w:r>
+        <w:rPr>
+          <w:b/>
+          <w:bCs/>
+          <w:i/>
+          <w:iCs/>
+        </w:rPr>
+        <w:t>"Technology creates true value only when it scales sustainably. We empower commercial spaces to turn idle parking into thriving, recurring revenue streams."</w:t>
+      </w:r>
+      <w:r>
+        <w:rPr>
+          <w:b/>
+          <w:bCs/>
+        </w:rPr>
+        <w:t>[cite: 3, 4]</w:t>
+      </w:r>
+    </w:p>
+    <w:p>
+      <w:pPr>
+        <w:numPr>
+          <w:ilvl w:val="0"/>
+          <w:numId w:val="31"/>
+        </w:numPr>
+        <w:rPr>
+          <w:b/>
+          <w:bCs/>
+        </w:rPr>
+      </w:pPr>
+      <w:r>
+        <w:rPr>
+          <w:b/>
+          <w:bCs/>
+        </w:rPr>
+        <w:t>KEY COMPETENCIES &amp; FOCUS:</w:t>
+      </w:r>
+    </w:p>
+    <w:p>
+      <w:pPr>
+        <w:numPr>
+          <w:ilvl w:val="1"/>
+          <w:numId w:val="31"/>
+        </w:numPr>
+        <w:rPr>
+          <w:b/>
+          <w:bCs/>
+        </w:rPr>
+      </w:pPr>
+      <w:r>
+        <w:rPr>
+          <w:b/>
+          <w:bCs/>
+        </w:rPr>
+        <w:t xml:space="preserve">Corporate Partnerships (PLN </w:t>
+      </w:r>
+      <w:proofErr w:type="gramStart"/>
+      <w:r>
+        <w:rPr>
+          <w:b/>
+          <w:bCs/>
+        </w:rPr>
+        <w:t>Ecosystem)[</w:t>
+      </w:r>
+      <w:proofErr w:type="gramEnd"/>
+      <w:r>
+        <w:rPr>
+          <w:b/>
+          <w:bCs/>
+        </w:rPr>
+        <w:t>cite: 2, 7]</w:t>
+      </w:r>
+    </w:p>
+    <w:p>
+      <w:pPr>
+        <w:numPr>
+          <w:ilvl w:val="1"/>
+          <w:numId w:val="31"/>
+        </w:numPr>
+        <w:rPr>
+          <w:b/>
+          <w:bCs/>
+        </w:rPr>
+      </w:pPr>
+      <w:r>
+        <w:rPr>
+          <w:b/>
+          <w:bCs/>
+        </w:rPr>
+        <w:t xml:space="preserve">MSME Economic Acceleration (6x </w:t>
+      </w:r>
+      <w:proofErr w:type="gramStart"/>
+      <w:r>
+        <w:rPr>
+          <w:b/>
+          <w:bCs/>
+        </w:rPr>
+        <w:t>Growth)[</w:t>
+      </w:r>
+      <w:proofErr w:type="gramEnd"/>
+      <w:r>
+        <w:rPr>
+          <w:b/>
+          <w:bCs/>
+        </w:rPr>
+        <w:t>cite: 7]</w:t>
+      </w:r>
+    </w:p>
+    <w:p>
+      <w:pPr>
+        <w:numPr>
+          <w:ilvl w:val="1"/>
+          <w:numId w:val="31"/>
+        </w:numPr>
+        <w:rPr>
+          <w:b/>
+          <w:bCs/>
+        </w:rPr>
+      </w:pPr>
+      <w:r>
+        <w:rPr>
+          <w:b/>
+          <w:bCs/>
+        </w:rPr>
+        <w:lastRenderedPageBreak/>
+        <w:t xml:space="preserve">Agile Product &amp; Project </w:t>
+      </w:r>
+      <w:proofErr w:type="gramStart"/>
+      <w:r>
+        <w:rPr>
+          <w:b/>
+          <w:bCs/>
+        </w:rPr>
+        <w:t>Management[</w:t>
+      </w:r>
+      <w:proofErr w:type="gramEnd"/>
+      <w:r>
+        <w:rPr>
+          <w:b/>
+          <w:bCs/>
+        </w:rPr>
+        <w:t>cite: 7]</w:t>
+      </w:r>
+    </w:p>
+    <w:p>
+      <w:pPr>
+        <w:numPr>
+          <w:ilvl w:val="1"/>
+          <w:numId w:val="31"/>
+        </w:numPr>
+        <w:rPr>
+          <w:b/>
+          <w:bCs/>
+        </w:rPr>
+      </w:pPr>
+      <w:r>
+        <w:rPr>
+          <w:b/>
+          <w:bCs/>
+        </w:rPr>
+        <w:t xml:space="preserve">B2B Revenue </w:t>
+      </w:r>
+      <w:proofErr w:type="spellStart"/>
+      <w:r>
+        <w:rPr>
+          <w:b/>
+          <w:bCs/>
+        </w:rPr>
+        <w:t>Modeling</w:t>
+      </w:r>
+      <w:proofErr w:type="spellEnd"/>
+      <w:r>
+        <w:rPr>
+          <w:b/>
+          <w:bCs/>
+        </w:rPr>
+        <w:t xml:space="preserve"> &amp; </w:t>
+      </w:r>
+      <w:proofErr w:type="gramStart"/>
+      <w:r>
+        <w:rPr>
+          <w:b/>
+          <w:bCs/>
+        </w:rPr>
+        <w:t>Commercialization[</w:t>
+      </w:r>
+      <w:proofErr w:type="gramEnd"/>
+      <w:r>
+        <w:rPr>
+          <w:b/>
+          <w:bCs/>
+        </w:rPr>
+        <w:t>cite: 5, 7]</w:t>
+      </w:r>
+    </w:p>
+    <w:p>
+      <w:pPr>
+        <w:numPr>
+          <w:ilvl w:val="0"/>
+          <w:numId w:val="31"/>
+        </w:numPr>
+        <w:rPr>
+          <w:b/>
+          <w:bCs/>
+        </w:rPr>
+      </w:pPr>
+      <w:r>
+        <w:rPr>
+          <w:b/>
+          <w:bCs/>
+        </w:rPr>
+        <w:t>EXECUTIVE EXPERIENCE &amp; LEADERSHIP IMPACT:</w:t>
+      </w:r>
+    </w:p>
+    <w:p>
+      <w:pPr>
+        <w:numPr>
+          <w:ilvl w:val="1"/>
+          <w:numId w:val="31"/>
+        </w:numPr>
+        <w:rPr>
+          <w:b/>
+          <w:bCs/>
+        </w:rPr>
+      </w:pPr>
+      <w:r>
+        <w:rPr>
+          <w:b/>
+          <w:bCs/>
+        </w:rPr>
+        <w:t xml:space="preserve">Corporate Partnerships with PT PLN (Persero): </w:t>
+      </w:r>
+      <w:proofErr w:type="spellStart"/>
+      <w:r>
+        <w:rPr>
+          <w:b/>
+          <w:bCs/>
+        </w:rPr>
+        <w:t>Berpengalaman</w:t>
+      </w:r>
+      <w:proofErr w:type="spellEnd"/>
+      <w:r>
+        <w:rPr>
+          <w:b/>
+          <w:bCs/>
+        </w:rPr>
+        <w:t xml:space="preserve"> </w:t>
+      </w:r>
+      <w:proofErr w:type="spellStart"/>
+      <w:r>
+        <w:rPr>
+          <w:b/>
+          <w:bCs/>
+        </w:rPr>
+        <w:t>mengarahkan</w:t>
+      </w:r>
+      <w:proofErr w:type="spellEnd"/>
+      <w:r>
+        <w:rPr>
+          <w:b/>
+          <w:bCs/>
+        </w:rPr>
+        <w:t xml:space="preserve"> </w:t>
+      </w:r>
+      <w:proofErr w:type="spellStart"/>
+      <w:r>
+        <w:rPr>
+          <w:b/>
+          <w:bCs/>
+        </w:rPr>
+        <w:t>kompetisi</w:t>
+      </w:r>
+      <w:proofErr w:type="spellEnd"/>
+      <w:r>
+        <w:rPr>
+          <w:b/>
+          <w:bCs/>
+        </w:rPr>
+        <w:t xml:space="preserve"> </w:t>
+      </w:r>
+      <w:proofErr w:type="spellStart"/>
+      <w:r>
+        <w:rPr>
+          <w:b/>
+          <w:bCs/>
+        </w:rPr>
+        <w:t>bisnis</w:t>
+      </w:r>
+      <w:proofErr w:type="spellEnd"/>
+      <w:r>
+        <w:rPr>
+          <w:b/>
+          <w:bCs/>
+        </w:rPr>
+        <w:t xml:space="preserve"> </w:t>
+      </w:r>
+      <w:proofErr w:type="spellStart"/>
+      <w:r>
+        <w:rPr>
+          <w:b/>
+          <w:bCs/>
+        </w:rPr>
+        <w:t>nasional</w:t>
+      </w:r>
+      <w:proofErr w:type="spellEnd"/>
+      <w:r>
+        <w:rPr>
+          <w:b/>
+          <w:bCs/>
+        </w:rPr>
+        <w:t xml:space="preserve"> dan </w:t>
+      </w:r>
+      <w:proofErr w:type="spellStart"/>
+      <w:r>
+        <w:rPr>
+          <w:b/>
+          <w:bCs/>
+        </w:rPr>
+        <w:t>membangun</w:t>
+      </w:r>
+      <w:proofErr w:type="spellEnd"/>
+      <w:r>
+        <w:rPr>
+          <w:b/>
+          <w:bCs/>
+        </w:rPr>
+        <w:t xml:space="preserve"> </w:t>
+      </w:r>
+      <w:proofErr w:type="spellStart"/>
+      <w:r>
+        <w:rPr>
+          <w:b/>
+          <w:bCs/>
+        </w:rPr>
+        <w:t>kemitraan</w:t>
+      </w:r>
+      <w:proofErr w:type="spellEnd"/>
+      <w:r>
+        <w:rPr>
+          <w:b/>
+          <w:bCs/>
+        </w:rPr>
+        <w:t xml:space="preserve"> </w:t>
+      </w:r>
+      <w:proofErr w:type="spellStart"/>
+      <w:r>
+        <w:rPr>
+          <w:b/>
+          <w:bCs/>
+        </w:rPr>
+        <w:t>strategis</w:t>
+      </w:r>
+      <w:proofErr w:type="spellEnd"/>
+      <w:r>
+        <w:rPr>
+          <w:b/>
+          <w:bCs/>
+        </w:rPr>
+        <w:t xml:space="preserve"> </w:t>
+      </w:r>
+      <w:proofErr w:type="spellStart"/>
+      <w:r>
+        <w:rPr>
+          <w:b/>
+          <w:bCs/>
+        </w:rPr>
+        <w:t>dengan</w:t>
+      </w:r>
+      <w:proofErr w:type="spellEnd"/>
+      <w:r>
+        <w:rPr>
+          <w:b/>
+          <w:bCs/>
+        </w:rPr>
+        <w:t xml:space="preserve"> </w:t>
+      </w:r>
+      <w:proofErr w:type="spellStart"/>
+      <w:r>
+        <w:rPr>
+          <w:b/>
+          <w:bCs/>
+        </w:rPr>
+        <w:t>entitas</w:t>
+      </w:r>
+      <w:proofErr w:type="spellEnd"/>
+      <w:r>
+        <w:rPr>
+          <w:b/>
+          <w:bCs/>
+        </w:rPr>
+        <w:t xml:space="preserve"> BUMN </w:t>
+      </w:r>
+      <w:proofErr w:type="spellStart"/>
+      <w:r>
+        <w:rPr>
+          <w:b/>
+          <w:bCs/>
+        </w:rPr>
+        <w:t>energi</w:t>
+      </w:r>
+      <w:proofErr w:type="spellEnd"/>
+      <w:r>
+        <w:rPr>
+          <w:b/>
+          <w:bCs/>
+        </w:rPr>
+        <w:t xml:space="preserve"> </w:t>
+      </w:r>
+      <w:proofErr w:type="spellStart"/>
+      <w:r>
+        <w:rPr>
+          <w:b/>
+          <w:bCs/>
+        </w:rPr>
+        <w:t>termasuk</w:t>
+      </w:r>
+      <w:proofErr w:type="spellEnd"/>
+      <w:r>
+        <w:rPr>
+          <w:b/>
+          <w:bCs/>
+        </w:rPr>
+        <w:t xml:space="preserve"> PT PLN (Persero</w:t>
+      </w:r>
+      <w:proofErr w:type="gramStart"/>
+      <w:r>
+        <w:rPr>
+          <w:b/>
+          <w:bCs/>
+        </w:rPr>
+        <w:t>)[</w:t>
+      </w:r>
+      <w:proofErr w:type="gramEnd"/>
+      <w:r>
+        <w:rPr>
+          <w:b/>
+          <w:bCs/>
+        </w:rPr>
+        <w:t>cite: 2, 7].</w:t>
+      </w:r>
+    </w:p>
+    <w:p>
+      <w:pPr>
+        <w:numPr>
+          <w:ilvl w:val="1"/>
+          <w:numId w:val="31"/>
+        </w:numPr>
+        <w:rPr>
+          <w:b/>
+          <w:bCs/>
+        </w:rPr>
+      </w:pPr>
+      <w:r>
+        <w:rPr>
+          <w:b/>
+          <w:bCs/>
+        </w:rPr>
+        <w:t xml:space="preserve">Proven MSME Growth (Bakti BCA Awardee): </w:t>
+      </w:r>
+      <w:proofErr w:type="spellStart"/>
+      <w:r>
+        <w:rPr>
+          <w:b/>
+          <w:bCs/>
+        </w:rPr>
+        <w:t>Berhasil</w:t>
+      </w:r>
+      <w:proofErr w:type="spellEnd"/>
+      <w:r>
+        <w:rPr>
+          <w:b/>
+          <w:bCs/>
+        </w:rPr>
+        <w:t xml:space="preserve"> </w:t>
+      </w:r>
+      <w:proofErr w:type="spellStart"/>
+      <w:r>
+        <w:rPr>
+          <w:b/>
+          <w:bCs/>
+        </w:rPr>
+        <w:t>mendorong</w:t>
+      </w:r>
+      <w:proofErr w:type="spellEnd"/>
+      <w:r>
+        <w:rPr>
+          <w:b/>
+          <w:bCs/>
+        </w:rPr>
+        <w:t xml:space="preserve"> </w:t>
+      </w:r>
+      <w:proofErr w:type="spellStart"/>
+      <w:r>
+        <w:rPr>
+          <w:b/>
+          <w:bCs/>
+        </w:rPr>
+        <w:t>pertumbuhan</w:t>
+      </w:r>
+      <w:proofErr w:type="spellEnd"/>
+      <w:r>
+        <w:rPr>
+          <w:b/>
+          <w:bCs/>
+        </w:rPr>
+        <w:t xml:space="preserve"> </w:t>
+      </w:r>
+      <w:proofErr w:type="spellStart"/>
+      <w:r>
+        <w:rPr>
+          <w:b/>
+          <w:bCs/>
+        </w:rPr>
+        <w:t>omzet</w:t>
+      </w:r>
+      <w:proofErr w:type="spellEnd"/>
+      <w:r>
+        <w:rPr>
+          <w:b/>
+          <w:bCs/>
+        </w:rPr>
+        <w:t xml:space="preserve"> </w:t>
+      </w:r>
+      <w:proofErr w:type="spellStart"/>
+      <w:r>
+        <w:rPr>
+          <w:b/>
+          <w:bCs/>
+        </w:rPr>
+        <w:t>harian</w:t>
+      </w:r>
+      <w:proofErr w:type="spellEnd"/>
+      <w:r>
+        <w:rPr>
+          <w:b/>
+          <w:bCs/>
+        </w:rPr>
+        <w:t xml:space="preserve"> </w:t>
+      </w:r>
+      <w:proofErr w:type="spellStart"/>
+      <w:r>
+        <w:rPr>
+          <w:b/>
+          <w:bCs/>
+        </w:rPr>
+        <w:t>mitra</w:t>
+      </w:r>
+      <w:proofErr w:type="spellEnd"/>
+      <w:r>
+        <w:rPr>
+          <w:b/>
+          <w:bCs/>
+        </w:rPr>
+        <w:t xml:space="preserve"> </w:t>
+      </w:r>
+      <w:proofErr w:type="spellStart"/>
+      <w:r>
+        <w:rPr>
+          <w:b/>
+          <w:bCs/>
+        </w:rPr>
+        <w:t>wisata</w:t>
+      </w:r>
+      <w:proofErr w:type="spellEnd"/>
+      <w:r>
+        <w:rPr>
+          <w:b/>
+          <w:bCs/>
+        </w:rPr>
+        <w:t xml:space="preserve">/UMKM </w:t>
+      </w:r>
+      <w:proofErr w:type="spellStart"/>
+      <w:r>
+        <w:rPr>
+          <w:b/>
+          <w:bCs/>
+        </w:rPr>
+        <w:t>lokal</w:t>
+      </w:r>
+      <w:proofErr w:type="spellEnd"/>
+      <w:r>
+        <w:rPr>
+          <w:b/>
+          <w:bCs/>
+        </w:rPr>
+        <w:t xml:space="preserve"> </w:t>
+      </w:r>
+      <w:proofErr w:type="spellStart"/>
+      <w:r>
+        <w:rPr>
+          <w:b/>
+          <w:bCs/>
+        </w:rPr>
+        <w:t>hingga</w:t>
+      </w:r>
+      <w:proofErr w:type="spellEnd"/>
+      <w:r>
+        <w:rPr>
+          <w:b/>
+          <w:bCs/>
+        </w:rPr>
+        <w:t xml:space="preserve"> 6x </w:t>
+      </w:r>
+      <w:proofErr w:type="spellStart"/>
+      <w:r>
+        <w:rPr>
+          <w:b/>
+          <w:bCs/>
+        </w:rPr>
+        <w:t>lipat</w:t>
+      </w:r>
+      <w:proofErr w:type="spellEnd"/>
+      <w:r>
+        <w:rPr>
+          <w:b/>
+          <w:bCs/>
+        </w:rPr>
+        <w:t xml:space="preserve"> dan </w:t>
+      </w:r>
+      <w:proofErr w:type="spellStart"/>
+      <w:r>
+        <w:rPr>
+          <w:b/>
+          <w:bCs/>
+        </w:rPr>
+        <w:t>memfasilitasi</w:t>
+      </w:r>
+      <w:proofErr w:type="spellEnd"/>
+      <w:r>
+        <w:rPr>
+          <w:b/>
+          <w:bCs/>
+        </w:rPr>
+        <w:t xml:space="preserve"> </w:t>
+      </w:r>
+      <w:proofErr w:type="spellStart"/>
+      <w:r>
+        <w:rPr>
+          <w:b/>
+          <w:bCs/>
+        </w:rPr>
+        <w:t>legalitas</w:t>
+      </w:r>
+      <w:proofErr w:type="spellEnd"/>
+      <w:r>
+        <w:rPr>
+          <w:b/>
+          <w:bCs/>
+        </w:rPr>
+        <w:t xml:space="preserve"> </w:t>
+      </w:r>
+      <w:proofErr w:type="spellStart"/>
+      <w:r>
+        <w:rPr>
+          <w:b/>
+          <w:bCs/>
+        </w:rPr>
+        <w:t>perizinan</w:t>
+      </w:r>
+      <w:proofErr w:type="spellEnd"/>
+      <w:r>
+        <w:rPr>
+          <w:b/>
+          <w:bCs/>
+        </w:rPr>
+        <w:t xml:space="preserve"> </w:t>
+      </w:r>
+      <w:proofErr w:type="spellStart"/>
+      <w:r>
+        <w:rPr>
+          <w:b/>
+          <w:bCs/>
+        </w:rPr>
+        <w:t>usaha</w:t>
+      </w:r>
+      <w:proofErr w:type="spellEnd"/>
+      <w:r>
+        <w:rPr>
+          <w:b/>
+          <w:bCs/>
+        </w:rPr>
+        <w:t xml:space="preserve"> (60+ NIB/</w:t>
+      </w:r>
+      <w:proofErr w:type="gramStart"/>
+      <w:r>
+        <w:rPr>
+          <w:b/>
+          <w:bCs/>
+        </w:rPr>
+        <w:t>PIRT)[</w:t>
+      </w:r>
+      <w:proofErr w:type="gramEnd"/>
+      <w:r>
+        <w:rPr>
+          <w:b/>
+          <w:bCs/>
+        </w:rPr>
+        <w:t>cite: 7].</w:t>
+      </w:r>
+    </w:p>
+    <w:p>
+      <w:pPr>
+        <w:numPr>
+          <w:ilvl w:val="1"/>
+          <w:numId w:val="31"/>
+        </w:numPr>
+        <w:rPr>
+          <w:b/>
+          <w:bCs/>
+        </w:rPr>
+      </w:pPr>
+      <w:r>
+        <w:rPr>
+          <w:b/>
+          <w:bCs/>
+        </w:rPr>
+        <w:t xml:space="preserve">Google Student Ambassador (Top 2% Nationwide): </w:t>
+      </w:r>
+      <w:proofErr w:type="spellStart"/>
+      <w:r>
+        <w:rPr>
+          <w:b/>
+          <w:bCs/>
+        </w:rPr>
+        <w:t>Terpilih</w:t>
+      </w:r>
+      <w:proofErr w:type="spellEnd"/>
+      <w:r>
+        <w:rPr>
+          <w:b/>
+          <w:bCs/>
+        </w:rPr>
+        <w:t xml:space="preserve"> </w:t>
+      </w:r>
+      <w:proofErr w:type="spellStart"/>
+      <w:r>
+        <w:rPr>
+          <w:b/>
+          <w:bCs/>
+        </w:rPr>
+        <w:t>dari</w:t>
+      </w:r>
+      <w:proofErr w:type="spellEnd"/>
+      <w:r>
+        <w:rPr>
+          <w:b/>
+          <w:bCs/>
+        </w:rPr>
+        <w:t xml:space="preserve"> 81.000+ </w:t>
+      </w:r>
+      <w:proofErr w:type="spellStart"/>
+      <w:r>
+        <w:rPr>
+          <w:b/>
+          <w:bCs/>
+        </w:rPr>
+        <w:t>pendaftar</w:t>
+      </w:r>
+      <w:proofErr w:type="spellEnd"/>
+      <w:r>
+        <w:rPr>
+          <w:b/>
+          <w:bCs/>
+        </w:rPr>
+        <w:t xml:space="preserve"> </w:t>
+      </w:r>
+      <w:proofErr w:type="spellStart"/>
+      <w:r>
+        <w:rPr>
+          <w:b/>
+          <w:bCs/>
+        </w:rPr>
+        <w:t>nasional</w:t>
+      </w:r>
+      <w:proofErr w:type="spellEnd"/>
+      <w:r>
+        <w:rPr>
+          <w:b/>
+          <w:bCs/>
+        </w:rPr>
+        <w:t xml:space="preserve"> </w:t>
+      </w:r>
+      <w:proofErr w:type="spellStart"/>
+      <w:r>
+        <w:rPr>
+          <w:b/>
+          <w:bCs/>
+        </w:rPr>
+        <w:t>sebagai</w:t>
+      </w:r>
+      <w:proofErr w:type="spellEnd"/>
+      <w:r>
+        <w:rPr>
+          <w:b/>
+          <w:bCs/>
+        </w:rPr>
+        <w:t xml:space="preserve"> </w:t>
+      </w:r>
+      <w:proofErr w:type="spellStart"/>
+      <w:r>
+        <w:rPr>
+          <w:b/>
+          <w:bCs/>
+        </w:rPr>
+        <w:t>duta</w:t>
+      </w:r>
+      <w:proofErr w:type="spellEnd"/>
+      <w:r>
+        <w:rPr>
+          <w:b/>
+          <w:bCs/>
+        </w:rPr>
+        <w:t xml:space="preserve"> AI dan </w:t>
+      </w:r>
+      <w:proofErr w:type="spellStart"/>
+      <w:r>
+        <w:rPr>
+          <w:b/>
+          <w:bCs/>
+        </w:rPr>
+        <w:t>kepemimpinan</w:t>
+      </w:r>
+      <w:proofErr w:type="spellEnd"/>
+      <w:r>
+        <w:rPr>
+          <w:b/>
+          <w:bCs/>
+        </w:rPr>
+        <w:t xml:space="preserve"> </w:t>
+      </w:r>
+      <w:proofErr w:type="spellStart"/>
+      <w:r>
+        <w:rPr>
+          <w:b/>
+          <w:bCs/>
+        </w:rPr>
+        <w:t>ekosistem</w:t>
+      </w:r>
+      <w:proofErr w:type="spellEnd"/>
+      <w:r>
+        <w:rPr>
+          <w:b/>
+          <w:bCs/>
+        </w:rPr>
+        <w:t xml:space="preserve"> digital </w:t>
+      </w:r>
+      <w:proofErr w:type="gramStart"/>
+      <w:r>
+        <w:rPr>
+          <w:b/>
+          <w:bCs/>
+        </w:rPr>
+        <w:t>Google[</w:t>
+      </w:r>
+      <w:proofErr w:type="gramEnd"/>
+      <w:r>
+        <w:rPr>
+          <w:b/>
+          <w:bCs/>
+        </w:rPr>
+        <w:t>cite: 7].</w:t>
+      </w:r>
+    </w:p>
+    <w:p>
+      <w:pPr>
+        <w:numPr>
+          <w:ilvl w:val="1"/>
+          <w:numId w:val="31"/>
+        </w:numPr>
+        <w:rPr>
+          <w:b/>
+          <w:bCs/>
+        </w:rPr>
+      </w:pPr>
+      <w:r>
+        <w:rPr>
+          <w:b/>
+          <w:bCs/>
+        </w:rPr>
+        <w:t>Multi-</w:t>
+      </w:r>
+      <w:proofErr w:type="gramStart"/>
+      <w:r>
+        <w:rPr>
+          <w:b/>
+          <w:bCs/>
+        </w:rPr>
+        <w:t>Award Winning</w:t>
+      </w:r>
+      <w:proofErr w:type="gramEnd"/>
+      <w:r>
+        <w:rPr>
+          <w:b/>
+          <w:bCs/>
+        </w:rPr>
+        <w:t xml:space="preserve"> Business Strategist: </w:t>
+      </w:r>
+      <w:proofErr w:type="spellStart"/>
+      <w:r>
+        <w:rPr>
+          <w:b/>
+          <w:bCs/>
+        </w:rPr>
+        <w:t>Juara</w:t>
+      </w:r>
+      <w:proofErr w:type="spellEnd"/>
+      <w:r>
+        <w:rPr>
+          <w:b/>
+          <w:bCs/>
+        </w:rPr>
+        <w:t xml:space="preserve"> 1 Nasional </w:t>
+      </w:r>
+      <w:r>
+        <w:rPr>
+          <w:b/>
+          <w:bCs/>
+          <w:i/>
+          <w:iCs/>
+        </w:rPr>
+        <w:t>Ambition 2026</w:t>
+      </w:r>
+      <w:r>
+        <w:rPr>
+          <w:b/>
+          <w:bCs/>
+        </w:rPr>
+        <w:t xml:space="preserve">, </w:t>
+      </w:r>
+      <w:proofErr w:type="spellStart"/>
+      <w:r>
+        <w:rPr>
+          <w:b/>
+          <w:bCs/>
+        </w:rPr>
+        <w:t>Juara</w:t>
+      </w:r>
+      <w:proofErr w:type="spellEnd"/>
+      <w:r>
+        <w:rPr>
+          <w:b/>
+          <w:bCs/>
+        </w:rPr>
+        <w:t xml:space="preserve"> 1 Nasional </w:t>
+      </w:r>
+      <w:r>
+        <w:rPr>
+          <w:b/>
+          <w:bCs/>
+          <w:i/>
+          <w:iCs/>
+        </w:rPr>
+        <w:t>BCOM 2025 BMC</w:t>
+      </w:r>
+      <w:r>
+        <w:rPr>
+          <w:b/>
+          <w:bCs/>
+        </w:rPr>
+        <w:t xml:space="preserve">, </w:t>
+      </w:r>
+      <w:proofErr w:type="spellStart"/>
+      <w:r>
+        <w:rPr>
+          <w:b/>
+          <w:bCs/>
+        </w:rPr>
+        <w:t>serta</w:t>
+      </w:r>
+      <w:proofErr w:type="spellEnd"/>
+      <w:r>
+        <w:rPr>
+          <w:b/>
+          <w:bCs/>
+        </w:rPr>
+        <w:t xml:space="preserve"> </w:t>
+      </w:r>
+      <w:proofErr w:type="spellStart"/>
+      <w:r>
+        <w:rPr>
+          <w:b/>
+          <w:bCs/>
+        </w:rPr>
+        <w:t>perancang</w:t>
+      </w:r>
+      <w:proofErr w:type="spellEnd"/>
+      <w:r>
+        <w:rPr>
+          <w:b/>
+          <w:bCs/>
+        </w:rPr>
+        <w:t xml:space="preserve"> model </w:t>
+      </w:r>
+      <w:r>
+        <w:rPr>
+          <w:b/>
+          <w:bCs/>
+          <w:i/>
+          <w:iCs/>
+        </w:rPr>
+        <w:t>Zero-</w:t>
+      </w:r>
+      <w:proofErr w:type="spellStart"/>
+      <w:r>
+        <w:rPr>
+          <w:b/>
+          <w:bCs/>
+          <w:i/>
+          <w:iCs/>
+        </w:rPr>
+        <w:t>CapEx</w:t>
+      </w:r>
+      <w:proofErr w:type="spellEnd"/>
+      <w:r>
+        <w:rPr>
+          <w:b/>
+          <w:bCs/>
+        </w:rPr>
+        <w:t xml:space="preserve"> &amp; </w:t>
+      </w:r>
+      <w:r>
+        <w:rPr>
+          <w:b/>
+          <w:bCs/>
+          <w:i/>
+          <w:iCs/>
+        </w:rPr>
+        <w:t>Hardware-as-a-Service</w:t>
+      </w:r>
+      <w:r>
+        <w:rPr>
+          <w:b/>
+          <w:bCs/>
+        </w:rPr>
+        <w:t xml:space="preserve"> (</w:t>
+      </w:r>
+      <w:proofErr w:type="spellStart"/>
+      <w:r>
+        <w:rPr>
+          <w:b/>
+          <w:bCs/>
+        </w:rPr>
+        <w:t>HaaS</w:t>
+      </w:r>
+      <w:proofErr w:type="spellEnd"/>
+      <w:r>
+        <w:rPr>
+          <w:b/>
+          <w:bCs/>
+        </w:rPr>
+        <w:t xml:space="preserve">) </w:t>
+      </w:r>
+      <w:proofErr w:type="spellStart"/>
+      <w:proofErr w:type="gramStart"/>
+      <w:r>
+        <w:rPr>
+          <w:b/>
+          <w:bCs/>
+        </w:rPr>
+        <w:t>ZapIN</w:t>
+      </w:r>
+      <w:proofErr w:type="spellEnd"/>
+      <w:r>
+        <w:rPr>
+          <w:b/>
+          <w:bCs/>
+        </w:rPr>
+        <w:t>[</w:t>
+      </w:r>
+      <w:proofErr w:type="gramEnd"/>
+      <w:r>
+        <w:rPr>
+          <w:b/>
+          <w:bCs/>
+        </w:rPr>
+        <w:t>cite: 3, 7].</w:t>
+      </w:r>
+    </w:p>
+    <w:p>
+      <w:pPr>
+        <w:numPr>
+          <w:ilvl w:val="0"/>
+          <w:numId w:val="31"/>
+        </w:numPr>
+        <w:rPr>
+          <w:b/>
+          <w:bCs/>
+        </w:rPr>
+      </w:pPr>
+      <w:r>
+        <w:rPr>
+          <w:b/>
+          <w:bCs/>
+        </w:rPr>
+        <w:t>DIRECT CONTACT &amp; SOCIALS:</w:t>
+      </w:r>
+    </w:p>
+    <w:p>
+      <w:pPr>
+        <w:numPr>
+          <w:ilvl w:val="1"/>
+          <w:numId w:val="31"/>
+        </w:numPr>
+        <w:rPr>
+          <w:b/>
+          <w:bCs/>
+        </w:rPr>
+      </w:pPr>
+      <w:r>
+        <w:rPr>
+          <w:rFonts w:ascii="Segoe UI Emoji" w:hAnsi="Segoe UI Emoji" w:cs="Segoe UI Emoji"/>
+          <w:b/>
+          <w:bCs/>
+        </w:rPr>
+        <w:t>✉️</w:t>
+      </w:r>
+      <w:r>
+        <w:rPr>
+          <w:b/>
+          <w:bCs/>
+        </w:rPr>
+        <w:t xml:space="preserve"> Email: </w:t>
+      </w:r>
+      <w:proofErr w:type="gramStart"/>
+      <w:r>
+        <w:rPr>
+          <w:b/>
+          <w:bCs/>
+        </w:rPr>
+        <w:t>nadhifrifat@gmail.com[</w:t>
+      </w:r>
+      <w:proofErr w:type="gramEnd"/>
+      <w:r>
+        <w:rPr>
+          <w:b/>
+          <w:bCs/>
+        </w:rPr>
+        <w:t>cite: 7]</w:t>
+      </w:r>
+    </w:p>
+    <w:p>
+      <w:pPr>
+        <w:numPr>
+          <w:ilvl w:val="1"/>
+          <w:numId w:val="31"/>
+        </w:numPr>
+        <w:rPr>
+          <w:b/>
+          <w:bCs/>
+        </w:rPr>
+      </w:pPr>
+      <w:r>
+        <w:rPr>
+          <w:rFonts w:ascii="Segoe UI Emoji" w:hAnsi="Segoe UI Emoji" w:cs="Segoe UI Emoji"/>
+          <w:b/>
+          <w:bCs/>
+        </w:rPr>
+        <w:t>💻</w:t>
+      </w:r>
+      <w:r>
+        <w:rPr>
+          <w:b/>
+          <w:bCs/>
+        </w:rPr>
+        <w:t xml:space="preserve"> Portfolio: </w:t>
+      </w:r>
+      <w:hyperlink r:id="rId11" w:tgtFrame="_blank" w:history="1">
+        <w:proofErr w:type="spellStart"/>
+        <w:r>
+          <w:rPr>
+            <w:rStyle w:val="Hyperlink"/>
+            <w:b/>
+            <w:bCs/>
+          </w:rPr>
+          <w:t>nadhif-portfolio.vercel.app</w:t>
+        </w:r>
+        <w:proofErr w:type="spellEnd"/>
+      </w:hyperlink>
+      <w:r>
+        <w:rPr>
+          <w:b/>
+          <w:bCs/>
+        </w:rPr>
+        <w:t>[cite: 7]</w:t>
+      </w:r>
+    </w:p>
+    <w:p>
+      <w:pPr>
+        <w:numPr>
+          <w:ilvl w:val="1"/>
+          <w:numId w:val="31"/>
+        </w:numPr>
+        <w:rPr>
+          <w:b/>
+          <w:bCs/>
+        </w:rPr>
+      </w:pPr>
+      <w:r>
+        <w:rPr>
+          <w:rFonts w:ascii="Segoe UI Emoji" w:hAnsi="Segoe UI Emoji" w:cs="Segoe UI Emoji"/>
+          <w:b/>
+          <w:bCs/>
+        </w:rPr>
+        <w:t>🔗</w:t>
+      </w:r>
+      <w:r>
+        <w:rPr>
+          <w:b/>
+          <w:bCs/>
+        </w:rPr>
+        <w:t xml:space="preserve"> LinkedIn: </w:t>
+      </w:r>
+      <w:hyperlink r:id="rId12" w:tgtFrame="_blank" w:history="1">
+        <w:r>
+          <w:rPr>
+            <w:rStyle w:val="Hyperlink"/>
+            <w:b/>
+            <w:bCs/>
+          </w:rPr>
+          <w:t>linkedin.com/in/royalnadhif50</w:t>
+        </w:r>
+      </w:hyperlink>
+      <w:r>
+        <w:rPr>
+          <w:b/>
+          <w:bCs/>
+        </w:rPr>
+        <w:t>[cite: 7]</w:t>
+      </w:r>
+    </w:p>
+    <w:p>
+      <w:pPr>
+        <w:numPr>
+          <w:ilvl w:val="1"/>
+          <w:numId w:val="31"/>
+        </w:numPr>
+        <w:rPr>
+          <w:b/>
+          <w:bCs/>
+        </w:rPr>
+      </w:pPr>
+      <w:r>
+        <w:rPr>
+          <w:rFonts w:ascii="Segoe UI Emoji" w:hAnsi="Segoe UI Emoji" w:cs="Segoe UI Emoji"/>
+          <w:b/>
+          <w:bCs/>
+        </w:rPr>
+        <w:t>📸</w:t>
+      </w:r>
+      <w:r>
+        <w:rPr>
+          <w:b/>
+          <w:bCs/>
+        </w:rPr>
+        <w:t xml:space="preserve"> Instagram: [https://instagram.com/nadhifrifat]</w:t>
+      </w:r>
+    </w:p>
+    <w:p>
+      <w:r>
+        <w:br w:type="page"/>
+      </w:r>
+    </w:p>
+    <w:p>
+      <w:r>
+        <w:lastRenderedPageBreak/>
+        <w:t xml:space="preserve">[ MAIN DOMAIN: companyname.com / </w:t>
+      </w:r>
+      <w:proofErr w:type="gramStart"/>
+      <w:r>
+        <w:t>zapin.id ]</w:t>
+      </w:r>
+      <w:proofErr w:type="gramEnd"/>
+    </w:p>
+    <w:p>
+      <w:r>
+        <w:t>│</w:t>
+      </w:r>
+    </w:p>
+    <w:p>
+      <w:r>
+        <w:rPr>
+          <w:rFonts w:ascii="MS Gothic" w:eastAsia="MS Gothic" w:hAnsi="MS Gothic" w:cs="MS Gothic" w:hint="eastAsia"/>
+        </w:rPr>
+        <w:t>├</w:t>
+      </w:r>
+      <w:r>
+        <w:rPr>
+          <w:rFonts w:ascii="Calibri" w:hAnsi="Calibri" w:cs="Calibri"/>
+        </w:rPr>
+        <w:t>──</w:t>
+      </w:r>
+      <w:r>
+        <w:t xml:space="preserve"> </w:t>
+      </w:r>
+      <w:r>
+        <w:rPr>
+          <w:rFonts w:ascii="Segoe UI Emoji" w:hAnsi="Segoe UI Emoji" w:cs="Segoe UI Emoji"/>
+        </w:rPr>
+        <w:t>🏠</w:t>
+      </w:r>
+      <w:r>
+        <w:t xml:space="preserve"> Halaman Utama (Corporate Landing Page)</w:t>
+      </w:r>
+    </w:p>
+    <w:p>
       <w:r>
         <w:t xml:space="preserve">│   </w:t>
       </w:r>
@@ -18353,6 +23766,152 @@
         <w:t>──</w:t>
       </w:r>
       <w:r>
+        <w:t xml:space="preserve"> 1. Hero Section (Visi Besar Startup &amp; </w:t>
+      </w:r>
+      <w:proofErr w:type="spellStart"/>
+      <w:r>
+        <w:t>Teknologi</w:t>
+      </w:r>
+      <w:proofErr w:type="spellEnd"/>
+      <w:r>
+        <w:t xml:space="preserve"> Energi)</w:t>
+      </w:r>
+    </w:p>
+    <w:p>
+      <w:r>
+        <w:t xml:space="preserve">│   </w:t>
+      </w:r>
+      <w:r>
+        <w:rPr>
+          <w:rFonts w:ascii="MS Gothic" w:eastAsia="MS Gothic" w:hAnsi="MS Gothic" w:cs="MS Gothic" w:hint="eastAsia"/>
+        </w:rPr>
+        <w:t>├</w:t>
+      </w:r>
+      <w:r>
+        <w:rPr>
+          <w:rFonts w:ascii="Calibri" w:hAnsi="Calibri" w:cs="Calibri"/>
+        </w:rPr>
+        <w:t>──</w:t>
+      </w:r>
+      <w:r>
+        <w:t xml:space="preserve"> 2. About Us (</w:t>
+      </w:r>
+      <w:proofErr w:type="spellStart"/>
+      <w:r>
+        <w:t>Identitas</w:t>
+      </w:r>
+      <w:proofErr w:type="spellEnd"/>
+      <w:r>
+        <w:t xml:space="preserve"> &amp; </w:t>
+      </w:r>
+      <w:proofErr w:type="spellStart"/>
+      <w:r>
+        <w:t>Filosofi</w:t>
+      </w:r>
+      <w:proofErr w:type="spellEnd"/>
+      <w:r>
+        <w:t xml:space="preserve"> </w:t>
+      </w:r>
+      <w:proofErr w:type="spellStart"/>
+      <w:r>
+        <w:t>Inovasi</w:t>
+      </w:r>
+      <w:proofErr w:type="spellEnd"/>
+      <w:r>
+        <w:t>)</w:t>
+      </w:r>
+    </w:p>
+    <w:p>
+      <w:r>
+        <w:t xml:space="preserve">│   </w:t>
+      </w:r>
+      <w:r>
+        <w:rPr>
+          <w:rFonts w:ascii="MS Gothic" w:eastAsia="MS Gothic" w:hAnsi="MS Gothic" w:cs="MS Gothic" w:hint="eastAsia"/>
+        </w:rPr>
+        <w:t>├</w:t>
+      </w:r>
+      <w:r>
+        <w:rPr>
+          <w:rFonts w:ascii="Calibri" w:hAnsi="Calibri" w:cs="Calibri"/>
+        </w:rPr>
+        <w:t>──</w:t>
+      </w:r>
+      <w:r>
+        <w:t xml:space="preserve"> 3. Visi &amp; Misi Perusahaan</w:t>
+      </w:r>
+    </w:p>
+    <w:p>
+      <w:r>
+        <w:t xml:space="preserve">│   </w:t>
+      </w:r>
+      <w:r>
+        <w:rPr>
+          <w:rFonts w:ascii="MS Gothic" w:eastAsia="MS Gothic" w:hAnsi="MS Gothic" w:cs="MS Gothic" w:hint="eastAsia"/>
+        </w:rPr>
+        <w:t>├</w:t>
+      </w:r>
+      <w:r>
+        <w:rPr>
+          <w:rFonts w:ascii="Calibri" w:hAnsi="Calibri" w:cs="Calibri"/>
+        </w:rPr>
+        <w:t>──</w:t>
+      </w:r>
+      <w:r>
+        <w:t xml:space="preserve"> 4. Our Core Pillars / Nilai Utama</w:t>
+      </w:r>
+    </w:p>
+    <w:p>
+      <w:r>
+        <w:t xml:space="preserve">│   </w:t>
+      </w:r>
+      <w:r>
+        <w:rPr>
+          <w:rFonts w:ascii="MS Gothic" w:eastAsia="MS Gothic" w:hAnsi="MS Gothic" w:cs="MS Gothic" w:hint="eastAsia"/>
+        </w:rPr>
+        <w:t>├</w:t>
+      </w:r>
+      <w:r>
+        <w:rPr>
+          <w:rFonts w:ascii="Calibri" w:hAnsi="Calibri" w:cs="Calibri"/>
+        </w:rPr>
+        <w:t>──</w:t>
+      </w:r>
+      <w:r>
+        <w:t xml:space="preserve"> 5. Our Services &amp; Ecosystem (</w:t>
+      </w:r>
+      <w:proofErr w:type="spellStart"/>
+      <w:r>
+        <w:t>Katalog</w:t>
+      </w:r>
+      <w:proofErr w:type="spellEnd"/>
+      <w:r>
+        <w:t xml:space="preserve"> Solusi &amp; Sub-Project Hub) </w:t>
+      </w:r>
+      <w:r>
+        <w:rPr>
+          <w:rFonts w:ascii="Calibri" w:hAnsi="Calibri" w:cs="Calibri"/>
+        </w:rPr>
+        <w:t>──┐</w:t>
+      </w:r>
+    </w:p>
+    <w:p>
+      <w:r>
+        <w:t xml:space="preserve">│   </w:t>
+      </w:r>
+      <w:r>
+        <w:rPr>
+          <w:rFonts w:ascii="MS Gothic" w:eastAsia="MS Gothic" w:hAnsi="MS Gothic" w:cs="MS Gothic" w:hint="eastAsia"/>
+        </w:rPr>
+        <w:t>├</w:t>
+      </w:r>
+      <w:r>
+        <w:rPr>
+          <w:rFonts w:ascii="Calibri" w:hAnsi="Calibri" w:cs="Calibri"/>
+        </w:rPr>
+        <w:t>──</w:t>
+      </w:r>
+      <w:r>
         <w:t xml:space="preserve"> 6. Impact &amp; Sustainability (</w:t>
       </w:r>
       <w:proofErr w:type="spellStart"/>
@@ -18369,7 +23928,15 @@
       </w:r>
       <w:proofErr w:type="spellEnd"/>
       <w:r>
-        <w:t xml:space="preserve"> &amp; ESG)          </w:t>
+        <w:t xml:space="preserve"> &amp; </w:t>
+      </w:r>
+      <w:proofErr w:type="gramStart"/>
+      <w:r>
+        <w:t xml:space="preserve">ESG)   </w:t>
+      </w:r>
+      <w:proofErr w:type="gramEnd"/>
+      <w:r>
+        <w:t xml:space="preserve">       </w:t>
       </w:r>
       <w:r>
         <w:rPr>
@@ -18571,9 +24138,9 @@
 <file path=word/numbering.xml><?xml version="1.0" encoding="utf-8"?>
 <w:numbering xmlns:wpc="http://schemas.microsoft.com/office/word/2010/wordprocessingCanvas" xmlns:cx="http://schemas.microsoft.com/office/drawing/2014/chartex" xmlns:cx1="http://schemas.microsoft.com/office/drawing/2015/9/8/chartex" xmlns:cx2="http://schemas.microsoft.com/office/drawing/2015/10/21/chartex" xmlns:cx3="http://schemas.microsoft.com/office/drawing/2016/5/9/chartex" xmlns:cx4="http://schemas.microsoft.com/office/drawing/2016/5/10/chartex" xmlns:cx5="http://schemas.microsoft.com/office/drawing/2016/5/11/chartex" xmlns:cx6="http://schemas.microsoft.com/office/drawing/2016/5/12/chartex" xmlns:cx7="http://schemas.microsoft.com/office/drawing/2016/5/13/chartex" xmlns:cx8="http://schemas.microsoft.com/office/drawing/2016/5/14/chartex" xmlns:mc="http://schemas.openxmlformats.org/markup-compatibility/2006" xmlns:aink="http://schemas.microsoft.com/office/drawing/2016/ink" xmlns:am3d="http://schemas.microsoft.com/office/drawing/2017/model3d" xmlns:o="urn:schemas-microsoft-com:office:office" xmlns:oel="http://schemas.microsoft.com/office/2019/extlst" xmlns:r="http://schemas.openxmlformats.org/officeDocument/2006/relationships" xmlns:m="http://schemas.openxmlformats.org/officeDocument/2006/math" xmlns:v="urn:schemas-microsoft-com:vml" xmlns:wp14="http://schemas.microsoft.com/office/word/2010/wordprocessingDrawing" xmlns:wp="http://schemas.openxmlformats.org/drawingml/2006/wordprocessingDrawing" xmlns:w10="urn:schemas-microsoft-com:office:word" xmlns:w="http://schemas.openxmlformats.org/wordprocessingml/2006/main" xmlns:w14="http://schemas.microsoft.com/office/word/2010/wordml" xmlns:w15="http://schemas.microsoft.com/office/word/2012/wordml" xmlns:w16cei="http://schemas.microsoft.com/office/word/2026/wordml/cei" xmlns:w16cex="http://schemas.microsoft.com/office/word/2018/wordml/cex" xmlns:w16cid="http://schemas.microsoft.com/office/word/2016/wordml/cid" xmlns:w16="http://schemas.microsoft.com/office/word/2018/wordml" xmlns:w16du="http://schemas.microsoft.com/office/word/2023/wordml/word16du" xmlns:w16sdtdh="http://schemas.microsoft.com/office/word/2020/wordml/sdtdatahash" xmlns:w16sdtfl="http://schemas.microsoft.com/office/word/2024/wordml/sdtformatlock" xmlns:w16se="http://schemas.microsoft.com/office/word/2015/wordml/symex" xmlns:wpg="http://schemas.microsoft.com/office/word/2010/wordprocessingGroup" xmlns:wpi="http://schemas.microsoft.com/office/word/2010/wordprocessingInk" xmlns:wne="http://schemas.microsoft.com/office/word/2006/wordml" xmlns:wps="http://schemas.microsoft.com/office/word/2010/wordprocessingShape" mc:Ignorable="w14 w15 w16se w16cid w16 w16cex w16sdtdh w16sdtfl w16du wp14">
   <w:abstractNum w:abstractNumId="0" w15:restartNumberingAfterBreak="0">
-    <w:nsid w:val="24562445"/>
+    <w:nsid w:val="095655B8"/>
     <w:multiLevelType w:val="multilevel"/>
-    <w:tmpl w:val="65528868"/>
+    <w:tmpl w:val="77FC9972"/>
     <w:lvl w:ilvl="0">
       <w:start w:val="1"/>
       <w:numFmt w:val="bullet"/>
@@ -18720,9 +24287,9 @@
     </w:lvl>
   </w:abstractNum>
   <w:abstractNum w:abstractNumId="1" w15:restartNumberingAfterBreak="0">
-    <w:nsid w:val="2ABF0DAC"/>
+    <w:nsid w:val="1E892F27"/>
     <w:multiLevelType w:val="multilevel"/>
-    <w:tmpl w:val="7F5EE068"/>
+    <w:tmpl w:val="6A00D9EE"/>
     <w:lvl w:ilvl="0">
       <w:start w:val="1"/>
       <w:numFmt w:val="bullet"/>
@@ -18869,6 +24436,453 @@
     </w:lvl>
   </w:abstractNum>
   <w:abstractNum w:abstractNumId="2" w15:restartNumberingAfterBreak="0">
+    <w:nsid w:val="22491331"/>
+    <w:multiLevelType w:val="multilevel"/>
+    <w:tmpl w:val="E970040C"/>
+    <w:lvl w:ilvl="0">
+      <w:start w:val="1"/>
+      <w:numFmt w:val="bullet"/>
+      <w:lvlText w:val=""/>
+      <w:lvlJc w:val="left"/>
+      <w:pPr>
+        <w:tabs>
+          <w:tab w:val="num" w:pos="720"/>
+        </w:tabs>
+        <w:ind w:left="720" w:hanging="360"/>
+      </w:pPr>
+      <w:rPr>
+        <w:rFonts w:ascii="Symbol" w:hAnsi="Symbol" w:hint="default"/>
+        <w:sz w:val="20"/>
+      </w:rPr>
+    </w:lvl>
+    <w:lvl w:ilvl="1">
+      <w:start w:val="1"/>
+      <w:numFmt w:val="bullet"/>
+      <w:lvlText w:val="o"/>
+      <w:lvlJc w:val="left"/>
+      <w:pPr>
+        <w:tabs>
+          <w:tab w:val="num" w:pos="1440"/>
+        </w:tabs>
+        <w:ind w:left="1440" w:hanging="360"/>
+      </w:pPr>
+      <w:rPr>
+        <w:rFonts w:ascii="Courier New" w:hAnsi="Courier New" w:hint="default"/>
+        <w:sz w:val="20"/>
+      </w:rPr>
+    </w:lvl>
+    <w:lvl w:ilvl="2" w:tentative="1">
+      <w:start w:val="1"/>
+      <w:numFmt w:val="bullet"/>
+      <w:lvlText w:val=""/>
+      <w:lvlJc w:val="left"/>
+      <w:pPr>
+        <w:tabs>
+          <w:tab w:val="num" w:pos="2160"/>
+        </w:tabs>
+        <w:ind w:left="2160" w:hanging="360"/>
+      </w:pPr>
+      <w:rPr>
+        <w:rFonts w:ascii="Wingdings" w:hAnsi="Wingdings" w:hint="default"/>
+        <w:sz w:val="20"/>
+      </w:rPr>
+    </w:lvl>
+    <w:lvl w:ilvl="3" w:tentative="1">
+      <w:start w:val="1"/>
+      <w:numFmt w:val="bullet"/>
+      <w:lvlText w:val=""/>
+      <w:lvlJc w:val="left"/>
+      <w:pPr>
+        <w:tabs>
+          <w:tab w:val="num" w:pos="2880"/>
+        </w:tabs>
+        <w:ind w:left="2880" w:hanging="360"/>
+      </w:pPr>
+      <w:rPr>
+        <w:rFonts w:ascii="Wingdings" w:hAnsi="Wingdings" w:hint="default"/>
+        <w:sz w:val="20"/>
+      </w:rPr>
+    </w:lvl>
+    <w:lvl w:ilvl="4" w:tentative="1">
+      <w:start w:val="1"/>
+      <w:numFmt w:val="bullet"/>
+      <w:lvlText w:val=""/>
+      <w:lvlJc w:val="left"/>
+      <w:pPr>
+        <w:tabs>
+          <w:tab w:val="num" w:pos="3600"/>
+        </w:tabs>
+        <w:ind w:left="3600" w:hanging="360"/>
+      </w:pPr>
+      <w:rPr>
+        <w:rFonts w:ascii="Wingdings" w:hAnsi="Wingdings" w:hint="default"/>
+        <w:sz w:val="20"/>
+      </w:rPr>
+    </w:lvl>
+    <w:lvl w:ilvl="5" w:tentative="1">
+      <w:start w:val="1"/>
+      <w:numFmt w:val="bullet"/>
+      <w:lvlText w:val=""/>
+      <w:lvlJc w:val="left"/>
+      <w:pPr>
+        <w:tabs>
+          <w:tab w:val="num" w:pos="4320"/>
+        </w:tabs>
+        <w:ind w:left="4320" w:hanging="360"/>
+      </w:pPr>
+      <w:rPr>
+        <w:rFonts w:ascii="Wingdings" w:hAnsi="Wingdings" w:hint="default"/>
+        <w:sz w:val="20"/>
+      </w:rPr>
+    </w:lvl>
+    <w:lvl w:ilvl="6" w:tentative="1">
+      <w:start w:val="1"/>
+      <w:numFmt w:val="bullet"/>
+      <w:lvlText w:val=""/>
+      <w:lvlJc w:val="left"/>
+      <w:pPr>
+        <w:tabs>
+          <w:tab w:val="num" w:pos="5040"/>
+        </w:tabs>
+        <w:ind w:left="5040" w:hanging="360"/>
+      </w:pPr>
+      <w:rPr>
+        <w:rFonts w:ascii="Wingdings" w:hAnsi="Wingdings" w:hint="default"/>
+        <w:sz w:val="20"/>
+      </w:rPr>
+    </w:lvl>
+    <w:lvl w:ilvl="7" w:tentative="1">
+      <w:start w:val="1"/>
+      <w:numFmt w:val="bullet"/>
+      <w:lvlText w:val=""/>
+      <w:lvlJc w:val="left"/>
+      <w:pPr>
+        <w:tabs>
+          <w:tab w:val="num" w:pos="5760"/>
+        </w:tabs>
+        <w:ind w:left="5760" w:hanging="360"/>
+      </w:pPr>
+      <w:rPr>
+        <w:rFonts w:ascii="Wingdings" w:hAnsi="Wingdings" w:hint="default"/>
+        <w:sz w:val="20"/>
+      </w:rPr>
+    </w:lvl>
+    <w:lvl w:ilvl="8" w:tentative="1">
+      <w:start w:val="1"/>
+      <w:numFmt w:val="bullet"/>
+      <w:lvlText w:val=""/>
+      <w:lvlJc w:val="left"/>
+      <w:pPr>
+        <w:tabs>
+          <w:tab w:val="num" w:pos="6480"/>
+        </w:tabs>
+        <w:ind w:left="6480" w:hanging="360"/>
+      </w:pPr>
+      <w:rPr>
+        <w:rFonts w:ascii="Wingdings" w:hAnsi="Wingdings" w:hint="default"/>
+        <w:sz w:val="20"/>
+      </w:rPr>
+    </w:lvl>
+  </w:abstractNum>
+  <w:abstractNum w:abstractNumId="3" w15:restartNumberingAfterBreak="0">
+    <w:nsid w:val="24562445"/>
+    <w:multiLevelType w:val="multilevel"/>
+    <w:tmpl w:val="65528868"/>
+    <w:lvl w:ilvl="0">
+      <w:start w:val="1"/>
+      <w:numFmt w:val="bullet"/>
+      <w:lvlText w:val=""/>
+      <w:lvlJc w:val="left"/>
+      <w:pPr>
+        <w:tabs>
+          <w:tab w:val="num" w:pos="720"/>
+        </w:tabs>
+        <w:ind w:left="720" w:hanging="360"/>
+      </w:pPr>
+      <w:rPr>
+        <w:rFonts w:ascii="Symbol" w:hAnsi="Symbol" w:hint="default"/>
+        <w:sz w:val="20"/>
+      </w:rPr>
+    </w:lvl>
+    <w:lvl w:ilvl="1">
+      <w:start w:val="1"/>
+      <w:numFmt w:val="bullet"/>
+      <w:lvlText w:val="o"/>
+      <w:lvlJc w:val="left"/>
+      <w:pPr>
+        <w:tabs>
+          <w:tab w:val="num" w:pos="1440"/>
+        </w:tabs>
+        <w:ind w:left="1440" w:hanging="360"/>
+      </w:pPr>
+      <w:rPr>
+        <w:rFonts w:ascii="Courier New" w:hAnsi="Courier New" w:hint="default"/>
+        <w:sz w:val="20"/>
+      </w:rPr>
+    </w:lvl>
+    <w:lvl w:ilvl="2" w:tentative="1">
+      <w:start w:val="1"/>
+      <w:numFmt w:val="bullet"/>
+      <w:lvlText w:val=""/>
+      <w:lvlJc w:val="left"/>
+      <w:pPr>
+        <w:tabs>
+          <w:tab w:val="num" w:pos="2160"/>
+        </w:tabs>
+        <w:ind w:left="2160" w:hanging="360"/>
+      </w:pPr>
+      <w:rPr>
+        <w:rFonts w:ascii="Wingdings" w:hAnsi="Wingdings" w:hint="default"/>
+        <w:sz w:val="20"/>
+      </w:rPr>
+    </w:lvl>
+    <w:lvl w:ilvl="3" w:tentative="1">
+      <w:start w:val="1"/>
+      <w:numFmt w:val="bullet"/>
+      <w:lvlText w:val=""/>
+      <w:lvlJc w:val="left"/>
+      <w:pPr>
+        <w:tabs>
+          <w:tab w:val="num" w:pos="2880"/>
+        </w:tabs>
+        <w:ind w:left="2880" w:hanging="360"/>
+      </w:pPr>
+      <w:rPr>
+        <w:rFonts w:ascii="Wingdings" w:hAnsi="Wingdings" w:hint="default"/>
+        <w:sz w:val="20"/>
+      </w:rPr>
+    </w:lvl>
+    <w:lvl w:ilvl="4" w:tentative="1">
+      <w:start w:val="1"/>
+      <w:numFmt w:val="bullet"/>
+      <w:lvlText w:val=""/>
+      <w:lvlJc w:val="left"/>
+      <w:pPr>
+        <w:tabs>
+          <w:tab w:val="num" w:pos="3600"/>
+        </w:tabs>
+        <w:ind w:left="3600" w:hanging="360"/>
+      </w:pPr>
+      <w:rPr>
+        <w:rFonts w:ascii="Wingdings" w:hAnsi="Wingdings" w:hint="default"/>
+        <w:sz w:val="20"/>
+      </w:rPr>
+    </w:lvl>
+    <w:lvl w:ilvl="5" w:tentative="1">
+      <w:start w:val="1"/>
+      <w:numFmt w:val="bullet"/>
+      <w:lvlText w:val=""/>
+      <w:lvlJc w:val="left"/>
+      <w:pPr>
+        <w:tabs>
+          <w:tab w:val="num" w:pos="4320"/>
+        </w:tabs>
+        <w:ind w:left="4320" w:hanging="360"/>
+      </w:pPr>
+      <w:rPr>
+        <w:rFonts w:ascii="Wingdings" w:hAnsi="Wingdings" w:hint="default"/>
+        <w:sz w:val="20"/>
+      </w:rPr>
+    </w:lvl>
+    <w:lvl w:ilvl="6" w:tentative="1">
+      <w:start w:val="1"/>
+      <w:numFmt w:val="bullet"/>
+      <w:lvlText w:val=""/>
+      <w:lvlJc w:val="left"/>
+      <w:pPr>
+        <w:tabs>
+          <w:tab w:val="num" w:pos="5040"/>
+        </w:tabs>
+        <w:ind w:left="5040" w:hanging="360"/>
+      </w:pPr>
+      <w:rPr>
+        <w:rFonts w:ascii="Wingdings" w:hAnsi="Wingdings" w:hint="default"/>
+        <w:sz w:val="20"/>
+      </w:rPr>
+    </w:lvl>
+    <w:lvl w:ilvl="7" w:tentative="1">
+      <w:start w:val="1"/>
+      <w:numFmt w:val="bullet"/>
+      <w:lvlText w:val=""/>
+      <w:lvlJc w:val="left"/>
+      <w:pPr>
+        <w:tabs>
+          <w:tab w:val="num" w:pos="5760"/>
+        </w:tabs>
+        <w:ind w:left="5760" w:hanging="360"/>
+      </w:pPr>
+      <w:rPr>
+        <w:rFonts w:ascii="Wingdings" w:hAnsi="Wingdings" w:hint="default"/>
+        <w:sz w:val="20"/>
+      </w:rPr>
+    </w:lvl>
+    <w:lvl w:ilvl="8" w:tentative="1">
+      <w:start w:val="1"/>
+      <w:numFmt w:val="bullet"/>
+      <w:lvlText w:val=""/>
+      <w:lvlJc w:val="left"/>
+      <w:pPr>
+        <w:tabs>
+          <w:tab w:val="num" w:pos="6480"/>
+        </w:tabs>
+        <w:ind w:left="6480" w:hanging="360"/>
+      </w:pPr>
+      <w:rPr>
+        <w:rFonts w:ascii="Wingdings" w:hAnsi="Wingdings" w:hint="default"/>
+        <w:sz w:val="20"/>
+      </w:rPr>
+    </w:lvl>
+  </w:abstractNum>
+  <w:abstractNum w:abstractNumId="4" w15:restartNumberingAfterBreak="0">
+    <w:nsid w:val="2ABF0DAC"/>
+    <w:multiLevelType w:val="multilevel"/>
+    <w:tmpl w:val="7F5EE068"/>
+    <w:lvl w:ilvl="0">
+      <w:start w:val="1"/>
+      <w:numFmt w:val="bullet"/>
+      <w:lvlText w:val=""/>
+      <w:lvlJc w:val="left"/>
+      <w:pPr>
+        <w:tabs>
+          <w:tab w:val="num" w:pos="720"/>
+        </w:tabs>
+        <w:ind w:left="720" w:hanging="360"/>
+      </w:pPr>
+      <w:rPr>
+        <w:rFonts w:ascii="Symbol" w:hAnsi="Symbol" w:hint="default"/>
+        <w:sz w:val="20"/>
+      </w:rPr>
+    </w:lvl>
+    <w:lvl w:ilvl="1">
+      <w:start w:val="1"/>
+      <w:numFmt w:val="bullet"/>
+      <w:lvlText w:val="o"/>
+      <w:lvlJc w:val="left"/>
+      <w:pPr>
+        <w:tabs>
+          <w:tab w:val="num" w:pos="1440"/>
+        </w:tabs>
+        <w:ind w:left="1440" w:hanging="360"/>
+      </w:pPr>
+      <w:rPr>
+        <w:rFonts w:ascii="Courier New" w:hAnsi="Courier New" w:hint="default"/>
+        <w:sz w:val="20"/>
+      </w:rPr>
+    </w:lvl>
+    <w:lvl w:ilvl="2" w:tentative="1">
+      <w:start w:val="1"/>
+      <w:numFmt w:val="bullet"/>
+      <w:lvlText w:val=""/>
+      <w:lvlJc w:val="left"/>
+      <w:pPr>
+        <w:tabs>
+          <w:tab w:val="num" w:pos="2160"/>
+        </w:tabs>
+        <w:ind w:left="2160" w:hanging="360"/>
+      </w:pPr>
+      <w:rPr>
+        <w:rFonts w:ascii="Wingdings" w:hAnsi="Wingdings" w:hint="default"/>
+        <w:sz w:val="20"/>
+      </w:rPr>
+    </w:lvl>
+    <w:lvl w:ilvl="3" w:tentative="1">
+      <w:start w:val="1"/>
+      <w:numFmt w:val="bullet"/>
+      <w:lvlText w:val=""/>
+      <w:lvlJc w:val="left"/>
+      <w:pPr>
+        <w:tabs>
+          <w:tab w:val="num" w:pos="2880"/>
+        </w:tabs>
+        <w:ind w:left="2880" w:hanging="360"/>
+      </w:pPr>
+      <w:rPr>
+        <w:rFonts w:ascii="Wingdings" w:hAnsi="Wingdings" w:hint="default"/>
+        <w:sz w:val="20"/>
+      </w:rPr>
+    </w:lvl>
+    <w:lvl w:ilvl="4" w:tentative="1">
+      <w:start w:val="1"/>
+      <w:numFmt w:val="bullet"/>
+      <w:lvlText w:val=""/>
+      <w:lvlJc w:val="left"/>
+      <w:pPr>
+        <w:tabs>
+          <w:tab w:val="num" w:pos="3600"/>
+        </w:tabs>
+        <w:ind w:left="3600" w:hanging="360"/>
+      </w:pPr>
+      <w:rPr>
+        <w:rFonts w:ascii="Wingdings" w:hAnsi="Wingdings" w:hint="default"/>
+        <w:sz w:val="20"/>
+      </w:rPr>
+    </w:lvl>
+    <w:lvl w:ilvl="5" w:tentative="1">
+      <w:start w:val="1"/>
+      <w:numFmt w:val="bullet"/>
+      <w:lvlText w:val=""/>
+      <w:lvlJc w:val="left"/>
+      <w:pPr>
+        <w:tabs>
+          <w:tab w:val="num" w:pos="4320"/>
+        </w:tabs>
+        <w:ind w:left="4320" w:hanging="360"/>
+      </w:pPr>
+      <w:rPr>
+        <w:rFonts w:ascii="Wingdings" w:hAnsi="Wingdings" w:hint="default"/>
+        <w:sz w:val="20"/>
+      </w:rPr>
+    </w:lvl>
+    <w:lvl w:ilvl="6" w:tentative="1">
+      <w:start w:val="1"/>
+      <w:numFmt w:val="bullet"/>
+      <w:lvlText w:val=""/>
+      <w:lvlJc w:val="left"/>
+      <w:pPr>
+        <w:tabs>
+          <w:tab w:val="num" w:pos="5040"/>
+        </w:tabs>
+        <w:ind w:left="5040" w:hanging="360"/>
+      </w:pPr>
+      <w:rPr>
+        <w:rFonts w:ascii="Wingdings" w:hAnsi="Wingdings" w:hint="default"/>
+        <w:sz w:val="20"/>
+      </w:rPr>
+    </w:lvl>
+    <w:lvl w:ilvl="7" w:tentative="1">
+      <w:start w:val="1"/>
+      <w:numFmt w:val="bullet"/>
+      <w:lvlText w:val=""/>
+      <w:lvlJc w:val="left"/>
+      <w:pPr>
+        <w:tabs>
+          <w:tab w:val="num" w:pos="5760"/>
+        </w:tabs>
+        <w:ind w:left="5760" w:hanging="360"/>
+      </w:pPr>
+      <w:rPr>
+        <w:rFonts w:ascii="Wingdings" w:hAnsi="Wingdings" w:hint="default"/>
+        <w:sz w:val="20"/>
+      </w:rPr>
+    </w:lvl>
+    <w:lvl w:ilvl="8" w:tentative="1">
+      <w:start w:val="1"/>
+      <w:numFmt w:val="bullet"/>
+      <w:lvlText w:val=""/>
+      <w:lvlJc w:val="left"/>
+      <w:pPr>
+        <w:tabs>
+          <w:tab w:val="num" w:pos="6480"/>
+        </w:tabs>
+        <w:ind w:left="6480" w:hanging="360"/>
+      </w:pPr>
+      <w:rPr>
+        <w:rFonts w:ascii="Wingdings" w:hAnsi="Wingdings" w:hint="default"/>
+        <w:sz w:val="20"/>
+      </w:rPr>
+    </w:lvl>
+  </w:abstractNum>
+  <w:abstractNum w:abstractNumId="5" w15:restartNumberingAfterBreak="0">
     <w:nsid w:val="308A4FC8"/>
     <w:multiLevelType w:val="multilevel"/>
     <w:tmpl w:val="F7869328"/>
@@ -19017,7 +25031,7 @@
       </w:rPr>
     </w:lvl>
   </w:abstractNum>
-  <w:abstractNum w:abstractNumId="3" w15:restartNumberingAfterBreak="0">
+  <w:abstractNum w:abstractNumId="6" w15:restartNumberingAfterBreak="0">
     <w:nsid w:val="31802F20"/>
     <w:multiLevelType w:val="multilevel"/>
     <w:tmpl w:val="56509972"/>
@@ -19166,7 +25180,7 @@
       </w:rPr>
     </w:lvl>
   </w:abstractNum>
-  <w:abstractNum w:abstractNumId="4" w15:restartNumberingAfterBreak="0">
+  <w:abstractNum w:abstractNumId="7" w15:restartNumberingAfterBreak="0">
     <w:nsid w:val="3DDF63D5"/>
     <w:multiLevelType w:val="multilevel"/>
     <w:tmpl w:val="41CA2F3A"/>
@@ -19315,7 +25329,7 @@
       </w:rPr>
     </w:lvl>
   </w:abstractNum>
-  <w:abstractNum w:abstractNumId="5" w15:restartNumberingAfterBreak="0">
+  <w:abstractNum w:abstractNumId="8" w15:restartNumberingAfterBreak="0">
     <w:nsid w:val="3E6D10C1"/>
     <w:multiLevelType w:val="multilevel"/>
     <w:tmpl w:val="E1C838C0"/>
@@ -19464,7 +25478,7 @@
       </w:rPr>
     </w:lvl>
   </w:abstractNum>
-  <w:abstractNum w:abstractNumId="6" w15:restartNumberingAfterBreak="0">
+  <w:abstractNum w:abstractNumId="9" w15:restartNumberingAfterBreak="0">
     <w:nsid w:val="42FE5633"/>
     <w:multiLevelType w:val="multilevel"/>
     <w:tmpl w:val="746CB7DC"/>
@@ -19613,7 +25627,7 @@
       </w:rPr>
     </w:lvl>
   </w:abstractNum>
-  <w:abstractNum w:abstractNumId="7" w15:restartNumberingAfterBreak="0">
+  <w:abstractNum w:abstractNumId="10" w15:restartNumberingAfterBreak="0">
     <w:nsid w:val="45441731"/>
     <w:multiLevelType w:val="multilevel"/>
     <w:tmpl w:val="B992B988"/>
@@ -19762,7 +25776,7 @@
       </w:rPr>
     </w:lvl>
   </w:abstractNum>
-  <w:abstractNum w:abstractNumId="8" w15:restartNumberingAfterBreak="0">
+  <w:abstractNum w:abstractNumId="11" w15:restartNumberingAfterBreak="0">
     <w:nsid w:val="489B1521"/>
     <w:multiLevelType w:val="multilevel"/>
     <w:tmpl w:val="AA08722C"/>
@@ -19911,7 +25925,156 @@
       </w:rPr>
     </w:lvl>
   </w:abstractNum>
-  <w:abstractNum w:abstractNumId="9" w15:restartNumberingAfterBreak="0">
+  <w:abstractNum w:abstractNumId="12" w15:restartNumberingAfterBreak="0">
+    <w:nsid w:val="4BC63560"/>
+    <w:multiLevelType w:val="multilevel"/>
+    <w:tmpl w:val="C3E6F0E2"/>
+    <w:lvl w:ilvl="0">
+      <w:start w:val="1"/>
+      <w:numFmt w:val="bullet"/>
+      <w:lvlText w:val=""/>
+      <w:lvlJc w:val="left"/>
+      <w:pPr>
+        <w:tabs>
+          <w:tab w:val="num" w:pos="720"/>
+        </w:tabs>
+        <w:ind w:left="720" w:hanging="360"/>
+      </w:pPr>
+      <w:rPr>
+        <w:rFonts w:ascii="Symbol" w:hAnsi="Symbol" w:hint="default"/>
+        <w:sz w:val="20"/>
+      </w:rPr>
+    </w:lvl>
+    <w:lvl w:ilvl="1" w:tentative="1">
+      <w:start w:val="1"/>
+      <w:numFmt w:val="bullet"/>
+      <w:lvlText w:val="o"/>
+      <w:lvlJc w:val="left"/>
+      <w:pPr>
+        <w:tabs>
+          <w:tab w:val="num" w:pos="1440"/>
+        </w:tabs>
+        <w:ind w:left="1440" w:hanging="360"/>
+      </w:pPr>
+      <w:rPr>
+        <w:rFonts w:ascii="Courier New" w:hAnsi="Courier New" w:hint="default"/>
+        <w:sz w:val="20"/>
+      </w:rPr>
+    </w:lvl>
+    <w:lvl w:ilvl="2" w:tentative="1">
+      <w:start w:val="1"/>
+      <w:numFmt w:val="bullet"/>
+      <w:lvlText w:val=""/>
+      <w:lvlJc w:val="left"/>
+      <w:pPr>
+        <w:tabs>
+          <w:tab w:val="num" w:pos="2160"/>
+        </w:tabs>
+        <w:ind w:left="2160" w:hanging="360"/>
+      </w:pPr>
+      <w:rPr>
+        <w:rFonts w:ascii="Wingdings" w:hAnsi="Wingdings" w:hint="default"/>
+        <w:sz w:val="20"/>
+      </w:rPr>
+    </w:lvl>
+    <w:lvl w:ilvl="3" w:tentative="1">
+      <w:start w:val="1"/>
+      <w:numFmt w:val="bullet"/>
+      <w:lvlText w:val=""/>
+      <w:lvlJc w:val="left"/>
+      <w:pPr>
+        <w:tabs>
+          <w:tab w:val="num" w:pos="2880"/>
+        </w:tabs>
+        <w:ind w:left="2880" w:hanging="360"/>
+      </w:pPr>
+      <w:rPr>
+        <w:rFonts w:ascii="Wingdings" w:hAnsi="Wingdings" w:hint="default"/>
+        <w:sz w:val="20"/>
+      </w:rPr>
+    </w:lvl>
+    <w:lvl w:ilvl="4" w:tentative="1">
+      <w:start w:val="1"/>
+      <w:numFmt w:val="bullet"/>
+      <w:lvlText w:val=""/>
+      <w:lvlJc w:val="left"/>
+      <w:pPr>
+        <w:tabs>
+          <w:tab w:val="num" w:pos="3600"/>
+        </w:tabs>
+        <w:ind w:left="3600" w:hanging="360"/>
+      </w:pPr>
+      <w:rPr>
+        <w:rFonts w:ascii="Wingdings" w:hAnsi="Wingdings" w:hint="default"/>
+        <w:sz w:val="20"/>
+      </w:rPr>
+    </w:lvl>
+    <w:lvl w:ilvl="5" w:tentative="1">
+      <w:start w:val="1"/>
+      <w:numFmt w:val="bullet"/>
+      <w:lvlText w:val=""/>
+      <w:lvlJc w:val="left"/>
+      <w:pPr>
+        <w:tabs>
+          <w:tab w:val="num" w:pos="4320"/>
+        </w:tabs>
+        <w:ind w:left="4320" w:hanging="360"/>
+      </w:pPr>
+      <w:rPr>
+        <w:rFonts w:ascii="Wingdings" w:hAnsi="Wingdings" w:hint="default"/>
+        <w:sz w:val="20"/>
+      </w:rPr>
+    </w:lvl>
+    <w:lvl w:ilvl="6" w:tentative="1">
+      <w:start w:val="1"/>
+      <w:numFmt w:val="bullet"/>
+      <w:lvlText w:val=""/>
+      <w:lvlJc w:val="left"/>
+      <w:pPr>
+        <w:tabs>
+          <w:tab w:val="num" w:pos="5040"/>
+        </w:tabs>
+        <w:ind w:left="5040" w:hanging="360"/>
+      </w:pPr>
+      <w:rPr>
+        <w:rFonts w:ascii="Wingdings" w:hAnsi="Wingdings" w:hint="default"/>
+        <w:sz w:val="20"/>
+      </w:rPr>
+    </w:lvl>
+    <w:lvl w:ilvl="7" w:tentative="1">
+      <w:start w:val="1"/>
+      <w:numFmt w:val="bullet"/>
+      <w:lvlText w:val=""/>
+      <w:lvlJc w:val="left"/>
+      <w:pPr>
+        <w:tabs>
+          <w:tab w:val="num" w:pos="5760"/>
+        </w:tabs>
+        <w:ind w:left="5760" w:hanging="360"/>
+      </w:pPr>
+      <w:rPr>
+        <w:rFonts w:ascii="Wingdings" w:hAnsi="Wingdings" w:hint="default"/>
+        <w:sz w:val="20"/>
+      </w:rPr>
+    </w:lvl>
+    <w:lvl w:ilvl="8" w:tentative="1">
+      <w:start w:val="1"/>
+      <w:numFmt w:val="bullet"/>
+      <w:lvlText w:val=""/>
+      <w:lvlJc w:val="left"/>
+      <w:pPr>
+        <w:tabs>
+          <w:tab w:val="num" w:pos="6480"/>
+        </w:tabs>
+        <w:ind w:left="6480" w:hanging="360"/>
+      </w:pPr>
+      <w:rPr>
+        <w:rFonts w:ascii="Wingdings" w:hAnsi="Wingdings" w:hint="default"/>
+        <w:sz w:val="20"/>
+      </w:rPr>
+    </w:lvl>
+  </w:abstractNum>
+  <w:abstractNum w:abstractNumId="13" w15:restartNumberingAfterBreak="0">
     <w:nsid w:val="4C70248F"/>
     <w:multiLevelType w:val="multilevel"/>
     <w:tmpl w:val="91920A08"/>
@@ -20060,7 +26223,7 @@
       </w:rPr>
     </w:lvl>
   </w:abstractNum>
-  <w:abstractNum w:abstractNumId="10" w15:restartNumberingAfterBreak="0">
+  <w:abstractNum w:abstractNumId="14" w15:restartNumberingAfterBreak="0">
     <w:nsid w:val="4CFB0152"/>
     <w:multiLevelType w:val="multilevel"/>
     <w:tmpl w:val="CE261430"/>
@@ -20209,7 +26372,7 @@
       </w:rPr>
     </w:lvl>
   </w:abstractNum>
-  <w:abstractNum w:abstractNumId="11" w15:restartNumberingAfterBreak="0">
+  <w:abstractNum w:abstractNumId="15" w15:restartNumberingAfterBreak="0">
     <w:nsid w:val="4F763167"/>
     <w:multiLevelType w:val="multilevel"/>
     <w:tmpl w:val="EBC0BC68"/>
@@ -20358,7 +26521,7 @@
       </w:rPr>
     </w:lvl>
   </w:abstractNum>
-  <w:abstractNum w:abstractNumId="12" w15:restartNumberingAfterBreak="0">
+  <w:abstractNum w:abstractNumId="16" w15:restartNumberingAfterBreak="0">
     <w:nsid w:val="517C5877"/>
     <w:multiLevelType w:val="multilevel"/>
     <w:tmpl w:val="340E68BA"/>
@@ -20507,7 +26670,7 @@
       </w:rPr>
     </w:lvl>
   </w:abstractNum>
-  <w:abstractNum w:abstractNumId="13" w15:restartNumberingAfterBreak="0">
+  <w:abstractNum w:abstractNumId="17" w15:restartNumberingAfterBreak="0">
     <w:nsid w:val="56AC3E24"/>
     <w:multiLevelType w:val="multilevel"/>
     <w:tmpl w:val="462A4692"/>
@@ -20656,7 +26819,7 @@
       </w:rPr>
     </w:lvl>
   </w:abstractNum>
-  <w:abstractNum w:abstractNumId="14" w15:restartNumberingAfterBreak="0">
+  <w:abstractNum w:abstractNumId="18" w15:restartNumberingAfterBreak="0">
     <w:nsid w:val="588C3409"/>
     <w:multiLevelType w:val="multilevel"/>
     <w:tmpl w:val="0D1EB65A"/>
@@ -20805,10 +26968,159 @@
       </w:rPr>
     </w:lvl>
   </w:abstractNum>
-  <w:abstractNum w:abstractNumId="15" w15:restartNumberingAfterBreak="0">
-    <w:nsid w:val="5C77105A"/>
+  <w:abstractNum w:abstractNumId="19" w15:restartNumberingAfterBreak="0">
+    <w:nsid w:val="5A024472"/>
     <w:multiLevelType w:val="multilevel"/>
-    <w:tmpl w:val="02721E60"/>
+    <w:tmpl w:val="09A0A412"/>
+    <w:lvl w:ilvl="0">
+      <w:start w:val="1"/>
+      <w:numFmt w:val="bullet"/>
+      <w:lvlText w:val=""/>
+      <w:lvlJc w:val="left"/>
+      <w:pPr>
+        <w:tabs>
+          <w:tab w:val="num" w:pos="720"/>
+        </w:tabs>
+        <w:ind w:left="720" w:hanging="360"/>
+      </w:pPr>
+      <w:rPr>
+        <w:rFonts w:ascii="Symbol" w:hAnsi="Symbol" w:hint="default"/>
+        <w:sz w:val="20"/>
+      </w:rPr>
+    </w:lvl>
+    <w:lvl w:ilvl="1" w:tentative="1">
+      <w:start w:val="1"/>
+      <w:numFmt w:val="bullet"/>
+      <w:lvlText w:val="o"/>
+      <w:lvlJc w:val="left"/>
+      <w:pPr>
+        <w:tabs>
+          <w:tab w:val="num" w:pos="1440"/>
+        </w:tabs>
+        <w:ind w:left="1440" w:hanging="360"/>
+      </w:pPr>
+      <w:rPr>
+        <w:rFonts w:ascii="Courier New" w:hAnsi="Courier New" w:hint="default"/>
+        <w:sz w:val="20"/>
+      </w:rPr>
+    </w:lvl>
+    <w:lvl w:ilvl="2" w:tentative="1">
+      <w:start w:val="1"/>
+      <w:numFmt w:val="bullet"/>
+      <w:lvlText w:val=""/>
+      <w:lvlJc w:val="left"/>
+      <w:pPr>
+        <w:tabs>
+          <w:tab w:val="num" w:pos="2160"/>
+        </w:tabs>
+        <w:ind w:left="2160" w:hanging="360"/>
+      </w:pPr>
+      <w:rPr>
+        <w:rFonts w:ascii="Wingdings" w:hAnsi="Wingdings" w:hint="default"/>
+        <w:sz w:val="20"/>
+      </w:rPr>
+    </w:lvl>
+    <w:lvl w:ilvl="3" w:tentative="1">
+      <w:start w:val="1"/>
+      <w:numFmt w:val="bullet"/>
+      <w:lvlText w:val=""/>
+      <w:lvlJc w:val="left"/>
+      <w:pPr>
+        <w:tabs>
+          <w:tab w:val="num" w:pos="2880"/>
+        </w:tabs>
+        <w:ind w:left="2880" w:hanging="360"/>
+      </w:pPr>
+      <w:rPr>
+        <w:rFonts w:ascii="Wingdings" w:hAnsi="Wingdings" w:hint="default"/>
+        <w:sz w:val="20"/>
+      </w:rPr>
+    </w:lvl>
+    <w:lvl w:ilvl="4" w:tentative="1">
+      <w:start w:val="1"/>
+      <w:numFmt w:val="bullet"/>
+      <w:lvlText w:val=""/>
+      <w:lvlJc w:val="left"/>
+      <w:pPr>
+        <w:tabs>
+          <w:tab w:val="num" w:pos="3600"/>
+        </w:tabs>
+        <w:ind w:left="3600" w:hanging="360"/>
+      </w:pPr>
+      <w:rPr>
+        <w:rFonts w:ascii="Wingdings" w:hAnsi="Wingdings" w:hint="default"/>
+        <w:sz w:val="20"/>
+      </w:rPr>
+    </w:lvl>
+    <w:lvl w:ilvl="5" w:tentative="1">
+      <w:start w:val="1"/>
+      <w:numFmt w:val="bullet"/>
+      <w:lvlText w:val=""/>
+      <w:lvlJc w:val="left"/>
+      <w:pPr>
+        <w:tabs>
+          <w:tab w:val="num" w:pos="4320"/>
+        </w:tabs>
+        <w:ind w:left="4320" w:hanging="360"/>
+      </w:pPr>
+      <w:rPr>
+        <w:rFonts w:ascii="Wingdings" w:hAnsi="Wingdings" w:hint="default"/>
+        <w:sz w:val="20"/>
+      </w:rPr>
+    </w:lvl>
+    <w:lvl w:ilvl="6" w:tentative="1">
+      <w:start w:val="1"/>
+      <w:numFmt w:val="bullet"/>
+      <w:lvlText w:val=""/>
+      <w:lvlJc w:val="left"/>
+      <w:pPr>
+        <w:tabs>
+          <w:tab w:val="num" w:pos="5040"/>
+        </w:tabs>
+        <w:ind w:left="5040" w:hanging="360"/>
+      </w:pPr>
+      <w:rPr>
+        <w:rFonts w:ascii="Wingdings" w:hAnsi="Wingdings" w:hint="default"/>
+        <w:sz w:val="20"/>
+      </w:rPr>
+    </w:lvl>
+    <w:lvl w:ilvl="7" w:tentative="1">
+      <w:start w:val="1"/>
+      <w:numFmt w:val="bullet"/>
+      <w:lvlText w:val=""/>
+      <w:lvlJc w:val="left"/>
+      <w:pPr>
+        <w:tabs>
+          <w:tab w:val="num" w:pos="5760"/>
+        </w:tabs>
+        <w:ind w:left="5760" w:hanging="360"/>
+      </w:pPr>
+      <w:rPr>
+        <w:rFonts w:ascii="Wingdings" w:hAnsi="Wingdings" w:hint="default"/>
+        <w:sz w:val="20"/>
+      </w:rPr>
+    </w:lvl>
+    <w:lvl w:ilvl="8" w:tentative="1">
+      <w:start w:val="1"/>
+      <w:numFmt w:val="bullet"/>
+      <w:lvlText w:val=""/>
+      <w:lvlJc w:val="left"/>
+      <w:pPr>
+        <w:tabs>
+          <w:tab w:val="num" w:pos="6480"/>
+        </w:tabs>
+        <w:ind w:left="6480" w:hanging="360"/>
+      </w:pPr>
+      <w:rPr>
+        <w:rFonts w:ascii="Wingdings" w:hAnsi="Wingdings" w:hint="default"/>
+        <w:sz w:val="20"/>
+      </w:rPr>
+    </w:lvl>
+  </w:abstractNum>
+  <w:abstractNum w:abstractNumId="20" w15:restartNumberingAfterBreak="0">
+    <w:nsid w:val="5B616158"/>
+    <w:multiLevelType w:val="multilevel"/>
+    <w:tmpl w:val="815665EA"/>
     <w:lvl w:ilvl="0">
       <w:start w:val="1"/>
       <w:numFmt w:val="bullet"/>
@@ -20954,10 +27266,159 @@
       </w:rPr>
     </w:lvl>
   </w:abstractNum>
-  <w:abstractNum w:abstractNumId="16" w15:restartNumberingAfterBreak="0">
-    <w:nsid w:val="62F521E1"/>
+  <w:abstractNum w:abstractNumId="21" w15:restartNumberingAfterBreak="0">
+    <w:nsid w:val="5C77105A"/>
     <w:multiLevelType w:val="multilevel"/>
-    <w:tmpl w:val="D216216A"/>
+    <w:tmpl w:val="02721E60"/>
+    <w:lvl w:ilvl="0">
+      <w:start w:val="1"/>
+      <w:numFmt w:val="bullet"/>
+      <w:lvlText w:val=""/>
+      <w:lvlJc w:val="left"/>
+      <w:pPr>
+        <w:tabs>
+          <w:tab w:val="num" w:pos="720"/>
+        </w:tabs>
+        <w:ind w:left="720" w:hanging="360"/>
+      </w:pPr>
+      <w:rPr>
+        <w:rFonts w:ascii="Symbol" w:hAnsi="Symbol" w:hint="default"/>
+        <w:sz w:val="20"/>
+      </w:rPr>
+    </w:lvl>
+    <w:lvl w:ilvl="1">
+      <w:start w:val="1"/>
+      <w:numFmt w:val="bullet"/>
+      <w:lvlText w:val="o"/>
+      <w:lvlJc w:val="left"/>
+      <w:pPr>
+        <w:tabs>
+          <w:tab w:val="num" w:pos="1440"/>
+        </w:tabs>
+        <w:ind w:left="1440" w:hanging="360"/>
+      </w:pPr>
+      <w:rPr>
+        <w:rFonts w:ascii="Courier New" w:hAnsi="Courier New" w:hint="default"/>
+        <w:sz w:val="20"/>
+      </w:rPr>
+    </w:lvl>
+    <w:lvl w:ilvl="2" w:tentative="1">
+      <w:start w:val="1"/>
+      <w:numFmt w:val="bullet"/>
+      <w:lvlText w:val=""/>
+      <w:lvlJc w:val="left"/>
+      <w:pPr>
+        <w:tabs>
+          <w:tab w:val="num" w:pos="2160"/>
+        </w:tabs>
+        <w:ind w:left="2160" w:hanging="360"/>
+      </w:pPr>
+      <w:rPr>
+        <w:rFonts w:ascii="Wingdings" w:hAnsi="Wingdings" w:hint="default"/>
+        <w:sz w:val="20"/>
+      </w:rPr>
+    </w:lvl>
+    <w:lvl w:ilvl="3" w:tentative="1">
+      <w:start w:val="1"/>
+      <w:numFmt w:val="bullet"/>
+      <w:lvlText w:val=""/>
+      <w:lvlJc w:val="left"/>
+      <w:pPr>
+        <w:tabs>
+          <w:tab w:val="num" w:pos="2880"/>
+        </w:tabs>
+        <w:ind w:left="2880" w:hanging="360"/>
+      </w:pPr>
+      <w:rPr>
+        <w:rFonts w:ascii="Wingdings" w:hAnsi="Wingdings" w:hint="default"/>
+        <w:sz w:val="20"/>
+      </w:rPr>
+    </w:lvl>
+    <w:lvl w:ilvl="4" w:tentative="1">
+      <w:start w:val="1"/>
+      <w:numFmt w:val="bullet"/>
+      <w:lvlText w:val=""/>
+      <w:lvlJc w:val="left"/>
+      <w:pPr>
+        <w:tabs>
+          <w:tab w:val="num" w:pos="3600"/>
+        </w:tabs>
+        <w:ind w:left="3600" w:hanging="360"/>
+      </w:pPr>
+      <w:rPr>
+        <w:rFonts w:ascii="Wingdings" w:hAnsi="Wingdings" w:hint="default"/>
+        <w:sz w:val="20"/>
+      </w:rPr>
+    </w:lvl>
+    <w:lvl w:ilvl="5" w:tentative="1">
+      <w:start w:val="1"/>
+      <w:numFmt w:val="bullet"/>
+      <w:lvlText w:val=""/>
+      <w:lvlJc w:val="left"/>
+      <w:pPr>
+        <w:tabs>
+          <w:tab w:val="num" w:pos="4320"/>
+        </w:tabs>
+        <w:ind w:left="4320" w:hanging="360"/>
+      </w:pPr>
+      <w:rPr>
+        <w:rFonts w:ascii="Wingdings" w:hAnsi="Wingdings" w:hint="default"/>
+        <w:sz w:val="20"/>
+      </w:rPr>
+    </w:lvl>
+    <w:lvl w:ilvl="6" w:tentative="1">
+      <w:start w:val="1"/>
+      <w:numFmt w:val="bullet"/>
+      <w:lvlText w:val=""/>
+      <w:lvlJc w:val="left"/>
+      <w:pPr>
+        <w:tabs>
+          <w:tab w:val="num" w:pos="5040"/>
+        </w:tabs>
+        <w:ind w:left="5040" w:hanging="360"/>
+      </w:pPr>
+      <w:rPr>
+        <w:rFonts w:ascii="Wingdings" w:hAnsi="Wingdings" w:hint="default"/>
+        <w:sz w:val="20"/>
+      </w:rPr>
+    </w:lvl>
+    <w:lvl w:ilvl="7" w:tentative="1">
+      <w:start w:val="1"/>
+      <w:numFmt w:val="bullet"/>
+      <w:lvlText w:val=""/>
+      <w:lvlJc w:val="left"/>
+      <w:pPr>
+        <w:tabs>
+          <w:tab w:val="num" w:pos="5760"/>
+        </w:tabs>
+        <w:ind w:left="5760" w:hanging="360"/>
+      </w:pPr>
+      <w:rPr>
+        <w:rFonts w:ascii="Wingdings" w:hAnsi="Wingdings" w:hint="default"/>
+        <w:sz w:val="20"/>
+      </w:rPr>
+    </w:lvl>
+    <w:lvl w:ilvl="8" w:tentative="1">
+      <w:start w:val="1"/>
+      <w:numFmt w:val="bullet"/>
+      <w:lvlText w:val=""/>
+      <w:lvlJc w:val="left"/>
+      <w:pPr>
+        <w:tabs>
+          <w:tab w:val="num" w:pos="6480"/>
+        </w:tabs>
+        <w:ind w:left="6480" w:hanging="360"/>
+      </w:pPr>
+      <w:rPr>
+        <w:rFonts w:ascii="Wingdings" w:hAnsi="Wingdings" w:hint="default"/>
+        <w:sz w:val="20"/>
+      </w:rPr>
+    </w:lvl>
+  </w:abstractNum>
+  <w:abstractNum w:abstractNumId="22" w15:restartNumberingAfterBreak="0">
+    <w:nsid w:val="61A9697F"/>
+    <w:multiLevelType w:val="multilevel"/>
+    <w:tmpl w:val="E54C5240"/>
     <w:lvl w:ilvl="0">
       <w:start w:val="1"/>
       <w:numFmt w:val="bullet"/>
@@ -21103,10 +27564,10 @@
       </w:rPr>
     </w:lvl>
   </w:abstractNum>
-  <w:abstractNum w:abstractNumId="17" w15:restartNumberingAfterBreak="0">
-    <w:nsid w:val="640E4BF4"/>
+  <w:abstractNum w:abstractNumId="23" w15:restartNumberingAfterBreak="0">
+    <w:nsid w:val="62F521E1"/>
     <w:multiLevelType w:val="multilevel"/>
-    <w:tmpl w:val="4E7A05AC"/>
+    <w:tmpl w:val="D216216A"/>
     <w:lvl w:ilvl="0">
       <w:start w:val="1"/>
       <w:numFmt w:val="bullet"/>
@@ -21252,10 +27713,10 @@
       </w:rPr>
     </w:lvl>
   </w:abstractNum>
-  <w:abstractNum w:abstractNumId="18" w15:restartNumberingAfterBreak="0">
-    <w:nsid w:val="66EF2B78"/>
+  <w:abstractNum w:abstractNumId="24" w15:restartNumberingAfterBreak="0">
+    <w:nsid w:val="640E4BF4"/>
     <w:multiLevelType w:val="multilevel"/>
-    <w:tmpl w:val="AF003A7E"/>
+    <w:tmpl w:val="4E7A05AC"/>
     <w:lvl w:ilvl="0">
       <w:start w:val="1"/>
       <w:numFmt w:val="bullet"/>
@@ -21401,7 +27862,156 @@
       </w:rPr>
     </w:lvl>
   </w:abstractNum>
-  <w:abstractNum w:abstractNumId="19" w15:restartNumberingAfterBreak="0">
+  <w:abstractNum w:abstractNumId="25" w15:restartNumberingAfterBreak="0">
+    <w:nsid w:val="66EF2B78"/>
+    <w:multiLevelType w:val="multilevel"/>
+    <w:tmpl w:val="AF003A7E"/>
+    <w:lvl w:ilvl="0">
+      <w:start w:val="1"/>
+      <w:numFmt w:val="bullet"/>
+      <w:lvlText w:val=""/>
+      <w:lvlJc w:val="left"/>
+      <w:pPr>
+        <w:tabs>
+          <w:tab w:val="num" w:pos="720"/>
+        </w:tabs>
+        <w:ind w:left="720" w:hanging="360"/>
+      </w:pPr>
+      <w:rPr>
+        <w:rFonts w:ascii="Symbol" w:hAnsi="Symbol" w:hint="default"/>
+        <w:sz w:val="20"/>
+      </w:rPr>
+    </w:lvl>
+    <w:lvl w:ilvl="1" w:tentative="1">
+      <w:start w:val="1"/>
+      <w:numFmt w:val="bullet"/>
+      <w:lvlText w:val="o"/>
+      <w:lvlJc w:val="left"/>
+      <w:pPr>
+        <w:tabs>
+          <w:tab w:val="num" w:pos="1440"/>
+        </w:tabs>
+        <w:ind w:left="1440" w:hanging="360"/>
+      </w:pPr>
+      <w:rPr>
+        <w:rFonts w:ascii="Courier New" w:hAnsi="Courier New" w:hint="default"/>
+        <w:sz w:val="20"/>
+      </w:rPr>
+    </w:lvl>
+    <w:lvl w:ilvl="2" w:tentative="1">
+      <w:start w:val="1"/>
+      <w:numFmt w:val="bullet"/>
+      <w:lvlText w:val=""/>
+      <w:lvlJc w:val="left"/>
+      <w:pPr>
+        <w:tabs>
+          <w:tab w:val="num" w:pos="2160"/>
+        </w:tabs>
+        <w:ind w:left="2160" w:hanging="360"/>
+      </w:pPr>
+      <w:rPr>
+        <w:rFonts w:ascii="Wingdings" w:hAnsi="Wingdings" w:hint="default"/>
+        <w:sz w:val="20"/>
+      </w:rPr>
+    </w:lvl>
+    <w:lvl w:ilvl="3" w:tentative="1">
+      <w:start w:val="1"/>
+      <w:numFmt w:val="bullet"/>
+      <w:lvlText w:val=""/>
+      <w:lvlJc w:val="left"/>
+      <w:pPr>
+        <w:tabs>
+          <w:tab w:val="num" w:pos="2880"/>
+        </w:tabs>
+        <w:ind w:left="2880" w:hanging="360"/>
+      </w:pPr>
+      <w:rPr>
+        <w:rFonts w:ascii="Wingdings" w:hAnsi="Wingdings" w:hint="default"/>
+        <w:sz w:val="20"/>
+      </w:rPr>
+    </w:lvl>
+    <w:lvl w:ilvl="4" w:tentative="1">
+      <w:start w:val="1"/>
+      <w:numFmt w:val="bullet"/>
+      <w:lvlText w:val=""/>
+      <w:lvlJc w:val="left"/>
+      <w:pPr>
+        <w:tabs>
+          <w:tab w:val="num" w:pos="3600"/>
+        </w:tabs>
+        <w:ind w:left="3600" w:hanging="360"/>
+      </w:pPr>
+      <w:rPr>
+        <w:rFonts w:ascii="Wingdings" w:hAnsi="Wingdings" w:hint="default"/>
+        <w:sz w:val="20"/>
+      </w:rPr>
+    </w:lvl>
+    <w:lvl w:ilvl="5" w:tentative="1">
+      <w:start w:val="1"/>
+      <w:numFmt w:val="bullet"/>
+      <w:lvlText w:val=""/>
+      <w:lvlJc w:val="left"/>
+      <w:pPr>
+        <w:tabs>
+          <w:tab w:val="num" w:pos="4320"/>
+        </w:tabs>
+        <w:ind w:left="4320" w:hanging="360"/>
+      </w:pPr>
+      <w:rPr>
+        <w:rFonts w:ascii="Wingdings" w:hAnsi="Wingdings" w:hint="default"/>
+        <w:sz w:val="20"/>
+      </w:rPr>
+    </w:lvl>
+    <w:lvl w:ilvl="6" w:tentative="1">
+      <w:start w:val="1"/>
+      <w:numFmt w:val="bullet"/>
+      <w:lvlText w:val=""/>
+      <w:lvlJc w:val="left"/>
+      <w:pPr>
+        <w:tabs>
+          <w:tab w:val="num" w:pos="5040"/>
+        </w:tabs>
+        <w:ind w:left="5040" w:hanging="360"/>
+      </w:pPr>
+      <w:rPr>
+        <w:rFonts w:ascii="Wingdings" w:hAnsi="Wingdings" w:hint="default"/>
+        <w:sz w:val="20"/>
+      </w:rPr>
+    </w:lvl>
+    <w:lvl w:ilvl="7" w:tentative="1">
+      <w:start w:val="1"/>
+      <w:numFmt w:val="bullet"/>
+      <w:lvlText w:val=""/>
+      <w:lvlJc w:val="left"/>
+      <w:pPr>
+        <w:tabs>
+          <w:tab w:val="num" w:pos="5760"/>
+        </w:tabs>
+        <w:ind w:left="5760" w:hanging="360"/>
+      </w:pPr>
+      <w:rPr>
+        <w:rFonts w:ascii="Wingdings" w:hAnsi="Wingdings" w:hint="default"/>
+        <w:sz w:val="20"/>
+      </w:rPr>
+    </w:lvl>
+    <w:lvl w:ilvl="8" w:tentative="1">
+      <w:start w:val="1"/>
+      <w:numFmt w:val="bullet"/>
+      <w:lvlText w:val=""/>
+      <w:lvlJc w:val="left"/>
+      <w:pPr>
+        <w:tabs>
+          <w:tab w:val="num" w:pos="6480"/>
+        </w:tabs>
+        <w:ind w:left="6480" w:hanging="360"/>
+      </w:pPr>
+      <w:rPr>
+        <w:rFonts w:ascii="Wingdings" w:hAnsi="Wingdings" w:hint="default"/>
+        <w:sz w:val="20"/>
+      </w:rPr>
+    </w:lvl>
+  </w:abstractNum>
+  <w:abstractNum w:abstractNumId="26" w15:restartNumberingAfterBreak="0">
     <w:nsid w:val="75A04A66"/>
     <w:multiLevelType w:val="multilevel"/>
     <w:tmpl w:val="CDA82D6A"/>
@@ -21550,7 +28160,7 @@
       </w:rPr>
     </w:lvl>
   </w:abstractNum>
-  <w:abstractNum w:abstractNumId="20" w15:restartNumberingAfterBreak="0">
+  <w:abstractNum w:abstractNumId="27" w15:restartNumberingAfterBreak="0">
     <w:nsid w:val="764E552D"/>
     <w:multiLevelType w:val="multilevel"/>
     <w:tmpl w:val="E8802790"/>
@@ -21699,10 +28309,10 @@
       </w:rPr>
     </w:lvl>
   </w:abstractNum>
-  <w:abstractNum w:abstractNumId="21" w15:restartNumberingAfterBreak="0">
-    <w:nsid w:val="7D3C4D37"/>
+  <w:abstractNum w:abstractNumId="28" w15:restartNumberingAfterBreak="0">
+    <w:nsid w:val="78511FDB"/>
     <w:multiLevelType w:val="multilevel"/>
-    <w:tmpl w:val="EB0CF42E"/>
+    <w:tmpl w:val="AAEA6FC6"/>
     <w:lvl w:ilvl="0">
       <w:start w:val="1"/>
       <w:numFmt w:val="bullet"/>
@@ -21848,10 +28458,10 @@
       </w:rPr>
     </w:lvl>
   </w:abstractNum>
-  <w:abstractNum w:abstractNumId="22" w15:restartNumberingAfterBreak="0">
-    <w:nsid w:val="7F746B15"/>
+  <w:abstractNum w:abstractNumId="29" w15:restartNumberingAfterBreak="0">
+    <w:nsid w:val="7D3C4D37"/>
     <w:multiLevelType w:val="multilevel"/>
-    <w:tmpl w:val="97CE43A8"/>
+    <w:tmpl w:val="EB0CF42E"/>
     <w:lvl w:ilvl="0">
       <w:start w:val="1"/>
       <w:numFmt w:val="bullet"/>
@@ -21997,74 +28607,247 @@
       </w:rPr>
     </w:lvl>
   </w:abstractNum>
+  <w:abstractNum w:abstractNumId="30" w15:restartNumberingAfterBreak="0">
+    <w:nsid w:val="7F746B15"/>
+    <w:multiLevelType w:val="multilevel"/>
+    <w:tmpl w:val="97CE43A8"/>
+    <w:lvl w:ilvl="0">
+      <w:start w:val="1"/>
+      <w:numFmt w:val="bullet"/>
+      <w:lvlText w:val=""/>
+      <w:lvlJc w:val="left"/>
+      <w:pPr>
+        <w:tabs>
+          <w:tab w:val="num" w:pos="720"/>
+        </w:tabs>
+        <w:ind w:left="720" w:hanging="360"/>
+      </w:pPr>
+      <w:rPr>
+        <w:rFonts w:ascii="Symbol" w:hAnsi="Symbol" w:hint="default"/>
+        <w:sz w:val="20"/>
+      </w:rPr>
+    </w:lvl>
+    <w:lvl w:ilvl="1" w:tentative="1">
+      <w:start w:val="1"/>
+      <w:numFmt w:val="bullet"/>
+      <w:lvlText w:val="o"/>
+      <w:lvlJc w:val="left"/>
+      <w:pPr>
+        <w:tabs>
+          <w:tab w:val="num" w:pos="1440"/>
+        </w:tabs>
+        <w:ind w:left="1440" w:hanging="360"/>
+      </w:pPr>
+      <w:rPr>
+        <w:rFonts w:ascii="Courier New" w:hAnsi="Courier New" w:hint="default"/>
+        <w:sz w:val="20"/>
+      </w:rPr>
+    </w:lvl>
+    <w:lvl w:ilvl="2" w:tentative="1">
+      <w:start w:val="1"/>
+      <w:numFmt w:val="bullet"/>
+      <w:lvlText w:val=""/>
+      <w:lvlJc w:val="left"/>
+      <w:pPr>
+        <w:tabs>
+          <w:tab w:val="num" w:pos="2160"/>
+        </w:tabs>
+        <w:ind w:left="2160" w:hanging="360"/>
+      </w:pPr>
+      <w:rPr>
+        <w:rFonts w:ascii="Wingdings" w:hAnsi="Wingdings" w:hint="default"/>
+        <w:sz w:val="20"/>
+      </w:rPr>
+    </w:lvl>
+    <w:lvl w:ilvl="3" w:tentative="1">
+      <w:start w:val="1"/>
+      <w:numFmt w:val="bullet"/>
+      <w:lvlText w:val=""/>
+      <w:lvlJc w:val="left"/>
+      <w:pPr>
+        <w:tabs>
+          <w:tab w:val="num" w:pos="2880"/>
+        </w:tabs>
+        <w:ind w:left="2880" w:hanging="360"/>
+      </w:pPr>
+      <w:rPr>
+        <w:rFonts w:ascii="Wingdings" w:hAnsi="Wingdings" w:hint="default"/>
+        <w:sz w:val="20"/>
+      </w:rPr>
+    </w:lvl>
+    <w:lvl w:ilvl="4" w:tentative="1">
+      <w:start w:val="1"/>
+      <w:numFmt w:val="bullet"/>
+      <w:lvlText w:val=""/>
+      <w:lvlJc w:val="left"/>
+      <w:pPr>
+        <w:tabs>
+          <w:tab w:val="num" w:pos="3600"/>
+        </w:tabs>
+        <w:ind w:left="3600" w:hanging="360"/>
+      </w:pPr>
+      <w:rPr>
+        <w:rFonts w:ascii="Wingdings" w:hAnsi="Wingdings" w:hint="default"/>
+        <w:sz w:val="20"/>
+      </w:rPr>
+    </w:lvl>
+    <w:lvl w:ilvl="5" w:tentative="1">
+      <w:start w:val="1"/>
+      <w:numFmt w:val="bullet"/>
+      <w:lvlText w:val=""/>
+      <w:lvlJc w:val="left"/>
+      <w:pPr>
+        <w:tabs>
+          <w:tab w:val="num" w:pos="4320"/>
+        </w:tabs>
+        <w:ind w:left="4320" w:hanging="360"/>
+      </w:pPr>
+      <w:rPr>
+        <w:rFonts w:ascii="Wingdings" w:hAnsi="Wingdings" w:hint="default"/>
+        <w:sz w:val="20"/>
+      </w:rPr>
+    </w:lvl>
+    <w:lvl w:ilvl="6" w:tentative="1">
+      <w:start w:val="1"/>
+      <w:numFmt w:val="bullet"/>
+      <w:lvlText w:val=""/>
+      <w:lvlJc w:val="left"/>
+      <w:pPr>
+        <w:tabs>
+          <w:tab w:val="num" w:pos="5040"/>
+        </w:tabs>
+        <w:ind w:left="5040" w:hanging="360"/>
+      </w:pPr>
+      <w:rPr>
+        <w:rFonts w:ascii="Wingdings" w:hAnsi="Wingdings" w:hint="default"/>
+        <w:sz w:val="20"/>
+      </w:rPr>
+    </w:lvl>
+    <w:lvl w:ilvl="7" w:tentative="1">
+      <w:start w:val="1"/>
+      <w:numFmt w:val="bullet"/>
+      <w:lvlText w:val=""/>
+      <w:lvlJc w:val="left"/>
+      <w:pPr>
+        <w:tabs>
+          <w:tab w:val="num" w:pos="5760"/>
+        </w:tabs>
+        <w:ind w:left="5760" w:hanging="360"/>
+      </w:pPr>
+      <w:rPr>
+        <w:rFonts w:ascii="Wingdings" w:hAnsi="Wingdings" w:hint="default"/>
+        <w:sz w:val="20"/>
+      </w:rPr>
+    </w:lvl>
+    <w:lvl w:ilvl="8" w:tentative="1">
+      <w:start w:val="1"/>
+      <w:numFmt w:val="bullet"/>
+      <w:lvlText w:val=""/>
+      <w:lvlJc w:val="left"/>
+      <w:pPr>
+        <w:tabs>
+          <w:tab w:val="num" w:pos="6480"/>
+        </w:tabs>
+        <w:ind w:left="6480" w:hanging="360"/>
+      </w:pPr>
+      <w:rPr>
+        <w:rFonts w:ascii="Wingdings" w:hAnsi="Wingdings" w:hint="default"/>
+        <w:sz w:val="20"/>
+      </w:rPr>
+    </w:lvl>
+  </w:abstractNum>
   <w:num w:numId="1" w16cid:durableId="403912303">
+    <w:abstractNumId w:val="13"/>
+  </w:num>
+  <w:num w:numId="2" w16cid:durableId="1398936693">
+    <w:abstractNumId w:val="4"/>
+  </w:num>
+  <w:num w:numId="3" w16cid:durableId="1192180781">
+    <w:abstractNumId w:val="26"/>
+  </w:num>
+  <w:num w:numId="4" w16cid:durableId="1459034314">
+    <w:abstractNumId w:val="21"/>
+  </w:num>
+  <w:num w:numId="5" w16cid:durableId="700667112">
+    <w:abstractNumId w:val="7"/>
+  </w:num>
+  <w:num w:numId="6" w16cid:durableId="744226974">
+    <w:abstractNumId w:val="25"/>
+  </w:num>
+  <w:num w:numId="7" w16cid:durableId="1888251032">
+    <w:abstractNumId w:val="17"/>
+  </w:num>
+  <w:num w:numId="8" w16cid:durableId="1098523865">
+    <w:abstractNumId w:val="15"/>
+  </w:num>
+  <w:num w:numId="9" w16cid:durableId="652107022">
+    <w:abstractNumId w:val="18"/>
+  </w:num>
+  <w:num w:numId="10" w16cid:durableId="394861097">
+    <w:abstractNumId w:val="6"/>
+  </w:num>
+  <w:num w:numId="11" w16cid:durableId="1589853304">
+    <w:abstractNumId w:val="14"/>
+  </w:num>
+  <w:num w:numId="12" w16cid:durableId="1874686188">
+    <w:abstractNumId w:val="30"/>
+  </w:num>
+  <w:num w:numId="13" w16cid:durableId="22944016">
+    <w:abstractNumId w:val="16"/>
+  </w:num>
+  <w:num w:numId="14" w16cid:durableId="1115443333">
+    <w:abstractNumId w:val="3"/>
+  </w:num>
+  <w:num w:numId="15" w16cid:durableId="1331255543">
+    <w:abstractNumId w:val="8"/>
+  </w:num>
+  <w:num w:numId="16" w16cid:durableId="322273259">
+    <w:abstractNumId w:val="10"/>
+  </w:num>
+  <w:num w:numId="17" w16cid:durableId="2006395788">
+    <w:abstractNumId w:val="5"/>
+  </w:num>
+  <w:num w:numId="18" w16cid:durableId="428307440">
+    <w:abstractNumId w:val="23"/>
+  </w:num>
+  <w:num w:numId="19" w16cid:durableId="527108621">
+    <w:abstractNumId w:val="29"/>
+  </w:num>
+  <w:num w:numId="20" w16cid:durableId="1375042627">
+    <w:abstractNumId w:val="11"/>
+  </w:num>
+  <w:num w:numId="21" w16cid:durableId="140391275">
+    <w:abstractNumId w:val="27"/>
+  </w:num>
+  <w:num w:numId="22" w16cid:durableId="21366185">
     <w:abstractNumId w:val="9"/>
   </w:num>
-  <w:num w:numId="2" w16cid:durableId="1398936693">
+  <w:num w:numId="23" w16cid:durableId="2096169140">
+    <w:abstractNumId w:val="24"/>
+  </w:num>
+  <w:num w:numId="24" w16cid:durableId="1797487477">
+    <w:abstractNumId w:val="12"/>
+  </w:num>
+  <w:num w:numId="25" w16cid:durableId="124859123">
+    <w:abstractNumId w:val="0"/>
+  </w:num>
+  <w:num w:numId="26" w16cid:durableId="1506826079">
+    <w:abstractNumId w:val="19"/>
+  </w:num>
+  <w:num w:numId="27" w16cid:durableId="1268274824">
+    <w:abstractNumId w:val="2"/>
+  </w:num>
+  <w:num w:numId="28" w16cid:durableId="1990134694">
+    <w:abstractNumId w:val="22"/>
+  </w:num>
+  <w:num w:numId="29" w16cid:durableId="393620612">
     <w:abstractNumId w:val="1"/>
   </w:num>
-  <w:num w:numId="3" w16cid:durableId="1192180781">
-    <w:abstractNumId w:val="19"/>
+  <w:num w:numId="30" w16cid:durableId="1014189873">
+    <w:abstractNumId w:val="28"/>
   </w:num>
-  <w:num w:numId="4" w16cid:durableId="1459034314">
-    <w:abstractNumId w:val="15"/>
-  </w:num>
-  <w:num w:numId="5" w16cid:durableId="700667112">
-    <w:abstractNumId w:val="4"/>
-  </w:num>
-  <w:num w:numId="6" w16cid:durableId="744226974">
-    <w:abstractNumId w:val="18"/>
-  </w:num>
-  <w:num w:numId="7" w16cid:durableId="1888251032">
-    <w:abstractNumId w:val="13"/>
-  </w:num>
-  <w:num w:numId="8" w16cid:durableId="1098523865">
-    <w:abstractNumId w:val="11"/>
-  </w:num>
-  <w:num w:numId="9" w16cid:durableId="652107022">
-    <w:abstractNumId w:val="14"/>
-  </w:num>
-  <w:num w:numId="10" w16cid:durableId="394861097">
-    <w:abstractNumId w:val="3"/>
-  </w:num>
-  <w:num w:numId="11" w16cid:durableId="1589853304">
-    <w:abstractNumId w:val="10"/>
-  </w:num>
-  <w:num w:numId="12" w16cid:durableId="1874686188">
-    <w:abstractNumId w:val="22"/>
-  </w:num>
-  <w:num w:numId="13" w16cid:durableId="22944016">
-    <w:abstractNumId w:val="12"/>
-  </w:num>
-  <w:num w:numId="14" w16cid:durableId="1115443333">
-    <w:abstractNumId w:val="0"/>
-  </w:num>
-  <w:num w:numId="15" w16cid:durableId="1331255543">
-    <w:abstractNumId w:val="5"/>
-  </w:num>
-  <w:num w:numId="16" w16cid:durableId="322273259">
-    <w:abstractNumId w:val="7"/>
-  </w:num>
-  <w:num w:numId="17" w16cid:durableId="2006395788">
-    <w:abstractNumId w:val="2"/>
-  </w:num>
-  <w:num w:numId="18" w16cid:durableId="428307440">
-    <w:abstractNumId w:val="16"/>
-  </w:num>
-  <w:num w:numId="19" w16cid:durableId="527108621">
-    <w:abstractNumId w:val="21"/>
-  </w:num>
-  <w:num w:numId="20" w16cid:durableId="1375042627">
-    <w:abstractNumId w:val="8"/>
-  </w:num>
-  <w:num w:numId="21" w16cid:durableId="140391275">
+  <w:num w:numId="31" w16cid:durableId="396443424">
     <w:abstractNumId w:val="20"/>
-  </w:num>
-  <w:num w:numId="22" w16cid:durableId="21366185">
-    <w:abstractNumId w:val="6"/>
-  </w:num>
-  <w:num w:numId="23" w16cid:durableId="2096169140">
-    <w:abstractNumId w:val="17"/>
   </w:num>
 </w:numbering>
 </file>
@@ -22986,6 +29769,29 @@
       <w:spacing w:val="5"/>
     </w:rPr>
   </w:style>
+  <w:style w:type="character" w:styleId="Hyperlink">
+    <w:name w:val="Hyperlink"/>
+    <w:basedOn w:val="DefaultParagraphFont"/>
+    <w:uiPriority w:val="99"/>
+    <w:unhideWhenUsed/>
+    <w:rsid w:val="00EA5D57"/>
+    <w:rPr>
+      <w:color w:val="0563C1" w:themeColor="hyperlink"/>
+      <w:u w:val="single"/>
+    </w:rPr>
+  </w:style>
+  <w:style w:type="character" w:styleId="UnresolvedMention">
+    <w:name w:val="Unresolved Mention"/>
+    <w:basedOn w:val="DefaultParagraphFont"/>
+    <w:uiPriority w:val="99"/>
+    <w:semiHidden/>
+    <w:unhideWhenUsed/>
+    <w:rsid w:val="00EA5D57"/>
+    <w:rPr>
+      <w:color w:val="605E5C"/>
+      <w:shd w:val="clear" w:color="auto" w:fill="E1DFDD"/>
+    </w:rPr>
+  </w:style>
 </w:styles>
 </file>
 
